--- a/ai_13/drohomyretska_olha/epic_3/epic_3_report_olha_drohomyretska.docx
+++ b/ai_13/drohomyretska_olha/epic_3/epic_3_report_olha_drohomyretska.docx
@@ -5,7 +5,6 @@
   <w:body>
     <w:p>
       <w:pPr>
-        <w:jc w:val="center"/>
         <w:rPr>
           <w:color w:val="000000"/>
         </w:rPr>
@@ -687,16 +686,7 @@
         <w:ind w:right="800"/>
       </w:pPr>
       <w:r>
-        <w:t>Цикли. Вкладені</w:t>
-      </w:r>
-      <w:r>
-        <w:rPr>
-          <w:spacing w:val="29"/>
-        </w:rPr>
-        <w:t xml:space="preserve"> </w:t>
-      </w:r>
-      <w:r>
-        <w:t>Цикли. Завершення виконання циклів. Функції. Рекурсія. Вбудовані функції. Одновимірні масиви.</w:t>
+        <w:t>Цикли. Вкладені Цикли. Завершення виконання циклів. Функції. Рекурсія. Вбудовані функції. Одновимірні масиви.</w:t>
       </w:r>
     </w:p>
     <w:p>
@@ -726,119 +716,17 @@
     </w:p>
     <w:p>
       <w:pPr>
-        <w:pStyle w:val="BodyText"/>
-        <w:spacing w:before="62" w:line="278" w:lineRule="auto"/>
-        <w:ind w:right="776"/>
-      </w:pPr>
-      <w:r>
-        <w:t>Поглибити знання про циклічні процеси в С++, вивчивши синтаксис та особливості використання циклів for, while та do while. Навчитися використовувати оператори</w:t>
-      </w:r>
-      <w:r>
-        <w:rPr>
-          <w:spacing w:val="40"/>
-        </w:rPr>
-        <w:t xml:space="preserve"> </w:t>
-      </w:r>
-      <w:r>
-        <w:t>break та continue. Ознайомитися детальніше з поняттям вкладених циклів та їх роботою. Дослідити структуру одновимірних масивів, вивчити базові алгоритми їх обробки (пошук елементів, фільтрація, сортування та обчислення статистичних показників).</w:t>
-      </w:r>
-      <w:r>
-        <w:rPr>
-          <w:spacing w:val="-3"/>
-        </w:rPr>
-        <w:t xml:space="preserve"> </w:t>
-      </w:r>
-      <w:r>
-        <w:t>Дізнатися</w:t>
-      </w:r>
-      <w:r>
-        <w:rPr>
-          <w:spacing w:val="-4"/>
-        </w:rPr>
-        <w:t xml:space="preserve"> </w:t>
-      </w:r>
-      <w:r>
-        <w:t>більше</w:t>
-      </w:r>
-      <w:r>
-        <w:rPr>
-          <w:spacing w:val="-6"/>
-        </w:rPr>
-        <w:t xml:space="preserve"> </w:t>
-      </w:r>
-      <w:r>
-        <w:t>про</w:t>
-      </w:r>
-      <w:r>
-        <w:rPr>
-          <w:spacing w:val="-2"/>
-        </w:rPr>
-        <w:t xml:space="preserve"> </w:t>
-      </w:r>
-      <w:r>
-        <w:t>основи</w:t>
-      </w:r>
-      <w:r>
-        <w:rPr>
-          <w:spacing w:val="-3"/>
-        </w:rPr>
-        <w:t xml:space="preserve"> </w:t>
-      </w:r>
-      <w:r>
-        <w:t>створення</w:t>
-      </w:r>
-      <w:r>
-        <w:rPr>
-          <w:spacing w:val="-4"/>
-        </w:rPr>
-        <w:t xml:space="preserve"> </w:t>
-      </w:r>
-      <w:r>
-        <w:t>власних</w:t>
-      </w:r>
-      <w:r>
-        <w:rPr>
-          <w:spacing w:val="-4"/>
-        </w:rPr>
-        <w:t xml:space="preserve"> </w:t>
-      </w:r>
-      <w:r>
-        <w:t>функцій</w:t>
-      </w:r>
-      <w:r>
-        <w:rPr>
-          <w:spacing w:val="-3"/>
-        </w:rPr>
-        <w:t xml:space="preserve"> </w:t>
-      </w:r>
-      <w:r>
-        <w:t>у</w:t>
-      </w:r>
-      <w:r>
-        <w:rPr>
-          <w:spacing w:val="-4"/>
-        </w:rPr>
-        <w:t xml:space="preserve"> </w:t>
-      </w:r>
-      <w:r>
-        <w:t>С++,</w:t>
-      </w:r>
-      <w:r>
-        <w:rPr>
-          <w:spacing w:val="-4"/>
-        </w:rPr>
-        <w:t xml:space="preserve"> </w:t>
-      </w:r>
-      <w:r>
-        <w:t>зрозуміти механізми передачі параметрів (за значенням та за посиланням) і повернення результатів. Ознайомитися з розширеними можливостями функцій, зокрема з концепцією рекурсії. Навчитися ефективно застосовувати готові вбудовані функції стандартної бібліотеки С++ для математичних та інших базових обчислень.</w:t>
-      </w:r>
-    </w:p>
-    <w:p>
-      <w:pPr>
-        <w:pStyle w:val="BodyText"/>
-        <w:spacing w:before="62" w:line="278" w:lineRule="auto"/>
-        <w:ind w:right="776"/>
-      </w:pPr>
+        <w:spacing w:after="200" w:line="276" w:lineRule="auto"/>
+        <w:rPr>
+          <w:lang w:val="uk-UA"/>
+        </w:rPr>
+      </w:pPr>
+      <w:r>
+        <w:rPr>
+          <w:lang w:val="uk-UA"/>
+        </w:rPr>
+        <w:t>Вивчити основні принципи використання циклів та вкладених циклів у мові програмування С++, ознайомитися зі способами керування та завершення виконання циклів, навчитися створювати й використовувати функції для розв’язування окремих задач, дослідити принципи роботи рекурсивних функцій та особливості їх застосування. Закріпити навички використання вбудованих функцій мови С++, ознайомитися з принципами оголошення, ініціалізації та опрацювання одновимірних масивів. Розвинути вміння застосовувати набуті теоретичні навички на практиці.</w:t>
+      </w:r>
     </w:p>
     <w:p>
       <w:pPr>
@@ -885,7 +773,7 @@
         <w:widowControl w:val="0"/>
         <w:numPr>
           <w:ilvl w:val="0"/>
-          <w:numId w:val="14"/>
+          <w:numId w:val="30"/>
         </w:numPr>
         <w:tabs>
           <w:tab w:val="left" w:pos="885"/>
@@ -996,7 +884,7 @@
         <w:widowControl w:val="0"/>
         <w:numPr>
           <w:ilvl w:val="0"/>
-          <w:numId w:val="14"/>
+          <w:numId w:val="30"/>
         </w:numPr>
         <w:tabs>
           <w:tab w:val="left" w:pos="885"/>
@@ -1075,7 +963,7 @@
         <w:widowControl w:val="0"/>
         <w:numPr>
           <w:ilvl w:val="0"/>
-          <w:numId w:val="14"/>
+          <w:numId w:val="30"/>
         </w:numPr>
         <w:tabs>
           <w:tab w:val="left" w:pos="885"/>
@@ -1141,7 +1029,7 @@
         <w:widowControl w:val="0"/>
         <w:numPr>
           <w:ilvl w:val="0"/>
-          <w:numId w:val="14"/>
+          <w:numId w:val="30"/>
         </w:numPr>
         <w:tabs>
           <w:tab w:val="left" w:pos="885"/>
@@ -1207,7 +1095,7 @@
         <w:widowControl w:val="0"/>
         <w:numPr>
           <w:ilvl w:val="0"/>
-          <w:numId w:val="14"/>
+          <w:numId w:val="30"/>
         </w:numPr>
         <w:tabs>
           <w:tab w:val="left" w:pos="885"/>
@@ -1331,7 +1219,7 @@
         <w:widowControl w:val="0"/>
         <w:numPr>
           <w:ilvl w:val="0"/>
-          <w:numId w:val="14"/>
+          <w:numId w:val="30"/>
         </w:numPr>
         <w:tabs>
           <w:tab w:val="left" w:pos="885"/>
@@ -1410,7 +1298,7 @@
         <w:widowControl w:val="0"/>
         <w:numPr>
           <w:ilvl w:val="0"/>
-          <w:numId w:val="14"/>
+          <w:numId w:val="30"/>
         </w:numPr>
         <w:tabs>
           <w:tab w:val="left" w:pos="885"/>
@@ -1489,15 +1377,14 @@
         <w:widowControl w:val="0"/>
         <w:numPr>
           <w:ilvl w:val="0"/>
-          <w:numId w:val="14"/>
+          <w:numId w:val="30"/>
         </w:numPr>
         <w:tabs>
           <w:tab w:val="left" w:pos="885"/>
         </w:tabs>
         <w:autoSpaceDE w:val="0"/>
         <w:autoSpaceDN w:val="0"/>
-        <w:spacing w:before="46" w:after="0" w:line="240" w:lineRule="auto"/>
-        <w:contextualSpacing w:val="0"/>
+        <w:spacing w:before="46"/>
         <w:rPr>
           <w:rFonts w:ascii="Times New Roman" w:hAnsi="Times New Roman" w:cs="Times New Roman"/>
         </w:rPr>
@@ -1583,7 +1470,7 @@
         <w:pStyle w:val="ListParagraph"/>
         <w:numPr>
           <w:ilvl w:val="0"/>
-          <w:numId w:val="25"/>
+          <w:numId w:val="14"/>
         </w:numPr>
         <w:spacing w:after="200" w:line="276" w:lineRule="auto"/>
         <w:rPr>
@@ -1608,8 +1495,13 @@
         <w:autoSpaceDE w:val="0"/>
         <w:autoSpaceDN w:val="0"/>
         <w:spacing w:before="46"/>
-        <w:ind w:left="360"/>
-      </w:pPr>
+      </w:pPr>
+      <w:r>
+        <w:rPr>
+          <w:lang w:val="uk-UA"/>
+        </w:rPr>
+        <w:t xml:space="preserve">       </w:t>
+      </w:r>
       <w:r>
         <w:rPr>
           <w:lang w:val="uk-UA"/>
@@ -1665,6 +1557,10 @@
     <w:p>
       <w:pPr>
         <w:pStyle w:val="ListParagraph"/>
+        <w:numPr>
+          <w:ilvl w:val="1"/>
+          <w:numId w:val="15"/>
+        </w:numPr>
         <w:spacing w:after="200" w:line="276" w:lineRule="auto"/>
         <w:rPr>
           <w:rFonts w:ascii="Times New Roman" w:eastAsia="Times New Roman" w:hAnsi="Times New Roman" w:cs="Times New Roman"/>
@@ -1741,7 +1637,7 @@
             <w:rFonts w:ascii="Times New Roman" w:eastAsia="Times New Roman" w:hAnsi="Times New Roman" w:cs="Times New Roman"/>
             <w:lang w:val="uk-UA"/>
           </w:rPr>
-          <w:t>https://www.youtube.com/watch?v=LYIPTmN37SU</w:t>
+          <w:t>https://acode.com.ua/urok-72-tsykl-for/</w:t>
         </w:r>
       </w:hyperlink>
     </w:p>
@@ -1771,107 +1667,23 @@
         <w:spacing w:after="200" w:line="276" w:lineRule="auto"/>
         <w:ind w:left="1440"/>
         <w:rPr>
-          <w:rFonts w:ascii="Times New Roman" w:hAnsi="Times New Roman" w:cs="Times New Roman"/>
-          <w:lang w:val="uk-UA"/>
-        </w:rPr>
-      </w:pPr>
-      <w:r>
-        <w:rPr>
           <w:rFonts w:ascii="Times New Roman" w:eastAsia="Times New Roman" w:hAnsi="Times New Roman" w:cs="Times New Roman"/>
-          <w:lang w:val="uk-UA"/>
-        </w:rPr>
-        <w:t xml:space="preserve">Опрацьовані </w:t>
-      </w:r>
-      <w:r>
-        <w:rPr>
-          <w:rFonts w:ascii="Times New Roman" w:hAnsi="Times New Roman" w:cs="Times New Roman"/>
-        </w:rPr>
-        <w:t>цикл</w:t>
-      </w:r>
-      <w:r>
-        <w:rPr>
-          <w:rFonts w:ascii="Times New Roman" w:hAnsi="Times New Roman" w:cs="Times New Roman"/>
-          <w:lang w:val="uk-UA"/>
-        </w:rPr>
-        <w:t>и</w:t>
-      </w:r>
-      <w:r>
-        <w:rPr>
-          <w:rFonts w:ascii="Times New Roman" w:hAnsi="Times New Roman" w:cs="Times New Roman"/>
-          <w:spacing w:val="-3"/>
-        </w:rPr>
-        <w:t xml:space="preserve"> </w:t>
-      </w:r>
-      <w:r>
-        <w:rPr>
-          <w:rFonts w:ascii="Times New Roman" w:hAnsi="Times New Roman" w:cs="Times New Roman"/>
-        </w:rPr>
-        <w:t>(for,</w:t>
-      </w:r>
-      <w:r>
-        <w:rPr>
-          <w:rFonts w:ascii="Times New Roman" w:hAnsi="Times New Roman" w:cs="Times New Roman"/>
-          <w:spacing w:val="-4"/>
-        </w:rPr>
-        <w:t xml:space="preserve"> </w:t>
-      </w:r>
-      <w:r>
-        <w:rPr>
-          <w:rFonts w:ascii="Times New Roman" w:hAnsi="Times New Roman" w:cs="Times New Roman"/>
-        </w:rPr>
-        <w:t>while,</w:t>
-      </w:r>
-      <w:r>
-        <w:rPr>
-          <w:rFonts w:ascii="Times New Roman" w:hAnsi="Times New Roman" w:cs="Times New Roman"/>
-          <w:spacing w:val="-4"/>
-        </w:rPr>
-        <w:t xml:space="preserve"> </w:t>
-      </w:r>
-      <w:r>
-        <w:rPr>
-          <w:rFonts w:ascii="Times New Roman" w:hAnsi="Times New Roman" w:cs="Times New Roman"/>
-        </w:rPr>
-        <w:t>do</w:t>
-      </w:r>
-      <w:r>
-        <w:rPr>
-          <w:rFonts w:ascii="Times New Roman" w:hAnsi="Times New Roman" w:cs="Times New Roman"/>
-          <w:spacing w:val="-4"/>
-        </w:rPr>
-        <w:t xml:space="preserve"> </w:t>
-      </w:r>
-      <w:r>
-        <w:rPr>
-          <w:rFonts w:ascii="Times New Roman" w:hAnsi="Times New Roman" w:cs="Times New Roman"/>
-        </w:rPr>
-        <w:t>while)</w:t>
-      </w:r>
-      <w:r>
-        <w:rPr>
-          <w:rFonts w:ascii="Times New Roman" w:hAnsi="Times New Roman" w:cs="Times New Roman"/>
-          <w:spacing w:val="-4"/>
-        </w:rPr>
-        <w:t xml:space="preserve"> </w:t>
-      </w:r>
-      <w:r>
-        <w:rPr>
-          <w:rFonts w:ascii="Times New Roman" w:hAnsi="Times New Roman" w:cs="Times New Roman"/>
-        </w:rPr>
-        <w:t>в</w:t>
-      </w:r>
-      <w:r>
-        <w:rPr>
-          <w:rFonts w:ascii="Times New Roman" w:hAnsi="Times New Roman" w:cs="Times New Roman"/>
-          <w:spacing w:val="-3"/>
-        </w:rPr>
-        <w:t xml:space="preserve"> </w:t>
-      </w:r>
-      <w:r>
-        <w:rPr>
-          <w:rFonts w:ascii="Times New Roman" w:hAnsi="Times New Roman" w:cs="Times New Roman"/>
-        </w:rPr>
-        <w:t>C++</w:t>
+          <w:lang w:val="en-US"/>
+        </w:rPr>
+      </w:pPr>
+      <w:r>
+        <w:rPr>
+          <w:rFonts w:ascii="Times New Roman" w:eastAsia="Times New Roman" w:hAnsi="Times New Roman" w:cs="Times New Roman"/>
+          <w:lang w:val="uk-UA"/>
+        </w:rPr>
+        <w:t>Поняття та призначення циклів у С++, їх основні види (</w:t>
+      </w:r>
+      <w:r>
+        <w:rPr>
+          <w:rFonts w:ascii="Times New Roman" w:eastAsia="Times New Roman" w:hAnsi="Times New Roman" w:cs="Times New Roman"/>
+          <w:lang w:val="en-US"/>
+        </w:rPr>
+        <w:t>for, while, do while)</w:t>
       </w:r>
     </w:p>
     <w:p>
@@ -1886,10 +1698,17 @@
       </w:pPr>
       <w:r>
         <w:rPr>
-          <w:rFonts w:ascii="Times New Roman" w:hAnsi="Times New Roman" w:cs="Times New Roman"/>
-          <w:lang w:val="uk-UA"/>
-        </w:rPr>
-        <w:t>Дізналася більше про роль циклів у програмуванні</w:t>
+          <w:rFonts w:ascii="Times New Roman" w:eastAsia="Times New Roman" w:hAnsi="Times New Roman" w:cs="Times New Roman"/>
+          <w:lang w:val="en-US"/>
+        </w:rPr>
+        <w:t>С</w:t>
+      </w:r>
+      <w:r>
+        <w:rPr>
+          <w:rFonts w:ascii="Times New Roman" w:eastAsia="Times New Roman" w:hAnsi="Times New Roman" w:cs="Times New Roman"/>
+          <w:lang w:val="uk-UA"/>
+        </w:rPr>
+        <w:t>интаксис, принципи роботи та особливості використання для повторення команд</w:t>
       </w:r>
     </w:p>
     <w:p>
@@ -1933,7 +1752,6 @@
         <w:rPr>
           <w:rFonts w:ascii="Times New Roman" w:eastAsia="Times New Roman" w:hAnsi="Times New Roman" w:cs="Times New Roman"/>
         </w:rPr>
-        <w:lastRenderedPageBreak/>
         <w:t xml:space="preserve">Початок опрацювання теми: </w:t>
       </w:r>
       <w:r>
@@ -1941,7 +1759,14 @@
           <w:rFonts w:ascii="Times New Roman" w:eastAsia="Times New Roman" w:hAnsi="Times New Roman" w:cs="Times New Roman"/>
           <w:lang w:val="uk-UA"/>
         </w:rPr>
-        <w:t>05.10.</w:t>
+        <w:t>06</w:t>
+      </w:r>
+      <w:r>
+        <w:rPr>
+          <w:rFonts w:ascii="Times New Roman" w:eastAsia="Times New Roman" w:hAnsi="Times New Roman" w:cs="Times New Roman"/>
+          <w:lang w:val="uk-UA"/>
+        </w:rPr>
+        <w:t>.10.</w:t>
       </w:r>
       <w:r>
         <w:rPr>
@@ -1987,7 +1812,21 @@
           <w:rFonts w:ascii="Times New Roman" w:eastAsia="Times New Roman" w:hAnsi="Times New Roman" w:cs="Times New Roman"/>
           <w:lang w:val="uk-UA"/>
         </w:rPr>
-        <w:t>05.10.</w:t>
+        <w:t>0</w:t>
+      </w:r>
+      <w:r>
+        <w:rPr>
+          <w:rFonts w:ascii="Times New Roman" w:eastAsia="Times New Roman" w:hAnsi="Times New Roman" w:cs="Times New Roman"/>
+          <w:lang w:val="uk-UA"/>
+        </w:rPr>
+        <w:t>6</w:t>
+      </w:r>
+      <w:r>
+        <w:rPr>
+          <w:rFonts w:ascii="Times New Roman" w:eastAsia="Times New Roman" w:hAnsi="Times New Roman" w:cs="Times New Roman"/>
+          <w:lang w:val="uk-UA"/>
+        </w:rPr>
+        <w:t>.10.</w:t>
       </w:r>
       <w:r>
         <w:rPr>
@@ -2000,10 +1839,6 @@
       <w:pPr>
         <w:pStyle w:val="ListParagraph"/>
         <w:widowControl w:val="0"/>
-        <w:numPr>
-          <w:ilvl w:val="0"/>
-          <w:numId w:val="15"/>
-        </w:numPr>
         <w:tabs>
           <w:tab w:val="left" w:pos="885"/>
         </w:tabs>
@@ -2080,6 +1915,7 @@
           <w:rFonts w:ascii="Times New Roman" w:eastAsia="Times New Roman" w:hAnsi="Times New Roman" w:cs="Times New Roman"/>
           <w:lang w:val="uk-UA"/>
         </w:rPr>
+        <w:lastRenderedPageBreak/>
         <w:t>Джерела інформації:</w:t>
       </w:r>
     </w:p>
@@ -2101,7 +1937,7 @@
           <w:rFonts w:ascii="Times New Roman" w:eastAsia="Times New Roman" w:hAnsi="Times New Roman" w:cs="Times New Roman"/>
           <w:lang w:val="uk-UA"/>
         </w:rPr>
-        <w:t>Лекції О. Пшеничного</w:t>
+        <w:t>Практичні заняття</w:t>
       </w:r>
     </w:p>
     <w:p>
@@ -2117,34 +1953,16 @@
           <w:lang w:val="uk-UA"/>
         </w:rPr>
       </w:pPr>
-      <w:r>
-        <w:rPr>
-          <w:rFonts w:ascii="Times New Roman" w:eastAsia="Times New Roman" w:hAnsi="Times New Roman" w:cs="Times New Roman"/>
-          <w:lang w:val="uk-UA"/>
-        </w:rPr>
-        <w:t>Практичні заняття</w:t>
-      </w:r>
-    </w:p>
-    <w:p>
-      <w:pPr>
-        <w:pStyle w:val="ListParagraph"/>
-        <w:numPr>
-          <w:ilvl w:val="2"/>
-          <w:numId w:val="15"/>
-        </w:numPr>
-        <w:spacing w:after="200" w:line="276" w:lineRule="auto"/>
-        <w:rPr>
-          <w:rFonts w:ascii="Times New Roman" w:eastAsia="Times New Roman" w:hAnsi="Times New Roman" w:cs="Times New Roman"/>
-          <w:lang w:val="uk-UA"/>
-        </w:rPr>
-      </w:pPr>
-      <w:r>
-        <w:rPr>
-          <w:rFonts w:ascii="Times New Roman" w:eastAsia="Times New Roman" w:hAnsi="Times New Roman" w:cs="Times New Roman"/>
-          <w:lang w:val="uk-UA"/>
-        </w:rPr>
-        <w:t>Попередньо отримані знання</w:t>
-      </w:r>
+      <w:hyperlink r:id="rId10" w:history="1">
+        <w:r>
+          <w:rPr>
+            <w:rStyle w:val="Hyperlink"/>
+            <w:rFonts w:ascii="Times New Roman" w:eastAsia="Times New Roman" w:hAnsi="Times New Roman" w:cs="Times New Roman"/>
+            <w:lang w:val="uk-UA"/>
+          </w:rPr>
+          <w:t>http://cpp.dp.ua/operatory-tsyklu/</w:t>
+        </w:r>
+      </w:hyperlink>
     </w:p>
     <w:p>
       <w:pPr>
@@ -2169,359 +1987,47 @@
     <w:p>
       <w:pPr>
         <w:pStyle w:val="ListParagraph"/>
-        <w:widowControl w:val="0"/>
-        <w:tabs>
-          <w:tab w:val="left" w:pos="885"/>
-        </w:tabs>
-        <w:autoSpaceDE w:val="0"/>
-        <w:autoSpaceDN w:val="0"/>
-        <w:spacing w:before="24" w:after="0" w:line="240" w:lineRule="auto"/>
+        <w:spacing w:after="200" w:line="276" w:lineRule="auto"/>
         <w:ind w:left="1440"/>
-        <w:contextualSpacing w:val="0"/>
-        <w:rPr>
-          <w:rFonts w:ascii="Times New Roman" w:hAnsi="Times New Roman" w:cs="Times New Roman"/>
-        </w:rPr>
-      </w:pPr>
-      <w:r>
-        <w:rPr>
-          <w:rFonts w:ascii="Times New Roman" w:hAnsi="Times New Roman" w:cs="Times New Roman"/>
-        </w:rPr>
-        <w:t>Ознайомилася</w:t>
-      </w:r>
-      <w:r>
-        <w:rPr>
-          <w:rFonts w:ascii="Times New Roman" w:hAnsi="Times New Roman" w:cs="Times New Roman"/>
-          <w:spacing w:val="-3"/>
-        </w:rPr>
-        <w:t xml:space="preserve"> </w:t>
-      </w:r>
-      <w:r>
-        <w:rPr>
-          <w:rFonts w:ascii="Times New Roman" w:hAnsi="Times New Roman" w:cs="Times New Roman"/>
-        </w:rPr>
-        <w:t>із</w:t>
-      </w:r>
-      <w:r>
-        <w:rPr>
-          <w:rFonts w:ascii="Times New Roman" w:hAnsi="Times New Roman" w:cs="Times New Roman"/>
-          <w:spacing w:val="-3"/>
-        </w:rPr>
-        <w:t xml:space="preserve"> </w:t>
-      </w:r>
-      <w:r>
-        <w:rPr>
-          <w:rFonts w:ascii="Times New Roman" w:hAnsi="Times New Roman" w:cs="Times New Roman"/>
-        </w:rPr>
-        <w:t>застосуванням</w:t>
-      </w:r>
-      <w:r>
-        <w:rPr>
-          <w:rFonts w:ascii="Times New Roman" w:hAnsi="Times New Roman" w:cs="Times New Roman"/>
-          <w:spacing w:val="-6"/>
-        </w:rPr>
-        <w:t xml:space="preserve"> </w:t>
-      </w:r>
-      <w:r>
-        <w:rPr>
-          <w:rFonts w:ascii="Times New Roman" w:hAnsi="Times New Roman" w:cs="Times New Roman"/>
-        </w:rPr>
-        <w:t>операторів</w:t>
-      </w:r>
-      <w:r>
-        <w:rPr>
-          <w:rFonts w:ascii="Times New Roman" w:hAnsi="Times New Roman" w:cs="Times New Roman"/>
-          <w:spacing w:val="-1"/>
-        </w:rPr>
-        <w:t xml:space="preserve"> </w:t>
-      </w:r>
-      <w:r>
-        <w:rPr>
-          <w:rFonts w:ascii="Times New Roman" w:hAnsi="Times New Roman" w:cs="Times New Roman"/>
-        </w:rPr>
-        <w:t>break</w:t>
-      </w:r>
-      <w:r>
-        <w:rPr>
-          <w:rFonts w:ascii="Times New Roman" w:hAnsi="Times New Roman" w:cs="Times New Roman"/>
-          <w:spacing w:val="1"/>
-        </w:rPr>
-        <w:t xml:space="preserve"> </w:t>
-      </w:r>
-      <w:r>
-        <w:rPr>
-          <w:rFonts w:ascii="Times New Roman" w:hAnsi="Times New Roman" w:cs="Times New Roman"/>
-        </w:rPr>
-        <w:t>та</w:t>
-      </w:r>
-      <w:r>
-        <w:rPr>
-          <w:rFonts w:ascii="Times New Roman" w:hAnsi="Times New Roman" w:cs="Times New Roman"/>
-          <w:spacing w:val="-5"/>
-        </w:rPr>
-        <w:t xml:space="preserve"> </w:t>
-      </w:r>
-      <w:r>
-        <w:rPr>
-          <w:rFonts w:ascii="Times New Roman" w:hAnsi="Times New Roman" w:cs="Times New Roman"/>
-        </w:rPr>
-        <w:t>continue</w:t>
-      </w:r>
-      <w:r>
-        <w:rPr>
-          <w:rFonts w:ascii="Times New Roman" w:hAnsi="Times New Roman" w:cs="Times New Roman"/>
-          <w:spacing w:val="-5"/>
-        </w:rPr>
-        <w:t xml:space="preserve"> </w:t>
-      </w:r>
-      <w:r>
-        <w:rPr>
-          <w:rFonts w:ascii="Times New Roman" w:hAnsi="Times New Roman" w:cs="Times New Roman"/>
-        </w:rPr>
-        <w:t>в</w:t>
-      </w:r>
-      <w:r>
-        <w:rPr>
-          <w:rFonts w:ascii="Times New Roman" w:hAnsi="Times New Roman" w:cs="Times New Roman"/>
-          <w:spacing w:val="-1"/>
-        </w:rPr>
-        <w:t xml:space="preserve"> </w:t>
-      </w:r>
-      <w:r>
-        <w:rPr>
-          <w:rFonts w:ascii="Times New Roman" w:hAnsi="Times New Roman" w:cs="Times New Roman"/>
-          <w:spacing w:val="-4"/>
-        </w:rPr>
-        <w:t>C++.</w:t>
-      </w:r>
-    </w:p>
-    <w:p>
-      <w:pPr>
-        <w:pStyle w:val="ListParagraph"/>
-        <w:widowControl w:val="0"/>
-        <w:tabs>
-          <w:tab w:val="left" w:pos="885"/>
-        </w:tabs>
-        <w:autoSpaceDE w:val="0"/>
-        <w:autoSpaceDN w:val="0"/>
-        <w:spacing w:before="44" w:after="0" w:line="240" w:lineRule="auto"/>
-        <w:ind w:left="1440"/>
-        <w:contextualSpacing w:val="0"/>
-        <w:rPr>
-          <w:rFonts w:ascii="Times New Roman" w:hAnsi="Times New Roman" w:cs="Times New Roman"/>
-        </w:rPr>
-      </w:pPr>
-      <w:r>
-        <w:rPr>
-          <w:rFonts w:ascii="Times New Roman" w:hAnsi="Times New Roman" w:cs="Times New Roman"/>
-        </w:rPr>
-        <w:t>Вивчила</w:t>
-      </w:r>
-      <w:r>
-        <w:rPr>
-          <w:rFonts w:ascii="Times New Roman" w:hAnsi="Times New Roman" w:cs="Times New Roman"/>
-          <w:spacing w:val="-7"/>
-        </w:rPr>
-        <w:t xml:space="preserve"> </w:t>
-      </w:r>
-      <w:r>
-        <w:rPr>
-          <w:rFonts w:ascii="Times New Roman" w:hAnsi="Times New Roman" w:cs="Times New Roman"/>
-        </w:rPr>
-        <w:t>умови</w:t>
-      </w:r>
-      <w:r>
-        <w:rPr>
-          <w:rFonts w:ascii="Times New Roman" w:hAnsi="Times New Roman" w:cs="Times New Roman"/>
-          <w:spacing w:val="-2"/>
-        </w:rPr>
-        <w:t xml:space="preserve"> </w:t>
-      </w:r>
-      <w:r>
-        <w:rPr>
-          <w:rFonts w:ascii="Times New Roman" w:hAnsi="Times New Roman" w:cs="Times New Roman"/>
-        </w:rPr>
-        <w:t>завершення</w:t>
-      </w:r>
-      <w:r>
-        <w:rPr>
-          <w:rFonts w:ascii="Times New Roman" w:hAnsi="Times New Roman" w:cs="Times New Roman"/>
-          <w:spacing w:val="-3"/>
-        </w:rPr>
-        <w:t xml:space="preserve"> </w:t>
-      </w:r>
-      <w:r>
-        <w:rPr>
-          <w:rFonts w:ascii="Times New Roman" w:hAnsi="Times New Roman" w:cs="Times New Roman"/>
-        </w:rPr>
-        <w:t>циклів</w:t>
-      </w:r>
-      <w:r>
-        <w:rPr>
-          <w:rFonts w:ascii="Times New Roman" w:hAnsi="Times New Roman" w:cs="Times New Roman"/>
-          <w:spacing w:val="-2"/>
-        </w:rPr>
-        <w:t xml:space="preserve"> </w:t>
-      </w:r>
-      <w:r>
-        <w:rPr>
-          <w:rFonts w:ascii="Times New Roman" w:hAnsi="Times New Roman" w:cs="Times New Roman"/>
-        </w:rPr>
-        <w:t>та</w:t>
-      </w:r>
-      <w:r>
-        <w:rPr>
-          <w:rFonts w:ascii="Times New Roman" w:hAnsi="Times New Roman" w:cs="Times New Roman"/>
-          <w:spacing w:val="-5"/>
-        </w:rPr>
-        <w:t xml:space="preserve"> </w:t>
-      </w:r>
-      <w:r>
-        <w:rPr>
-          <w:rFonts w:ascii="Times New Roman" w:hAnsi="Times New Roman" w:cs="Times New Roman"/>
-        </w:rPr>
-        <w:t>особливості</w:t>
-      </w:r>
-      <w:r>
-        <w:rPr>
-          <w:rFonts w:ascii="Times New Roman" w:hAnsi="Times New Roman" w:cs="Times New Roman"/>
-          <w:spacing w:val="-5"/>
-        </w:rPr>
-        <w:t xml:space="preserve"> </w:t>
-      </w:r>
-      <w:r>
-        <w:rPr>
-          <w:rFonts w:ascii="Times New Roman" w:hAnsi="Times New Roman" w:cs="Times New Roman"/>
-        </w:rPr>
-        <w:t>їхнього</w:t>
-      </w:r>
-      <w:r>
-        <w:rPr>
-          <w:rFonts w:ascii="Times New Roman" w:hAnsi="Times New Roman" w:cs="Times New Roman"/>
-          <w:spacing w:val="3"/>
-        </w:rPr>
-        <w:t xml:space="preserve"> </w:t>
-      </w:r>
-      <w:r>
-        <w:rPr>
-          <w:rFonts w:ascii="Times New Roman" w:hAnsi="Times New Roman" w:cs="Times New Roman"/>
-          <w:spacing w:val="-2"/>
-        </w:rPr>
-        <w:t>переривання.</w:t>
-      </w:r>
-    </w:p>
-    <w:p>
-      <w:pPr>
-        <w:pStyle w:val="ListParagraph"/>
-        <w:widowControl w:val="0"/>
-        <w:tabs>
-          <w:tab w:val="left" w:pos="885"/>
-        </w:tabs>
-        <w:autoSpaceDE w:val="0"/>
-        <w:autoSpaceDN w:val="0"/>
-        <w:spacing w:before="45" w:after="0" w:line="240" w:lineRule="auto"/>
-        <w:ind w:left="1440"/>
-        <w:contextualSpacing w:val="0"/>
-        <w:rPr>
-          <w:rFonts w:ascii="Times New Roman" w:hAnsi="Times New Roman" w:cs="Times New Roman"/>
-        </w:rPr>
-      </w:pPr>
-      <w:r>
-        <w:rPr>
-          <w:rFonts w:ascii="Times New Roman" w:hAnsi="Times New Roman" w:cs="Times New Roman"/>
-        </w:rPr>
-        <w:t>Розглянула</w:t>
-      </w:r>
-      <w:r>
-        <w:rPr>
-          <w:rFonts w:ascii="Times New Roman" w:hAnsi="Times New Roman" w:cs="Times New Roman"/>
-          <w:spacing w:val="-8"/>
-        </w:rPr>
-        <w:t xml:space="preserve"> </w:t>
-      </w:r>
-      <w:r>
-        <w:rPr>
-          <w:rFonts w:ascii="Times New Roman" w:hAnsi="Times New Roman" w:cs="Times New Roman"/>
-        </w:rPr>
-        <w:t>практичні</w:t>
-      </w:r>
-      <w:r>
-        <w:rPr>
-          <w:rFonts w:ascii="Times New Roman" w:hAnsi="Times New Roman" w:cs="Times New Roman"/>
-          <w:spacing w:val="-5"/>
-        </w:rPr>
-        <w:t xml:space="preserve"> </w:t>
-      </w:r>
-      <w:r>
-        <w:rPr>
-          <w:rFonts w:ascii="Times New Roman" w:hAnsi="Times New Roman" w:cs="Times New Roman"/>
-        </w:rPr>
-        <w:t>приклади</w:t>
-      </w:r>
-      <w:r>
-        <w:rPr>
-          <w:rFonts w:ascii="Times New Roman" w:hAnsi="Times New Roman" w:cs="Times New Roman"/>
-          <w:spacing w:val="1"/>
-        </w:rPr>
-        <w:t xml:space="preserve"> </w:t>
-      </w:r>
-      <w:r>
-        <w:rPr>
-          <w:rFonts w:ascii="Times New Roman" w:hAnsi="Times New Roman" w:cs="Times New Roman"/>
-        </w:rPr>
-        <w:t>використання</w:t>
-      </w:r>
-      <w:r>
-        <w:rPr>
-          <w:rFonts w:ascii="Times New Roman" w:hAnsi="Times New Roman" w:cs="Times New Roman"/>
-          <w:spacing w:val="-4"/>
-        </w:rPr>
-        <w:t xml:space="preserve"> </w:t>
-      </w:r>
-      <w:r>
-        <w:rPr>
-          <w:rFonts w:ascii="Times New Roman" w:hAnsi="Times New Roman" w:cs="Times New Roman"/>
-        </w:rPr>
-        <w:t>операторів</w:t>
-      </w:r>
-      <w:r>
-        <w:rPr>
-          <w:rFonts w:ascii="Times New Roman" w:hAnsi="Times New Roman" w:cs="Times New Roman"/>
-          <w:spacing w:val="-3"/>
-        </w:rPr>
-        <w:t xml:space="preserve"> </w:t>
-      </w:r>
-      <w:r>
-        <w:rPr>
-          <w:rFonts w:ascii="Times New Roman" w:hAnsi="Times New Roman" w:cs="Times New Roman"/>
-        </w:rPr>
-        <w:t>continue</w:t>
-      </w:r>
-      <w:r>
-        <w:rPr>
-          <w:rFonts w:ascii="Times New Roman" w:hAnsi="Times New Roman" w:cs="Times New Roman"/>
-          <w:spacing w:val="-5"/>
-        </w:rPr>
-        <w:t xml:space="preserve"> </w:t>
-      </w:r>
-      <w:r>
-        <w:rPr>
-          <w:rFonts w:ascii="Times New Roman" w:hAnsi="Times New Roman" w:cs="Times New Roman"/>
-        </w:rPr>
-        <w:t>та</w:t>
-      </w:r>
-      <w:r>
-        <w:rPr>
-          <w:rFonts w:ascii="Times New Roman" w:hAnsi="Times New Roman" w:cs="Times New Roman"/>
-          <w:spacing w:val="-5"/>
-        </w:rPr>
-        <w:t xml:space="preserve"> </w:t>
-      </w:r>
-      <w:r>
-        <w:rPr>
-          <w:rFonts w:ascii="Times New Roman" w:hAnsi="Times New Roman" w:cs="Times New Roman"/>
-          <w:spacing w:val="-2"/>
-        </w:rPr>
-        <w:t>break.</w:t>
+        <w:rPr>
+          <w:rFonts w:ascii="Times New Roman" w:eastAsia="Times New Roman" w:hAnsi="Times New Roman" w:cs="Times New Roman"/>
+          <w:lang w:val="uk-UA"/>
+        </w:rPr>
+      </w:pPr>
+      <w:r>
+        <w:rPr>
+          <w:rFonts w:ascii="Times New Roman" w:eastAsia="Times New Roman" w:hAnsi="Times New Roman" w:cs="Times New Roman"/>
+          <w:lang w:val="uk-UA"/>
+        </w:rPr>
+        <w:t xml:space="preserve">Оператори керування виконання циклів  у С++, зокрема </w:t>
+      </w:r>
+      <w:r>
+        <w:rPr>
+          <w:rFonts w:ascii="Times New Roman" w:eastAsia="Times New Roman" w:hAnsi="Times New Roman" w:cs="Times New Roman"/>
+          <w:lang w:val="en-US"/>
+        </w:rPr>
+        <w:t xml:space="preserve">break </w:t>
+      </w:r>
+      <w:r>
+        <w:rPr>
+          <w:rFonts w:ascii="Times New Roman" w:eastAsia="Times New Roman" w:hAnsi="Times New Roman" w:cs="Times New Roman"/>
+          <w:lang w:val="uk-UA"/>
+        </w:rPr>
+        <w:t xml:space="preserve">для дострокового завершення циклу та </w:t>
+      </w:r>
+      <w:r>
+        <w:rPr>
+          <w:rFonts w:ascii="Times New Roman" w:eastAsia="Times New Roman" w:hAnsi="Times New Roman" w:cs="Times New Roman"/>
+          <w:lang w:val="en-US"/>
+        </w:rPr>
+        <w:t xml:space="preserve">continue </w:t>
+      </w:r>
+      <w:r>
+        <w:rPr>
+          <w:rFonts w:ascii="Times New Roman" w:eastAsia="Times New Roman" w:hAnsi="Times New Roman" w:cs="Times New Roman"/>
+          <w:lang w:val="uk-UA"/>
+        </w:rPr>
+        <w:t>для переходу до наступної ітерації. Розглянуто їхній синтаксис, принципи роботи та особливості застосування.</w:t>
       </w:r>
     </w:p>
     <w:p>
@@ -2575,7 +2081,7 @@
           <w:rFonts w:ascii="Times New Roman" w:eastAsia="Times New Roman" w:hAnsi="Times New Roman" w:cs="Times New Roman"/>
           <w:lang w:val="uk-UA"/>
         </w:rPr>
-        <w:t>12</w:t>
+        <w:t>11</w:t>
       </w:r>
       <w:r>
         <w:rPr>
@@ -2628,7 +2134,14 @@
           <w:rFonts w:ascii="Times New Roman" w:eastAsia="Times New Roman" w:hAnsi="Times New Roman" w:cs="Times New Roman"/>
           <w:lang w:val="uk-UA"/>
         </w:rPr>
-        <w:t>12</w:t>
+        <w:t>1</w:t>
+      </w:r>
+      <w:r>
+        <w:rPr>
+          <w:rFonts w:ascii="Times New Roman" w:eastAsia="Times New Roman" w:hAnsi="Times New Roman" w:cs="Times New Roman"/>
+          <w:lang w:val="uk-UA"/>
+        </w:rPr>
+        <w:t>1</w:t>
       </w:r>
       <w:r>
         <w:rPr>
@@ -2763,7 +2276,7 @@
           <w:lang w:val="uk-UA"/>
         </w:rPr>
       </w:pPr>
-      <w:hyperlink r:id="rId10" w:history="1"/>
+      <w:hyperlink r:id="rId11" w:history="1"/>
       <w:r>
         <w:rPr>
           <w:rFonts w:ascii="Times New Roman" w:hAnsi="Times New Roman" w:cs="Times New Roman"/>
@@ -2815,48 +2328,9 @@
       <w:r>
         <w:rPr>
           <w:rFonts w:ascii="Times New Roman" w:hAnsi="Times New Roman" w:cs="Times New Roman"/>
-        </w:rPr>
-        <w:t>Ознайомилася з поняттям вкладених циклів та особливостями їх використання в C++.</w:t>
-      </w:r>
-    </w:p>
-    <w:p>
-      <w:pPr>
-        <w:pStyle w:val="ListParagraph"/>
-        <w:numPr>
-          <w:ilvl w:val="2"/>
-          <w:numId w:val="15"/>
-        </w:numPr>
-        <w:spacing w:after="200" w:line="276" w:lineRule="auto"/>
-        <w:rPr>
-          <w:rFonts w:ascii="Times New Roman" w:eastAsia="Times New Roman" w:hAnsi="Times New Roman" w:cs="Times New Roman"/>
-          <w:lang w:val="uk-UA"/>
-        </w:rPr>
-      </w:pPr>
-      <w:r>
-        <w:rPr>
-          <w:rFonts w:ascii="Times New Roman" w:hAnsi="Times New Roman" w:cs="Times New Roman"/>
-        </w:rPr>
-        <w:t>Вивчила принцип виконання внутрішнього циклу всередині зовнішн</w:t>
-      </w:r>
-      <w:r>
-        <w:rPr>
-          <w:rFonts w:ascii="Times New Roman" w:hAnsi="Times New Roman" w:cs="Times New Roman"/>
-          <w:lang w:val="uk-UA"/>
-        </w:rPr>
-        <w:t>ь</w:t>
-      </w:r>
-      <w:r>
-        <w:rPr>
-          <w:rFonts w:ascii="Times New Roman" w:hAnsi="Times New Roman" w:cs="Times New Roman"/>
-          <w:lang w:val="uk-UA"/>
-        </w:rPr>
-        <w:t>го</w:t>
-      </w:r>
-      <w:r>
-        <w:rPr>
-          <w:rFonts w:ascii="Times New Roman" w:hAnsi="Times New Roman" w:cs="Times New Roman"/>
-        </w:rPr>
-        <w:t>.</w:t>
+          <w:lang w:val="uk-UA"/>
+        </w:rPr>
+        <w:t>Поняття вкладених циклів у С++, особливості їхньої структури та принципи виконання. Розглянуто взаємодію зовнішнього й внутрішнього циклів та їх застосування для розвʼязування практичних задач.</w:t>
       </w:r>
     </w:p>
     <w:p>
@@ -2910,7 +2384,14 @@
           <w:rFonts w:ascii="Times New Roman" w:eastAsia="Times New Roman" w:hAnsi="Times New Roman" w:cs="Times New Roman"/>
           <w:lang w:val="uk-UA"/>
         </w:rPr>
-        <w:t>13</w:t>
+        <w:t>1</w:t>
+      </w:r>
+      <w:r>
+        <w:rPr>
+          <w:rFonts w:ascii="Times New Roman" w:eastAsia="Times New Roman" w:hAnsi="Times New Roman" w:cs="Times New Roman"/>
+          <w:lang w:val="uk-UA"/>
+        </w:rPr>
+        <w:t>2</w:t>
       </w:r>
       <w:r>
         <w:rPr>
@@ -2963,7 +2444,14 @@
           <w:rFonts w:ascii="Times New Roman" w:eastAsia="Times New Roman" w:hAnsi="Times New Roman" w:cs="Times New Roman"/>
           <w:lang w:val="uk-UA"/>
         </w:rPr>
-        <w:t>13</w:t>
+        <w:t>1</w:t>
+      </w:r>
+      <w:r>
+        <w:rPr>
+          <w:rFonts w:ascii="Times New Roman" w:eastAsia="Times New Roman" w:hAnsi="Times New Roman" w:cs="Times New Roman"/>
+          <w:lang w:val="uk-UA"/>
+        </w:rPr>
+        <w:t>2</w:t>
       </w:r>
       <w:r>
         <w:rPr>
@@ -3077,7 +2565,7 @@
           <w:lang w:val="uk-UA"/>
         </w:rPr>
       </w:pPr>
-      <w:hyperlink r:id="rId11" w:history="1"/>
+      <w:hyperlink r:id="rId12" w:history="1"/>
       <w:r>
         <w:rPr>
           <w:rFonts w:ascii="Times New Roman" w:eastAsia="Times New Roman" w:hAnsi="Times New Roman" w:cs="Times New Roman"/>
@@ -3085,7 +2573,7 @@
         </w:rPr>
         <w:t xml:space="preserve"> </w:t>
       </w:r>
-      <w:hyperlink r:id="rId12" w:history="1">
+      <w:hyperlink r:id="rId13" w:history="1">
         <w:r>
           <w:rPr>
             <w:rStyle w:val="Hyperlink"/>
@@ -3160,35 +2648,9 @@
       <w:r>
         <w:rPr>
           <w:rFonts w:ascii="Times New Roman" w:hAnsi="Times New Roman" w:cs="Times New Roman"/>
-        </w:rPr>
-        <w:t>Вивчила способи оголошення, заповнення та обробки елементів масиву</w:t>
-      </w:r>
-      <w:r>
-        <w:rPr>
-          <w:rFonts w:ascii="Times New Roman" w:hAnsi="Times New Roman" w:cs="Times New Roman"/>
-          <w:lang w:val="uk-UA"/>
-        </w:rPr>
-        <w:t>.</w:t>
-      </w:r>
-      <w:r>
-        <w:rPr>
-          <w:rFonts w:ascii="Times New Roman" w:eastAsia="Times New Roman" w:hAnsi="Times New Roman" w:cs="Times New Roman"/>
-          <w:lang w:val="uk-UA"/>
-        </w:rPr>
-        <w:t xml:space="preserve"> </w:t>
-      </w:r>
-      <w:r>
-        <w:rPr>
-          <w:rFonts w:ascii="Times New Roman" w:hAnsi="Times New Roman" w:cs="Times New Roman"/>
-        </w:rPr>
-        <w:t>Розглянула практичні приклади роботи з масивами за допомогою циклів</w:t>
-      </w:r>
-      <w:r>
-        <w:rPr>
-          <w:rFonts w:ascii="Times New Roman" w:hAnsi="Times New Roman" w:cs="Times New Roman"/>
-          <w:color w:val="FFFFFF"/>
-        </w:rPr>
-        <w:t>.</w:t>
+          <w:lang w:val="uk-UA"/>
+        </w:rPr>
+        <w:t>Поняття одновимірних масивів у С++, способи їх оголошення та ініціалізації, доступ до елементів за індексами, заповнення й виведення масивів, а також опрацювання їхніх елементів за допомогою циклів.</w:t>
       </w:r>
     </w:p>
     <w:p>
@@ -3242,7 +2704,14 @@
           <w:rFonts w:ascii="Times New Roman" w:eastAsia="Times New Roman" w:hAnsi="Times New Roman" w:cs="Times New Roman"/>
           <w:lang w:val="uk-UA"/>
         </w:rPr>
-        <w:t>14</w:t>
+        <w:t>1</w:t>
+      </w:r>
+      <w:r>
+        <w:rPr>
+          <w:rFonts w:ascii="Times New Roman" w:eastAsia="Times New Roman" w:hAnsi="Times New Roman" w:cs="Times New Roman"/>
+          <w:lang w:val="uk-UA"/>
+        </w:rPr>
+        <w:t>3</w:t>
       </w:r>
       <w:r>
         <w:rPr>
@@ -3430,7 +2899,6 @@
           <w:rFonts w:ascii="Times New Roman" w:eastAsia="Times New Roman" w:hAnsi="Times New Roman" w:cs="Times New Roman"/>
           <w:lang w:val="uk-UA"/>
         </w:rPr>
-        <w:lastRenderedPageBreak/>
         <w:t>Джерела інформації:</w:t>
       </w:r>
     </w:p>
@@ -3447,13 +2915,16 @@
           <w:lang w:val="uk-UA"/>
         </w:rPr>
       </w:pPr>
-      <w:r>
-        <w:rPr>
-          <w:rFonts w:ascii="Times New Roman" w:eastAsia="Times New Roman" w:hAnsi="Times New Roman" w:cs="Times New Roman"/>
-          <w:lang w:val="uk-UA"/>
-        </w:rPr>
-        <w:t>Практичні заняття</w:t>
-      </w:r>
+      <w:hyperlink r:id="rId14" w:history="1">
+        <w:r>
+          <w:rPr>
+            <w:rStyle w:val="Hyperlink"/>
+            <w:rFonts w:ascii="Times New Roman" w:eastAsia="Times New Roman" w:hAnsi="Times New Roman" w:cs="Times New Roman"/>
+            <w:lang w:val="uk-UA"/>
+          </w:rPr>
+          <w:t>https://acode.com.ua/urok-80-sortuvannya-masyviv-metodom-vyboru/</w:t>
+        </w:r>
+      </w:hyperlink>
     </w:p>
     <w:p>
       <w:pPr>
@@ -3500,6 +2971,7 @@
         <w:rPr>
           <w:rFonts w:ascii="Times New Roman" w:eastAsia="Times New Roman" w:hAnsi="Times New Roman" w:cs="Times New Roman"/>
         </w:rPr>
+        <w:lastRenderedPageBreak/>
         <w:t>Що опрацьовано:</w:t>
       </w:r>
     </w:p>
@@ -3520,24 +2992,28 @@
         <w:rPr>
           <w:rFonts w:ascii="Times New Roman" w:hAnsi="Times New Roman" w:cs="Times New Roman"/>
         </w:rPr>
-        <w:t>Ознайомилася з основними алгоритмами обробки одновимірних масивів у C++.</w:t>
-      </w:r>
-    </w:p>
-    <w:p>
-      <w:pPr>
-        <w:pStyle w:val="ListParagraph"/>
-        <w:spacing w:after="200" w:line="276" w:lineRule="auto"/>
-        <w:ind w:left="1440"/>
-        <w:rPr>
-          <w:rFonts w:ascii="Times New Roman" w:eastAsia="Times New Roman" w:hAnsi="Times New Roman" w:cs="Times New Roman"/>
-          <w:lang w:val="uk-UA"/>
-        </w:rPr>
-      </w:pPr>
-      <w:r>
-        <w:rPr>
-          <w:rFonts w:ascii="Times New Roman" w:hAnsi="Times New Roman" w:cs="Times New Roman"/>
-        </w:rPr>
-        <w:t>Розглянула практичні приклади опрацювання елементів масиву за допомогою циклів.</w:t>
+        <w:t>О</w:t>
+      </w:r>
+      <w:r>
+        <w:rPr>
+          <w:rFonts w:ascii="Times New Roman" w:hAnsi="Times New Roman" w:cs="Times New Roman"/>
+          <w:lang w:val="uk-UA"/>
+        </w:rPr>
+        <w:t>сновні алгоритми обробки одновимірних масивів у С++, способи пошуку мінімальних і максимальних елементів, бульбашкове сортування, використання циклів (</w:t>
+      </w:r>
+      <w:r>
+        <w:rPr>
+          <w:rFonts w:ascii="Times New Roman" w:hAnsi="Times New Roman" w:cs="Times New Roman"/>
+          <w:lang w:val="en-US"/>
+        </w:rPr>
+        <w:t xml:space="preserve">for, while) </w:t>
+      </w:r>
+      <w:r>
+        <w:rPr>
+          <w:rFonts w:ascii="Times New Roman" w:hAnsi="Times New Roman" w:cs="Times New Roman"/>
+          <w:lang w:val="uk-UA"/>
+        </w:rPr>
+        <w:t xml:space="preserve"> для опрацювання масивів</w:t>
       </w:r>
     </w:p>
     <w:p>
@@ -3771,6 +3247,54 @@
           <w:lang w:val="uk-UA"/>
         </w:rPr>
       </w:pPr>
+      <w:hyperlink r:id="rId15" w:history="1">
+        <w:r>
+          <w:rPr>
+            <w:rStyle w:val="Hyperlink"/>
+            <w:rFonts w:ascii="Times New Roman" w:eastAsia="Times New Roman" w:hAnsi="Times New Roman" w:cs="Times New Roman"/>
+            <w:lang w:val="uk-UA"/>
+          </w:rPr>
+          <w:t>https://acode.com.ua/urok-102-parametry-i-argumenty-funktsij/</w:t>
+        </w:r>
+      </w:hyperlink>
+    </w:p>
+    <w:p>
+      <w:pPr>
+        <w:pStyle w:val="ListParagraph"/>
+        <w:numPr>
+          <w:ilvl w:val="2"/>
+          <w:numId w:val="15"/>
+        </w:numPr>
+        <w:spacing w:after="200" w:line="276" w:lineRule="auto"/>
+        <w:rPr>
+          <w:rFonts w:ascii="Times New Roman" w:eastAsia="Times New Roman" w:hAnsi="Times New Roman" w:cs="Times New Roman"/>
+          <w:lang w:val="uk-UA"/>
+        </w:rPr>
+      </w:pPr>
+      <w:hyperlink r:id="rId16" w:history="1">
+        <w:r>
+          <w:rPr>
+            <w:rStyle w:val="Hyperlink"/>
+            <w:rFonts w:ascii="Times New Roman" w:eastAsia="Times New Roman" w:hAnsi="Times New Roman" w:cs="Times New Roman"/>
+            <w:lang w:val="uk-UA"/>
+          </w:rPr>
+          <w:t>https://acode.com.ua/urok-106-povernennya-znachen-po-posylannyu-po-adresu-i-po-znachennyu/</w:t>
+        </w:r>
+      </w:hyperlink>
+    </w:p>
+    <w:p>
+      <w:pPr>
+        <w:pStyle w:val="ListParagraph"/>
+        <w:numPr>
+          <w:ilvl w:val="2"/>
+          <w:numId w:val="15"/>
+        </w:numPr>
+        <w:spacing w:after="200" w:line="276" w:lineRule="auto"/>
+        <w:rPr>
+          <w:rFonts w:ascii="Times New Roman" w:eastAsia="Times New Roman" w:hAnsi="Times New Roman" w:cs="Times New Roman"/>
+          <w:lang w:val="uk-UA"/>
+        </w:rPr>
+      </w:pPr>
       <w:r>
         <w:rPr>
           <w:rFonts w:ascii="Times New Roman" w:eastAsia="Times New Roman" w:hAnsi="Times New Roman" w:cs="Times New Roman"/>
@@ -3822,15 +3346,22 @@
       <w:r>
         <w:rPr>
           <w:rFonts w:ascii="Times New Roman" w:hAnsi="Times New Roman" w:cs="Times New Roman"/>
-        </w:rPr>
-        <w:t>Вивчила способи оголошення, визначення та виклику функцій, а також передавання аргументів і повернення значень</w:t>
-      </w:r>
-      <w:r>
-        <w:rPr>
-          <w:rFonts w:ascii="Times New Roman" w:hAnsi="Times New Roman" w:cs="Times New Roman"/>
-          <w:color w:val="FFFFFF"/>
-        </w:rPr>
-        <w:t>.</w:t>
+          <w:lang w:val="uk-UA"/>
+        </w:rPr>
+        <w:t>Опрацювала</w:t>
+      </w:r>
+      <w:r>
+        <w:rPr>
+          <w:rFonts w:ascii="Times New Roman" w:hAnsi="Times New Roman" w:cs="Times New Roman"/>
+        </w:rPr>
+        <w:t> способи оголошення</w:t>
+      </w:r>
+      <w:r>
+        <w:rPr>
+          <w:rFonts w:ascii="Times New Roman" w:hAnsi="Times New Roman" w:cs="Times New Roman"/>
+          <w:lang w:val="uk-UA"/>
+        </w:rPr>
+        <w:t xml:space="preserve"> функцій, визначення й виклик, типи значень, що повертаються, параметри та аргументи функцій</w:t>
       </w:r>
     </w:p>
     <w:p>
@@ -3884,7 +3415,14 @@
           <w:rFonts w:ascii="Times New Roman" w:eastAsia="Times New Roman" w:hAnsi="Times New Roman" w:cs="Times New Roman"/>
           <w:lang w:val="uk-UA"/>
         </w:rPr>
-        <w:t>07.10.</w:t>
+        <w:t>15</w:t>
+      </w:r>
+      <w:r>
+        <w:rPr>
+          <w:rFonts w:ascii="Times New Roman" w:eastAsia="Times New Roman" w:hAnsi="Times New Roman" w:cs="Times New Roman"/>
+          <w:lang w:val="uk-UA"/>
+        </w:rPr>
+        <w:t>.10.</w:t>
       </w:r>
       <w:r>
         <w:rPr>
@@ -3930,7 +3468,14 @@
           <w:rFonts w:ascii="Times New Roman" w:eastAsia="Times New Roman" w:hAnsi="Times New Roman" w:cs="Times New Roman"/>
           <w:lang w:val="uk-UA"/>
         </w:rPr>
-        <w:t>07.10.</w:t>
+        <w:t>15</w:t>
+      </w:r>
+      <w:r>
+        <w:rPr>
+          <w:rFonts w:ascii="Times New Roman" w:eastAsia="Times New Roman" w:hAnsi="Times New Roman" w:cs="Times New Roman"/>
+          <w:lang w:val="uk-UA"/>
+        </w:rPr>
+        <w:t>.10.</w:t>
       </w:r>
       <w:r>
         <w:rPr>
@@ -4050,13 +3595,40 @@
           <w:lang w:val="uk-UA"/>
         </w:rPr>
       </w:pPr>
-      <w:r>
+      <w:hyperlink r:id="rId17" w:history="1">
+        <w:r>
+          <w:rPr>
+            <w:rStyle w:val="Hyperlink"/>
+            <w:rFonts w:ascii="Times New Roman" w:eastAsia="Times New Roman" w:hAnsi="Times New Roman" w:cs="Times New Roman"/>
+            <w:lang w:val="uk-UA"/>
+          </w:rPr>
+          <w:t>https://acode.com.ua/urok-108-perevantazhennya-funktsij/</w:t>
+        </w:r>
+      </w:hyperlink>
+    </w:p>
+    <w:p>
+      <w:pPr>
+        <w:pStyle w:val="ListParagraph"/>
+        <w:numPr>
+          <w:ilvl w:val="2"/>
+          <w:numId w:val="15"/>
+        </w:numPr>
+        <w:spacing w:after="200" w:line="276" w:lineRule="auto"/>
         <w:rPr>
           <w:rFonts w:ascii="Times New Roman" w:eastAsia="Times New Roman" w:hAnsi="Times New Roman" w:cs="Times New Roman"/>
           <w:lang w:val="uk-UA"/>
         </w:rPr>
-        <w:t>Практичні заняття</w:t>
-      </w:r>
+      </w:pPr>
+      <w:hyperlink r:id="rId18" w:history="1">
+        <w:r>
+          <w:rPr>
+            <w:rStyle w:val="Hyperlink"/>
+            <w:rFonts w:ascii="Times New Roman" w:eastAsia="Times New Roman" w:hAnsi="Times New Roman" w:cs="Times New Roman"/>
+            <w:lang w:val="uk-UA"/>
+          </w:rPr>
+          <w:t>https://acode.com.ua/urok-109-parametry-za-zamovchuvannyam/</w:t>
+        </w:r>
+      </w:hyperlink>
     </w:p>
     <w:p>
       <w:pPr>
@@ -4092,7 +3664,14 @@
         <w:rPr>
           <w:rFonts w:ascii="Times New Roman" w:hAnsi="Times New Roman" w:cs="Times New Roman"/>
         </w:rPr>
-        <w:t>Вивчила використання параметрів за замовчуванням, перевантаження функцій і рекурсивних викликів</w:t>
+        <w:t>Вивчила </w:t>
+      </w:r>
+      <w:r>
+        <w:rPr>
+          <w:rFonts w:ascii="Times New Roman" w:hAnsi="Times New Roman" w:cs="Times New Roman"/>
+          <w:lang w:val="uk-UA"/>
+        </w:rPr>
+        <w:t>передачу аргументів за значенням і посиланням, використання параметрів за замовчуванням, перевантаження функцій, поняття рекурсії.</w:t>
       </w:r>
     </w:p>
     <w:p>
@@ -4153,7 +3732,14 @@
           <w:rFonts w:ascii="Times New Roman" w:eastAsia="Times New Roman" w:hAnsi="Times New Roman" w:cs="Times New Roman"/>
           <w:lang w:val="uk-UA"/>
         </w:rPr>
-        <w:t>07.10.</w:t>
+        <w:t>16</w:t>
+      </w:r>
+      <w:r>
+        <w:rPr>
+          <w:rFonts w:ascii="Times New Roman" w:eastAsia="Times New Roman" w:hAnsi="Times New Roman" w:cs="Times New Roman"/>
+          <w:lang w:val="uk-UA"/>
+        </w:rPr>
+        <w:t>.10.</w:t>
       </w:r>
       <w:r>
         <w:rPr>
@@ -4199,7 +3785,14 @@
           <w:rFonts w:ascii="Times New Roman" w:eastAsia="Times New Roman" w:hAnsi="Times New Roman" w:cs="Times New Roman"/>
           <w:lang w:val="uk-UA"/>
         </w:rPr>
-        <w:t>07.10.</w:t>
+        <w:t>16</w:t>
+      </w:r>
+      <w:r>
+        <w:rPr>
+          <w:rFonts w:ascii="Times New Roman" w:eastAsia="Times New Roman" w:hAnsi="Times New Roman" w:cs="Times New Roman"/>
+          <w:lang w:val="uk-UA"/>
+        </w:rPr>
+        <w:t>.10.</w:t>
       </w:r>
       <w:r>
         <w:rPr>
@@ -4310,7 +3903,14 @@
           <w:rFonts w:ascii="Times New Roman" w:eastAsia="Times New Roman" w:hAnsi="Times New Roman" w:cs="Times New Roman"/>
           <w:lang w:val="uk-UA"/>
         </w:rPr>
-        <w:t>Лекції О. Пшеничного</w:t>
+        <w:t xml:space="preserve">Курси на </w:t>
+      </w:r>
+      <w:r>
+        <w:rPr>
+          <w:rFonts w:ascii="Times New Roman" w:eastAsia="Times New Roman" w:hAnsi="Times New Roman" w:cs="Times New Roman"/>
+          <w:lang w:val="en-US"/>
+        </w:rPr>
+        <w:t>udemy</w:t>
       </w:r>
     </w:p>
     <w:p>
@@ -4338,7 +3938,7 @@
       <w:pPr>
         <w:pStyle w:val="ListParagraph"/>
         <w:numPr>
-          <w:ilvl w:val="1"/>
+          <w:ilvl w:val="2"/>
           <w:numId w:val="15"/>
         </w:numPr>
         <w:spacing w:after="200" w:line="276" w:lineRule="auto"/>
@@ -4347,53 +3947,16 @@
           <w:lang w:val="uk-UA"/>
         </w:rPr>
       </w:pPr>
-      <w:r>
-        <w:rPr>
-          <w:rFonts w:ascii="Times New Roman" w:eastAsia="Times New Roman" w:hAnsi="Times New Roman" w:cs="Times New Roman"/>
-        </w:rPr>
-        <w:t>Що опрацьовано:</w:t>
-      </w:r>
-    </w:p>
-    <w:p>
-      <w:pPr>
-        <w:pStyle w:val="ListParagraph"/>
-        <w:spacing w:after="200" w:line="276" w:lineRule="auto"/>
-        <w:ind w:left="1440"/>
-        <w:rPr>
-          <w:rFonts w:ascii="Times New Roman" w:hAnsi="Times New Roman" w:cs="Times New Roman"/>
-          <w:lang w:val="uk-UA"/>
-        </w:rPr>
-      </w:pPr>
-      <w:r>
-        <w:rPr>
-          <w:rFonts w:ascii="Times New Roman" w:hAnsi="Times New Roman" w:cs="Times New Roman"/>
-        </w:rPr>
-        <w:t>Вивчила застосування стандартних математичних функцій для виконання обчислень..</w:t>
-      </w:r>
-    </w:p>
-    <w:p>
-      <w:pPr>
-        <w:pStyle w:val="ListParagraph"/>
-        <w:spacing w:after="200" w:line="276" w:lineRule="auto"/>
-        <w:ind w:left="1440"/>
-        <w:rPr>
-          <w:rFonts w:ascii="Times New Roman" w:eastAsia="Times New Roman" w:hAnsi="Times New Roman" w:cs="Times New Roman"/>
-          <w:lang w:val="uk-UA"/>
-        </w:rPr>
-      </w:pPr>
-      <w:r>
-        <w:rPr>
-          <w:rFonts w:ascii="Times New Roman" w:eastAsia="Times New Roman" w:hAnsi="Times New Roman" w:cs="Times New Roman"/>
-        </w:rPr>
-        <w:t>Статус: Ознайомлен</w:t>
-      </w:r>
-      <w:r>
-        <w:rPr>
-          <w:rFonts w:ascii="Times New Roman" w:eastAsia="Times New Roman" w:hAnsi="Times New Roman" w:cs="Times New Roman"/>
-          <w:lang w:val="uk-UA"/>
-        </w:rPr>
-        <w:t>а</w:t>
-      </w:r>
+      <w:hyperlink r:id="rId19" w:history="1">
+        <w:r>
+          <w:rPr>
+            <w:rStyle w:val="Hyperlink"/>
+            <w:rFonts w:ascii="Times New Roman" w:eastAsia="Times New Roman" w:hAnsi="Times New Roman" w:cs="Times New Roman"/>
+            <w:lang w:val="uk-UA"/>
+          </w:rPr>
+          <w:t>https://acode.com.ua/urok-107-vbudovani-funktsiyi/</w:t>
+        </w:r>
+      </w:hyperlink>
     </w:p>
     <w:p>
       <w:pPr>
@@ -4412,27 +3975,50 @@
         <w:rPr>
           <w:rFonts w:ascii="Times New Roman" w:eastAsia="Times New Roman" w:hAnsi="Times New Roman" w:cs="Times New Roman"/>
         </w:rPr>
-        <w:t xml:space="preserve">Початок опрацювання теми: </w:t>
-      </w:r>
-      <w:r>
+        <w:t>Що опрацьовано:</w:t>
+      </w:r>
+    </w:p>
+    <w:p>
+      <w:pPr>
+        <w:pStyle w:val="ListParagraph"/>
+        <w:spacing w:after="200" w:line="276" w:lineRule="auto"/>
+        <w:ind w:left="1440"/>
+        <w:rPr>
+          <w:rFonts w:ascii="Times New Roman" w:hAnsi="Times New Roman" w:cs="Times New Roman"/>
+          <w:lang w:val="uk-UA"/>
+        </w:rPr>
+      </w:pPr>
+      <w:r>
+        <w:rPr>
+          <w:rFonts w:ascii="Times New Roman" w:hAnsi="Times New Roman" w:cs="Times New Roman"/>
+          <w:lang w:val="uk-UA"/>
+        </w:rPr>
+        <w:t>Поняття та призначення вбудованих функцій в С++, використання стандартних бібліотек, математичних функцій для обчислень, також функцій для роботи з рядками й іншими типами даних.</w:t>
+      </w:r>
+    </w:p>
+    <w:p>
+      <w:pPr>
+        <w:pStyle w:val="ListParagraph"/>
+        <w:spacing w:after="200" w:line="276" w:lineRule="auto"/>
+        <w:ind w:left="1440"/>
         <w:rPr>
           <w:rFonts w:ascii="Times New Roman" w:eastAsia="Times New Roman" w:hAnsi="Times New Roman" w:cs="Times New Roman"/>
           <w:lang w:val="uk-UA"/>
         </w:rPr>
-        <w:t>15</w:t>
-      </w:r>
+      </w:pPr>
       <w:r>
         <w:rPr>
           <w:rFonts w:ascii="Times New Roman" w:eastAsia="Times New Roman" w:hAnsi="Times New Roman" w:cs="Times New Roman"/>
-          <w:lang w:val="uk-UA"/>
-        </w:rPr>
-        <w:t>.10.</w:t>
+        </w:rPr>
+        <w:lastRenderedPageBreak/>
+        <w:t>Статус: Ознайомлен</w:t>
       </w:r>
       <w:r>
         <w:rPr>
           <w:rFonts w:ascii="Times New Roman" w:eastAsia="Times New Roman" w:hAnsi="Times New Roman" w:cs="Times New Roman"/>
-        </w:rPr>
-        <w:t>2026</w:t>
+          <w:lang w:val="uk-UA"/>
+        </w:rPr>
+        <w:t>а</w:t>
       </w:r>
     </w:p>
     <w:p>
@@ -4452,6 +4038,53 @@
         <w:rPr>
           <w:rFonts w:ascii="Times New Roman" w:eastAsia="Times New Roman" w:hAnsi="Times New Roman" w:cs="Times New Roman"/>
         </w:rPr>
+        <w:t xml:space="preserve">Початок опрацювання теми: </w:t>
+      </w:r>
+      <w:r>
+        <w:rPr>
+          <w:rFonts w:ascii="Times New Roman" w:eastAsia="Times New Roman" w:hAnsi="Times New Roman" w:cs="Times New Roman"/>
+          <w:lang w:val="uk-UA"/>
+        </w:rPr>
+        <w:t>1</w:t>
+      </w:r>
+      <w:r>
+        <w:rPr>
+          <w:rFonts w:ascii="Times New Roman" w:eastAsia="Times New Roman" w:hAnsi="Times New Roman" w:cs="Times New Roman"/>
+          <w:lang w:val="en-US"/>
+        </w:rPr>
+        <w:t>7</w:t>
+      </w:r>
+      <w:r>
+        <w:rPr>
+          <w:rFonts w:ascii="Times New Roman" w:eastAsia="Times New Roman" w:hAnsi="Times New Roman" w:cs="Times New Roman"/>
+          <w:lang w:val="uk-UA"/>
+        </w:rPr>
+        <w:t>.10.</w:t>
+      </w:r>
+      <w:r>
+        <w:rPr>
+          <w:rFonts w:ascii="Times New Roman" w:eastAsia="Times New Roman" w:hAnsi="Times New Roman" w:cs="Times New Roman"/>
+        </w:rPr>
+        <w:t>2026</w:t>
+      </w:r>
+    </w:p>
+    <w:p>
+      <w:pPr>
+        <w:pStyle w:val="ListParagraph"/>
+        <w:numPr>
+          <w:ilvl w:val="1"/>
+          <w:numId w:val="15"/>
+        </w:numPr>
+        <w:spacing w:after="200" w:line="276" w:lineRule="auto"/>
+        <w:rPr>
+          <w:rFonts w:ascii="Times New Roman" w:eastAsia="Times New Roman" w:hAnsi="Times New Roman" w:cs="Times New Roman"/>
+          <w:lang w:val="uk-UA"/>
+        </w:rPr>
+      </w:pPr>
+      <w:r>
+        <w:rPr>
+          <w:rFonts w:ascii="Times New Roman" w:eastAsia="Times New Roman" w:hAnsi="Times New Roman" w:cs="Times New Roman"/>
+        </w:rPr>
         <w:t>З</w:t>
       </w:r>
       <w:r>
@@ -4472,14 +4105,21 @@
           <w:rFonts w:ascii="Times New Roman" w:eastAsia="Times New Roman" w:hAnsi="Times New Roman" w:cs="Times New Roman"/>
           <w:lang w:val="uk-UA"/>
         </w:rPr>
-        <w:t>15</w:t>
+        <w:t>1</w:t>
       </w:r>
       <w:r>
         <w:rPr>
           <w:rFonts w:ascii="Times New Roman" w:eastAsia="Times New Roman" w:hAnsi="Times New Roman" w:cs="Times New Roman"/>
-          <w:lang w:val="uk-UA"/>
-        </w:rPr>
-        <w:t>.10.</w:t>
+          <w:lang w:val="en-US"/>
+        </w:rPr>
+        <w:t>7.</w:t>
+      </w:r>
+      <w:r>
+        <w:rPr>
+          <w:rFonts w:ascii="Times New Roman" w:eastAsia="Times New Roman" w:hAnsi="Times New Roman" w:cs="Times New Roman"/>
+          <w:lang w:val="uk-UA"/>
+        </w:rPr>
+        <w:t>10.</w:t>
       </w:r>
       <w:r>
         <w:rPr>
@@ -4506,7 +4146,6 @@
           <w:color w:val="000000"/>
           <w:kern w:val="36"/>
         </w:rPr>
-        <w:lastRenderedPageBreak/>
         <w:t>Виконання роботи:</w:t>
       </w:r>
     </w:p>
@@ -4633,100 +4272,9 @@
       <w:r>
         <w:rPr>
           <w:rFonts w:ascii="Times New Roman" w:hAnsi="Times New Roman" w:cs="Times New Roman"/>
-        </w:rPr>
-        <w:t>Ознайомитися</w:t>
-      </w:r>
-      <w:r>
-        <w:rPr>
-          <w:rFonts w:ascii="Times New Roman" w:hAnsi="Times New Roman" w:cs="Times New Roman"/>
-          <w:spacing w:val="-5"/>
-        </w:rPr>
-        <w:t xml:space="preserve"> </w:t>
-      </w:r>
-      <w:r>
-        <w:rPr>
-          <w:rFonts w:ascii="Times New Roman" w:hAnsi="Times New Roman" w:cs="Times New Roman"/>
-        </w:rPr>
-        <w:t>з</w:t>
-      </w:r>
-      <w:r>
-        <w:rPr>
-          <w:rFonts w:ascii="Times New Roman" w:hAnsi="Times New Roman" w:cs="Times New Roman"/>
-          <w:spacing w:val="-3"/>
-        </w:rPr>
-        <w:t xml:space="preserve"> </w:t>
-      </w:r>
-      <w:r>
-        <w:rPr>
-          <w:rFonts w:ascii="Times New Roman" w:hAnsi="Times New Roman" w:cs="Times New Roman"/>
-        </w:rPr>
-        <w:t>теорією</w:t>
-      </w:r>
-      <w:r>
-        <w:rPr>
-          <w:rFonts w:ascii="Times New Roman" w:hAnsi="Times New Roman" w:cs="Times New Roman"/>
-          <w:spacing w:val="-3"/>
-        </w:rPr>
-        <w:t xml:space="preserve"> </w:t>
-      </w:r>
-      <w:r>
-        <w:rPr>
-          <w:rFonts w:ascii="Times New Roman" w:hAnsi="Times New Roman" w:cs="Times New Roman"/>
-        </w:rPr>
-        <w:t>необ</w:t>
-      </w:r>
-      <w:r>
-        <w:rPr>
-          <w:rFonts w:ascii="Times New Roman" w:hAnsi="Times New Roman" w:cs="Times New Roman"/>
-          <w:lang w:val="uk-UA"/>
-        </w:rPr>
-        <w:t>хі</w:t>
-      </w:r>
-      <w:r>
-        <w:rPr>
-          <w:rFonts w:ascii="Times New Roman" w:hAnsi="Times New Roman" w:cs="Times New Roman"/>
-        </w:rPr>
-        <w:t>дною</w:t>
-      </w:r>
-      <w:r>
-        <w:rPr>
-          <w:rFonts w:ascii="Times New Roman" w:hAnsi="Times New Roman" w:cs="Times New Roman"/>
-          <w:spacing w:val="-3"/>
-        </w:rPr>
-        <w:t xml:space="preserve"> </w:t>
-      </w:r>
-      <w:r>
-        <w:rPr>
-          <w:rFonts w:ascii="Times New Roman" w:hAnsi="Times New Roman" w:cs="Times New Roman"/>
-        </w:rPr>
-        <w:t>для</w:t>
-      </w:r>
-      <w:r>
-        <w:rPr>
-          <w:rFonts w:ascii="Times New Roman" w:hAnsi="Times New Roman" w:cs="Times New Roman"/>
-          <w:spacing w:val="-3"/>
-        </w:rPr>
-        <w:t xml:space="preserve"> </w:t>
-      </w:r>
-      <w:r>
-        <w:rPr>
-          <w:rFonts w:ascii="Times New Roman" w:hAnsi="Times New Roman" w:cs="Times New Roman"/>
-        </w:rPr>
-        <w:t>виконання</w:t>
-      </w:r>
-      <w:r>
-        <w:rPr>
-          <w:rFonts w:ascii="Times New Roman" w:hAnsi="Times New Roman" w:cs="Times New Roman"/>
-          <w:spacing w:val="-3"/>
-        </w:rPr>
-        <w:t xml:space="preserve"> </w:t>
-      </w:r>
-      <w:r>
-        <w:rPr>
-          <w:rFonts w:ascii="Times New Roman" w:hAnsi="Times New Roman" w:cs="Times New Roman"/>
-          <w:spacing w:val="-2"/>
-        </w:rPr>
-        <w:t>завдання</w:t>
+          <w:lang w:val="uk-UA"/>
+        </w:rPr>
+        <w:t>Вивчити всю необхідну теорію для виконання завдань</w:t>
       </w:r>
     </w:p>
     <w:p>
@@ -4857,7 +4405,7 @@
           <w:color w:val="000000"/>
           <w:lang w:val="uk-UA"/>
         </w:rPr>
-        <w:t xml:space="preserve"> про аналізатор бюджету</w:t>
+        <w:t xml:space="preserve"> </w:t>
       </w:r>
     </w:p>
     <w:p>
@@ -4949,37 +4497,6 @@
           <w:color w:val="000000"/>
         </w:rPr>
         <w:t xml:space="preserve"> Task 1</w:t>
-      </w:r>
-    </w:p>
-    <w:p>
-      <w:pPr>
-        <w:pStyle w:val="NormalWeb"/>
-        <w:numPr>
-          <w:ilvl w:val="1"/>
-          <w:numId w:val="2"/>
-        </w:numPr>
-        <w:spacing w:before="0" w:beforeAutospacing="0" w:after="0" w:afterAutospacing="0"/>
-        <w:textAlignment w:val="baseline"/>
-        <w:rPr>
-          <w:b/>
-          <w:bCs/>
-          <w:color w:val="000000"/>
-          <w:lang w:val="uk-UA"/>
-        </w:rPr>
-      </w:pPr>
-      <w:r>
-        <w:rPr>
-          <w:color w:val="000000"/>
-          <w:lang w:val="uk-UA"/>
-        </w:rPr>
-        <w:t>Написати код для першого завдання з лабораторної №</w:t>
-      </w:r>
-      <w:r>
-        <w:rPr>
-          <w:color w:val="000000"/>
-          <w:lang w:val="uk-UA"/>
-        </w:rPr>
-        <w:t>2</w:t>
       </w:r>
     </w:p>
     <w:p>
@@ -5069,7 +4586,7 @@
                     <pic:cNvPicPr/>
                   </pic:nvPicPr>
                   <pic:blipFill>
-                    <a:blip r:embed="rId13">
+                    <a:blip r:embed="rId20">
                       <a:extLst>
                         <a:ext uri="{28A0092B-C50C-407E-A947-70E740481C1C}">
                           <a14:useLocalDpi xmlns:a14="http://schemas.microsoft.com/office/drawing/2010/main" val="0"/>
@@ -5298,7 +4815,7 @@
                     <pic:cNvPicPr/>
                   </pic:nvPicPr>
                   <pic:blipFill>
-                    <a:blip r:embed="rId14">
+                    <a:blip r:embed="rId21">
                       <a:extLst>
                         <a:ext uri="{28A0092B-C50C-407E-A947-70E740481C1C}">
                           <a14:useLocalDpi xmlns:a14="http://schemas.microsoft.com/office/drawing/2010/main" val="0"/>
@@ -5334,6 +4851,7 @@
           <w:b/>
           <w:bCs/>
           <w:color w:val="000000"/>
+          <w:lang w:val="uk-UA"/>
         </w:rPr>
       </w:pPr>
       <w:r>
@@ -5434,14 +4952,14 @@
           <w:color w:val="000000"/>
           <w:lang w:val="uk-UA"/>
         </w:rPr>
-        <w:t xml:space="preserve"> Написати код для завдання з лабораторної №</w:t>
+        <w:t>Варіант №</w:t>
       </w:r>
       <w:r>
         <w:rPr>
           <w:color w:val="000000"/>
           <w:lang w:val="uk-UA"/>
         </w:rPr>
-        <w:t>3</w:t>
+        <w:t>17</w:t>
       </w:r>
     </w:p>
     <w:p>
@@ -5465,37 +4983,7 @@
           <w:color w:val="000000"/>
           <w:lang w:val="uk-UA"/>
         </w:rPr>
-        <w:t>Варіант №</w:t>
-      </w:r>
-      <w:r>
-        <w:rPr>
-          <w:color w:val="000000"/>
-          <w:lang w:val="uk-UA"/>
-        </w:rPr>
-        <w:t>17</w:t>
-      </w:r>
-    </w:p>
-    <w:p>
-      <w:pPr>
-        <w:pStyle w:val="NormalWeb"/>
-        <w:numPr>
-          <w:ilvl w:val="1"/>
-          <w:numId w:val="2"/>
-        </w:numPr>
-        <w:spacing w:before="0" w:beforeAutospacing="0" w:after="0" w:afterAutospacing="0"/>
-        <w:textAlignment w:val="baseline"/>
-        <w:rPr>
-          <w:b/>
-          <w:bCs/>
-          <w:color w:val="000000"/>
-          <w:lang w:val="uk-UA"/>
-        </w:rPr>
-      </w:pPr>
-      <w:r>
-        <w:rPr>
-          <w:color w:val="000000"/>
-          <w:lang w:val="uk-UA"/>
-        </w:rPr>
+        <w:lastRenderedPageBreak/>
         <w:t>Умова:</w:t>
       </w:r>
     </w:p>
@@ -5521,7 +5009,6 @@
           <w:lang w:val="uk-UA"/>
           <w14:ligatures w14:val="standardContextual"/>
         </w:rPr>
-        <w:lastRenderedPageBreak/>
         <w:drawing>
           <wp:inline distT="0" distB="0" distL="0" distR="0" wp14:anchorId="20282F1A" wp14:editId="1B22D3AC">
             <wp:extent cx="5943600" cy="646430"/>
@@ -5538,7 +5025,7 @@
                     <pic:cNvPicPr/>
                   </pic:nvPicPr>
                   <pic:blipFill>
-                    <a:blip r:embed="rId15">
+                    <a:blip r:embed="rId22">
                       <a:extLst>
                         <a:ext uri="{28A0092B-C50C-407E-A947-70E740481C1C}">
                           <a14:useLocalDpi xmlns:a14="http://schemas.microsoft.com/office/drawing/2010/main" val="0"/>
@@ -5610,6 +5097,27 @@
       </w:pPr>
       <w:r>
         <w:rPr>
+          <w:color w:val="000000"/>
+          <w:lang w:val="uk-UA"/>
+        </w:rPr>
+        <w:t>Методичні вказівки:</w:t>
+      </w:r>
+    </w:p>
+    <w:p>
+      <w:pPr>
+        <w:pStyle w:val="NormalWeb"/>
+        <w:spacing w:before="0" w:beforeAutospacing="0" w:after="0" w:afterAutospacing="0"/>
+        <w:ind w:left="1246"/>
+        <w:textAlignment w:val="baseline"/>
+        <w:rPr>
+          <w:b/>
+          <w:bCs/>
+          <w:color w:val="000000"/>
+          <w:lang w:val="uk-UA"/>
+        </w:rPr>
+      </w:pPr>
+      <w:r>
+        <w:rPr>
           <w:b/>
           <w:bCs/>
           <w:noProof/>
@@ -5633,7 +5141,7 @@
                     <pic:cNvPicPr/>
                   </pic:nvPicPr>
                   <pic:blipFill>
-                    <a:blip r:embed="rId16" cstate="print">
+                    <a:blip r:embed="rId23" cstate="print">
                       <a:extLst>
                         <a:ext uri="{28A0092B-C50C-407E-A947-70E740481C1C}">
                           <a14:useLocalDpi xmlns:a14="http://schemas.microsoft.com/office/drawing/2010/main" val="0"/>
@@ -5928,11 +5436,8 @@
     <w:p>
       <w:pPr>
         <w:pStyle w:val="NormalWeb"/>
-        <w:numPr>
-          <w:ilvl w:val="1"/>
-          <w:numId w:val="2"/>
-        </w:numPr>
         <w:spacing w:before="0" w:beforeAutospacing="0" w:after="0" w:afterAutospacing="0"/>
+        <w:ind w:left="785"/>
         <w:textAlignment w:val="baseline"/>
         <w:rPr>
           <w:b/>
@@ -5947,137 +5452,6 @@
           <w:lang w:val="uk-UA"/>
         </w:rPr>
         <w:t xml:space="preserve">Деталі завдання: </w:t>
-      </w:r>
-    </w:p>
-    <w:p>
-      <w:pPr>
-        <w:pStyle w:val="ListParagraph"/>
-        <w:widowControl w:val="0"/>
-        <w:numPr>
-          <w:ilvl w:val="1"/>
-          <w:numId w:val="2"/>
-        </w:numPr>
-        <w:tabs>
-          <w:tab w:val="left" w:pos="885"/>
-        </w:tabs>
-        <w:autoSpaceDE w:val="0"/>
-        <w:autoSpaceDN w:val="0"/>
-        <w:spacing w:before="42" w:after="0" w:line="240" w:lineRule="auto"/>
-        <w:contextualSpacing w:val="0"/>
-        <w:rPr>
-          <w:rFonts w:ascii="Times New Roman" w:hAnsi="Times New Roman" w:cs="Times New Roman"/>
-        </w:rPr>
-      </w:pPr>
-      <w:r>
-        <w:rPr>
-          <w:rFonts w:ascii="Times New Roman" w:hAnsi="Times New Roman" w:cs="Times New Roman"/>
-        </w:rPr>
-        <w:t>Написати</w:t>
-      </w:r>
-      <w:r>
-        <w:rPr>
-          <w:rFonts w:ascii="Times New Roman" w:hAnsi="Times New Roman" w:cs="Times New Roman"/>
-          <w:spacing w:val="-2"/>
-        </w:rPr>
-        <w:t xml:space="preserve"> </w:t>
-      </w:r>
-      <w:r>
-        <w:rPr>
-          <w:rFonts w:ascii="Times New Roman" w:hAnsi="Times New Roman" w:cs="Times New Roman"/>
-        </w:rPr>
-        <w:t>код</w:t>
-      </w:r>
-      <w:r>
-        <w:rPr>
-          <w:rFonts w:ascii="Times New Roman" w:hAnsi="Times New Roman" w:cs="Times New Roman"/>
-          <w:spacing w:val="-5"/>
-        </w:rPr>
-        <w:t xml:space="preserve"> </w:t>
-      </w:r>
-      <w:r>
-        <w:rPr>
-          <w:rFonts w:ascii="Times New Roman" w:hAnsi="Times New Roman" w:cs="Times New Roman"/>
-        </w:rPr>
-        <w:t>для</w:t>
-      </w:r>
-      <w:r>
-        <w:rPr>
-          <w:rFonts w:ascii="Times New Roman" w:hAnsi="Times New Roman" w:cs="Times New Roman"/>
-          <w:spacing w:val="-2"/>
-        </w:rPr>
-        <w:t xml:space="preserve"> </w:t>
-      </w:r>
-      <w:r>
-        <w:rPr>
-          <w:rFonts w:ascii="Times New Roman" w:hAnsi="Times New Roman" w:cs="Times New Roman"/>
-        </w:rPr>
-        <w:t>завдання</w:t>
-      </w:r>
-      <w:r>
-        <w:rPr>
-          <w:rFonts w:ascii="Times New Roman" w:hAnsi="Times New Roman" w:cs="Times New Roman"/>
-          <w:spacing w:val="-1"/>
-        </w:rPr>
-        <w:t xml:space="preserve"> </w:t>
-      </w:r>
-      <w:r>
-        <w:rPr>
-          <w:rFonts w:ascii="Times New Roman" w:hAnsi="Times New Roman" w:cs="Times New Roman"/>
-        </w:rPr>
-        <w:t>Class</w:t>
-      </w:r>
-      <w:r>
-        <w:rPr>
-          <w:rFonts w:ascii="Times New Roman" w:hAnsi="Times New Roman" w:cs="Times New Roman"/>
-          <w:spacing w:val="-1"/>
-        </w:rPr>
-        <w:t xml:space="preserve"> </w:t>
-      </w:r>
-      <w:r>
-        <w:rPr>
-          <w:rFonts w:ascii="Times New Roman" w:hAnsi="Times New Roman" w:cs="Times New Roman"/>
-        </w:rPr>
-        <w:t>Practice</w:t>
-      </w:r>
-      <w:r>
-        <w:rPr>
-          <w:rFonts w:ascii="Times New Roman" w:hAnsi="Times New Roman" w:cs="Times New Roman"/>
-          <w:spacing w:val="-4"/>
-        </w:rPr>
-        <w:t xml:space="preserve"> </w:t>
-      </w:r>
-      <w:r>
-        <w:rPr>
-          <w:rFonts w:ascii="Times New Roman" w:hAnsi="Times New Roman" w:cs="Times New Roman"/>
-        </w:rPr>
-        <w:t>Task</w:t>
-      </w:r>
-      <w:r>
-        <w:rPr>
-          <w:rFonts w:ascii="Times New Roman" w:hAnsi="Times New Roman" w:cs="Times New Roman"/>
-          <w:spacing w:val="-2"/>
-        </w:rPr>
-        <w:t xml:space="preserve"> </w:t>
-      </w:r>
-      <w:r>
-        <w:rPr>
-          <w:rFonts w:ascii="Times New Roman" w:hAnsi="Times New Roman" w:cs="Times New Roman"/>
-        </w:rPr>
-        <w:t>(Epic</w:t>
-      </w:r>
-      <w:r>
-        <w:rPr>
-          <w:rFonts w:ascii="Times New Roman" w:hAnsi="Times New Roman" w:cs="Times New Roman"/>
-          <w:spacing w:val="-4"/>
-        </w:rPr>
-        <w:t xml:space="preserve"> </w:t>
-      </w:r>
-      <w:r>
-        <w:rPr>
-          <w:rFonts w:ascii="Times New Roman" w:hAnsi="Times New Roman" w:cs="Times New Roman"/>
-          <w:spacing w:val="-5"/>
-        </w:rPr>
-        <w:t>3)</w:t>
       </w:r>
     </w:p>
     <w:p>
@@ -6316,7 +5690,7 @@
         </w:tabs>
         <w:autoSpaceDE w:val="0"/>
         <w:autoSpaceDN w:val="0"/>
-        <w:spacing w:before="32" w:after="0" w:line="240" w:lineRule="auto"/>
+        <w:spacing w:after="0" w:line="292" w:lineRule="exact"/>
         <w:contextualSpacing w:val="0"/>
         <w:rPr>
           <w:rFonts w:ascii="Times New Roman" w:hAnsi="Times New Roman" w:cs="Times New Roman"/>
@@ -6326,1088 +5700,95 @@
         <w:rPr>
           <w:rFonts w:ascii="Times New Roman" w:hAnsi="Times New Roman" w:cs="Times New Roman"/>
           <w:spacing w:val="-2"/>
-        </w:rPr>
-        <w:t>Вимоги:</w:t>
-      </w:r>
-    </w:p>
-    <w:p>
-      <w:pPr>
-        <w:pStyle w:val="BodyText"/>
-        <w:spacing w:before="29"/>
-        <w:ind w:left="525"/>
-      </w:pPr>
-      <w:r>
-        <w:t>▫</w:t>
-      </w:r>
-      <w:r>
-        <w:rPr>
-          <w:spacing w:val="67"/>
-        </w:rPr>
-        <w:t xml:space="preserve"> </w:t>
-      </w:r>
-      <w:r>
-        <w:t>for:</w:t>
-      </w:r>
-      <w:r>
-        <w:rPr>
-          <w:spacing w:val="-3"/>
-        </w:rPr>
-        <w:t xml:space="preserve"> </w:t>
-      </w:r>
-      <w:r>
-        <w:t>вивести список</w:t>
-      </w:r>
-      <w:r>
-        <w:rPr>
-          <w:spacing w:val="-3"/>
-        </w:rPr>
-        <w:t xml:space="preserve"> </w:t>
-      </w:r>
-      <w:r>
-        <w:t>витрат</w:t>
-      </w:r>
-      <w:r>
-        <w:rPr>
-          <w:spacing w:val="-1"/>
-        </w:rPr>
-        <w:t xml:space="preserve"> </w:t>
-      </w:r>
-      <w:r>
-        <w:t>по</w:t>
-      </w:r>
-      <w:r>
-        <w:rPr>
-          <w:spacing w:val="-1"/>
-        </w:rPr>
-        <w:t xml:space="preserve"> </w:t>
-      </w:r>
-      <w:r>
-        <w:t>днях,</w:t>
-      </w:r>
-      <w:r>
-        <w:rPr>
-          <w:spacing w:val="-1"/>
-        </w:rPr>
-        <w:t xml:space="preserve"> </w:t>
-      </w:r>
-      <w:r>
-        <w:t>обходячи</w:t>
-      </w:r>
-      <w:r>
-        <w:rPr>
-          <w:spacing w:val="1"/>
-        </w:rPr>
-        <w:t xml:space="preserve"> </w:t>
-      </w:r>
-      <w:r>
-        <w:rPr>
-          <w:spacing w:val="-2"/>
-        </w:rPr>
-        <w:t>масив.</w:t>
-      </w:r>
-    </w:p>
-    <w:p>
-      <w:pPr>
-        <w:pStyle w:val="BodyText"/>
-        <w:spacing w:before="24"/>
-        <w:ind w:left="525"/>
-      </w:pPr>
-      <w:r>
-        <w:t>▫</w:t>
-      </w:r>
-      <w:r>
-        <w:rPr>
-          <w:spacing w:val="63"/>
-        </w:rPr>
-        <w:t xml:space="preserve"> </w:t>
-      </w:r>
-      <w:r>
-        <w:t>while:</w:t>
-      </w:r>
-      <w:r>
-        <w:rPr>
-          <w:spacing w:val="-3"/>
-        </w:rPr>
-        <w:t xml:space="preserve"> </w:t>
-      </w:r>
-      <w:r>
-        <w:t>накопичувати</w:t>
-      </w:r>
-      <w:r>
-        <w:rPr>
-          <w:spacing w:val="-5"/>
-        </w:rPr>
-        <w:t xml:space="preserve"> </w:t>
-      </w:r>
-      <w:r>
-        <w:t>витрати</w:t>
-      </w:r>
-      <w:r>
-        <w:rPr>
-          <w:spacing w:val="-1"/>
-        </w:rPr>
-        <w:t xml:space="preserve"> </w:t>
-      </w:r>
-      <w:r>
-        <w:t>день</w:t>
-      </w:r>
-      <w:r>
-        <w:rPr>
-          <w:spacing w:val="-2"/>
-        </w:rPr>
-        <w:t xml:space="preserve"> </w:t>
-      </w:r>
-      <w:r>
-        <w:t>за</w:t>
-      </w:r>
-      <w:r>
-        <w:rPr>
-          <w:spacing w:val="-3"/>
-        </w:rPr>
-        <w:t xml:space="preserve"> </w:t>
-      </w:r>
-      <w:r>
-        <w:t>днем,</w:t>
-      </w:r>
-      <w:r>
-        <w:rPr>
-          <w:spacing w:val="-2"/>
-        </w:rPr>
-        <w:t xml:space="preserve"> </w:t>
-      </w:r>
-      <w:r>
-        <w:t>доки не</w:t>
-      </w:r>
-      <w:r>
-        <w:rPr>
-          <w:spacing w:val="-4"/>
-        </w:rPr>
-        <w:t xml:space="preserve"> </w:t>
-      </w:r>
-      <w:r>
-        <w:t>буде</w:t>
-      </w:r>
-      <w:r>
-        <w:rPr>
-          <w:spacing w:val="-3"/>
-        </w:rPr>
-        <w:t xml:space="preserve"> </w:t>
-      </w:r>
-      <w:r>
-        <w:t>вичерпано</w:t>
-      </w:r>
-      <w:r>
-        <w:rPr>
-          <w:spacing w:val="-1"/>
-        </w:rPr>
-        <w:t xml:space="preserve"> </w:t>
-      </w:r>
-      <w:r>
-        <w:rPr>
-          <w:spacing w:val="-2"/>
-        </w:rPr>
-        <w:t>бюджет.</w:t>
-      </w:r>
-    </w:p>
-    <w:p>
-      <w:pPr>
-        <w:pStyle w:val="BodyText"/>
-        <w:spacing w:before="24" w:line="264" w:lineRule="auto"/>
-        <w:ind w:left="886" w:right="800" w:hanging="360"/>
-      </w:pPr>
-      <w:r>
-        <w:t>▫</w:t>
-      </w:r>
-      <w:r>
-        <w:rPr>
-          <w:spacing w:val="40"/>
-        </w:rPr>
-        <w:t xml:space="preserve"> </w:t>
-      </w:r>
-      <w:r>
-        <w:t>break:</w:t>
-      </w:r>
-      <w:r>
-        <w:rPr>
-          <w:spacing w:val="-4"/>
-        </w:rPr>
-        <w:t xml:space="preserve"> </w:t>
-      </w:r>
-      <w:r>
-        <w:t>зупинити</w:t>
-      </w:r>
-      <w:r>
-        <w:rPr>
-          <w:spacing w:val="-6"/>
-        </w:rPr>
-        <w:t xml:space="preserve"> </w:t>
-      </w:r>
-      <w:r>
-        <w:t>цей</w:t>
-      </w:r>
-      <w:r>
-        <w:rPr>
-          <w:spacing w:val="-1"/>
-        </w:rPr>
-        <w:t xml:space="preserve"> </w:t>
-      </w:r>
-      <w:r>
-        <w:t>цикл</w:t>
-      </w:r>
-      <w:r>
-        <w:rPr>
-          <w:spacing w:val="-2"/>
-        </w:rPr>
-        <w:t xml:space="preserve"> </w:t>
-      </w:r>
-      <w:r>
-        <w:t>одразу</w:t>
-      </w:r>
-      <w:r>
-        <w:rPr>
-          <w:spacing w:val="-2"/>
-        </w:rPr>
-        <w:t xml:space="preserve"> </w:t>
-      </w:r>
-      <w:r>
-        <w:t>на</w:t>
-      </w:r>
-      <w:r>
-        <w:rPr>
-          <w:spacing w:val="-4"/>
-        </w:rPr>
-        <w:t xml:space="preserve"> </w:t>
-      </w:r>
-      <w:r>
-        <w:t>дні,</w:t>
-      </w:r>
-      <w:r>
-        <w:rPr>
-          <w:spacing w:val="-2"/>
-        </w:rPr>
-        <w:t xml:space="preserve"> </w:t>
-      </w:r>
-      <w:r>
-        <w:t>коли</w:t>
-      </w:r>
-      <w:r>
-        <w:rPr>
-          <w:spacing w:val="-1"/>
-        </w:rPr>
-        <w:t xml:space="preserve"> </w:t>
-      </w:r>
-      <w:r>
-        <w:t>бюджет</w:t>
-      </w:r>
-      <w:r>
-        <w:rPr>
-          <w:spacing w:val="-2"/>
-        </w:rPr>
-        <w:t xml:space="preserve"> </w:t>
-      </w:r>
-      <w:r>
-        <w:t>вичерпано,</w:t>
-      </w:r>
-      <w:r>
-        <w:rPr>
-          <w:spacing w:val="-2"/>
-        </w:rPr>
-        <w:t xml:space="preserve"> </w:t>
-      </w:r>
-      <w:r>
-        <w:t>а</w:t>
-      </w:r>
-      <w:r>
-        <w:rPr>
-          <w:spacing w:val="-4"/>
-        </w:rPr>
-        <w:t xml:space="preserve"> </w:t>
-      </w:r>
-      <w:r>
-        <w:t>не</w:t>
-      </w:r>
-      <w:r>
-        <w:rPr>
-          <w:spacing w:val="-4"/>
-        </w:rPr>
-        <w:t xml:space="preserve"> </w:t>
-      </w:r>
-      <w:r>
-        <w:t>після перебору всіх днів.</w:t>
-      </w:r>
-    </w:p>
-    <w:p>
-      <w:pPr>
-        <w:pStyle w:val="BodyText"/>
-        <w:spacing w:before="18" w:line="259" w:lineRule="auto"/>
-        <w:ind w:left="886" w:right="800" w:hanging="360"/>
-      </w:pPr>
-      <w:r>
-        <w:t>▫</w:t>
-      </w:r>
-      <w:r>
-        <w:rPr>
-          <w:spacing w:val="40"/>
-        </w:rPr>
-        <w:t xml:space="preserve"> </w:t>
-      </w:r>
-      <w:r>
-        <w:t>do</w:t>
-      </w:r>
-      <w:r>
-        <w:rPr>
-          <w:spacing w:val="-3"/>
-        </w:rPr>
-        <w:t xml:space="preserve"> </w:t>
-      </w:r>
-      <w:r>
-        <w:t>while:</w:t>
-      </w:r>
-      <w:r>
-        <w:rPr>
-          <w:spacing w:val="-5"/>
-        </w:rPr>
-        <w:t xml:space="preserve"> </w:t>
-      </w:r>
-      <w:r>
-        <w:t>після</w:t>
-      </w:r>
-      <w:r>
-        <w:rPr>
-          <w:spacing w:val="-3"/>
-        </w:rPr>
-        <w:t xml:space="preserve"> </w:t>
-      </w:r>
-      <w:r>
-        <w:t>кожної</w:t>
-      </w:r>
-      <w:r>
-        <w:rPr>
-          <w:spacing w:val="-5"/>
-        </w:rPr>
-        <w:t xml:space="preserve"> </w:t>
-      </w:r>
-      <w:r>
-        <w:t>операції</w:t>
-      </w:r>
-      <w:r>
-        <w:rPr>
-          <w:spacing w:val="-5"/>
-        </w:rPr>
-        <w:t xml:space="preserve"> </w:t>
-      </w:r>
-      <w:r>
-        <w:t>повертати</w:t>
-      </w:r>
-      <w:r>
-        <w:rPr>
-          <w:spacing w:val="-2"/>
-        </w:rPr>
-        <w:t xml:space="preserve"> </w:t>
-      </w:r>
-      <w:r>
-        <w:t>користувача</w:t>
-      </w:r>
-      <w:r>
-        <w:rPr>
-          <w:spacing w:val="-5"/>
-        </w:rPr>
-        <w:t xml:space="preserve"> </w:t>
-      </w:r>
-      <w:r>
-        <w:t>в</w:t>
-      </w:r>
-      <w:r>
-        <w:rPr>
-          <w:spacing w:val="-2"/>
-        </w:rPr>
-        <w:t xml:space="preserve"> </w:t>
-      </w:r>
-      <w:r>
-        <w:t>меню</w:t>
-      </w:r>
-      <w:r>
-        <w:rPr>
-          <w:spacing w:val="-3"/>
-        </w:rPr>
-        <w:t xml:space="preserve"> </w:t>
-      </w:r>
-      <w:r>
-        <w:t>і</w:t>
-      </w:r>
-      <w:r>
-        <w:rPr>
-          <w:spacing w:val="-5"/>
-        </w:rPr>
-        <w:t xml:space="preserve"> </w:t>
-      </w:r>
-      <w:r>
-        <w:t>працювати,</w:t>
-      </w:r>
-      <w:r>
-        <w:rPr>
-          <w:spacing w:val="-3"/>
-        </w:rPr>
-        <w:t xml:space="preserve"> </w:t>
-      </w:r>
-      <w:r>
-        <w:t>доки він не вибере вихід.</w:t>
-      </w:r>
-    </w:p>
-    <w:p>
-      <w:pPr>
-        <w:pStyle w:val="BodyText"/>
-        <w:spacing w:before="24"/>
-        <w:ind w:left="525"/>
-      </w:pPr>
-      <w:r>
-        <w:t>▫</w:t>
-      </w:r>
-      <w:r>
-        <w:rPr>
-          <w:spacing w:val="62"/>
-        </w:rPr>
-        <w:t xml:space="preserve"> </w:t>
-      </w:r>
-      <w:r>
-        <w:t>continue:</w:t>
-      </w:r>
-      <w:r>
-        <w:rPr>
-          <w:spacing w:val="-4"/>
-        </w:rPr>
-        <w:t xml:space="preserve"> </w:t>
-      </w:r>
-      <w:r>
-        <w:t>пропускати</w:t>
-      </w:r>
-      <w:r>
-        <w:rPr>
-          <w:spacing w:val="-2"/>
-        </w:rPr>
-        <w:t xml:space="preserve"> </w:t>
-      </w:r>
-      <w:r>
-        <w:t>дні</w:t>
-      </w:r>
-      <w:r>
-        <w:rPr>
-          <w:spacing w:val="-4"/>
-        </w:rPr>
-        <w:t xml:space="preserve"> </w:t>
-      </w:r>
-      <w:r>
-        <w:t>без</w:t>
-      </w:r>
-      <w:r>
-        <w:rPr>
-          <w:spacing w:val="-2"/>
-        </w:rPr>
-        <w:t xml:space="preserve"> </w:t>
-      </w:r>
-      <w:r>
-        <w:t>покупок</w:t>
-      </w:r>
-      <w:r>
-        <w:rPr>
-          <w:spacing w:val="-4"/>
-        </w:rPr>
-        <w:t xml:space="preserve"> </w:t>
-      </w:r>
-      <w:r>
-        <w:t>при</w:t>
-      </w:r>
-      <w:r>
-        <w:rPr>
-          <w:spacing w:val="-2"/>
-        </w:rPr>
-        <w:t xml:space="preserve"> </w:t>
-      </w:r>
-      <w:r>
-        <w:t>обчисленні</w:t>
-      </w:r>
-      <w:r>
-        <w:rPr>
-          <w:spacing w:val="-4"/>
-        </w:rPr>
-        <w:t xml:space="preserve"> </w:t>
-      </w:r>
-      <w:r>
-        <w:t>середніх</w:t>
-      </w:r>
-      <w:r>
-        <w:rPr>
-          <w:spacing w:val="-2"/>
-        </w:rPr>
-        <w:t xml:space="preserve"> витрат.</w:t>
-      </w:r>
-    </w:p>
-    <w:p>
-      <w:pPr>
-        <w:pStyle w:val="BodyText"/>
-        <w:spacing w:before="23" w:line="259" w:lineRule="auto"/>
-        <w:ind w:left="886" w:right="800" w:hanging="360"/>
-      </w:pPr>
-      <w:r>
-        <w:t>▫</w:t>
-      </w:r>
-      <w:r>
-        <w:rPr>
-          <w:spacing w:val="40"/>
-        </w:rPr>
-        <w:t xml:space="preserve"> </w:t>
-      </w:r>
-      <w:r>
-        <w:t>Вкладені</w:t>
-      </w:r>
-      <w:r>
-        <w:rPr>
-          <w:spacing w:val="-6"/>
-        </w:rPr>
-        <w:t xml:space="preserve"> </w:t>
-      </w:r>
-      <w:r>
-        <w:t>цикли:</w:t>
-      </w:r>
-      <w:r>
-        <w:rPr>
-          <w:spacing w:val="-6"/>
-        </w:rPr>
-        <w:t xml:space="preserve"> </w:t>
-      </w:r>
-      <w:r>
-        <w:t>самостійно</w:t>
-      </w:r>
-      <w:r>
-        <w:rPr>
-          <w:spacing w:val="-4"/>
-        </w:rPr>
-        <w:t xml:space="preserve"> </w:t>
-      </w:r>
-      <w:r>
-        <w:t>відсортувати</w:t>
-      </w:r>
-      <w:r>
-        <w:rPr>
-          <w:spacing w:val="-3"/>
-        </w:rPr>
-        <w:t xml:space="preserve"> </w:t>
-      </w:r>
-      <w:r>
-        <w:t>копію масиву</w:t>
-      </w:r>
-      <w:r>
-        <w:rPr>
-          <w:spacing w:val="-4"/>
-        </w:rPr>
-        <w:t xml:space="preserve"> </w:t>
-      </w:r>
-      <w:r>
-        <w:t>для</w:t>
-      </w:r>
-      <w:r>
-        <w:rPr>
-          <w:spacing w:val="-4"/>
-        </w:rPr>
-        <w:t xml:space="preserve"> </w:t>
-      </w:r>
-      <w:r>
-        <w:t>трьох</w:t>
-      </w:r>
-      <w:r>
-        <w:rPr>
-          <w:spacing w:val="-4"/>
-        </w:rPr>
-        <w:t xml:space="preserve"> </w:t>
-      </w:r>
-      <w:r>
-        <w:t>найдорожчих днів, без готових функцій сортування.</w:t>
-      </w:r>
-    </w:p>
-    <w:p>
-      <w:pPr>
-        <w:pStyle w:val="BodyText"/>
-        <w:spacing w:before="30" w:line="259" w:lineRule="auto"/>
-        <w:ind w:left="886" w:hanging="360"/>
-      </w:pPr>
-      <w:r>
-        <w:t>▫</w:t>
-      </w:r>
-      <w:r>
-        <w:rPr>
-          <w:spacing w:val="40"/>
-        </w:rPr>
-        <w:t xml:space="preserve"> </w:t>
-      </w:r>
-      <w:r>
-        <w:t>Функції:</w:t>
-      </w:r>
-      <w:r>
-        <w:rPr>
-          <w:spacing w:val="-5"/>
-        </w:rPr>
-        <w:t xml:space="preserve"> </w:t>
-      </w:r>
-      <w:r>
-        <w:t>кожен</w:t>
-      </w:r>
-      <w:r>
-        <w:rPr>
-          <w:spacing w:val="-2"/>
-        </w:rPr>
-        <w:t xml:space="preserve"> </w:t>
-      </w:r>
-      <w:r>
-        <w:t>пункт</w:t>
-      </w:r>
-      <w:r>
-        <w:rPr>
-          <w:spacing w:val="-3"/>
-        </w:rPr>
-        <w:t xml:space="preserve"> </w:t>
-      </w:r>
-      <w:r>
-        <w:t>меню</w:t>
-      </w:r>
-      <w:r>
-        <w:rPr>
-          <w:spacing w:val="-3"/>
-        </w:rPr>
-        <w:t xml:space="preserve"> </w:t>
-      </w:r>
-      <w:r>
-        <w:t>окремою</w:t>
-      </w:r>
-      <w:r>
-        <w:rPr>
-          <w:spacing w:val="-3"/>
-        </w:rPr>
-        <w:t xml:space="preserve"> </w:t>
-      </w:r>
-      <w:r>
-        <w:t>функцією.</w:t>
-      </w:r>
-      <w:r>
-        <w:rPr>
-          <w:spacing w:val="-3"/>
-        </w:rPr>
-        <w:t xml:space="preserve"> </w:t>
-      </w:r>
-      <w:r>
-        <w:t>Одна</w:t>
-      </w:r>
-      <w:r>
-        <w:rPr>
-          <w:spacing w:val="-5"/>
-        </w:rPr>
-        <w:t xml:space="preserve"> </w:t>
-      </w:r>
-      <w:r>
-        <w:t>з</w:t>
-      </w:r>
-      <w:r>
-        <w:rPr>
-          <w:spacing w:val="-3"/>
-        </w:rPr>
-        <w:t xml:space="preserve"> </w:t>
-      </w:r>
-      <w:r>
-        <w:t>них</w:t>
-      </w:r>
-      <w:r>
-        <w:rPr>
-          <w:spacing w:val="-3"/>
-        </w:rPr>
-        <w:t xml:space="preserve"> </w:t>
-      </w:r>
-      <w:r>
-        <w:t>повертає</w:t>
-      </w:r>
-      <w:r>
-        <w:rPr>
-          <w:spacing w:val="-2"/>
-        </w:rPr>
-        <w:t xml:space="preserve"> </w:t>
-      </w:r>
-      <w:r>
-        <w:t>мінімум</w:t>
-      </w:r>
-      <w:r>
-        <w:rPr>
-          <w:spacing w:val="-5"/>
-        </w:rPr>
-        <w:t xml:space="preserve"> </w:t>
-      </w:r>
-      <w:r>
-        <w:t>і максимум через параметри-посилання, інша має параметр за замовчуванням</w:t>
-      </w:r>
-    </w:p>
-    <w:p>
-      <w:pPr>
-        <w:pStyle w:val="BodyText"/>
-        <w:spacing w:before="61" w:line="278" w:lineRule="auto"/>
-        <w:ind w:left="886" w:right="800"/>
-      </w:pPr>
-      <w:r>
-        <w:lastRenderedPageBreak/>
-        <w:t>(денний</w:t>
-      </w:r>
-      <w:r>
-        <w:rPr>
-          <w:spacing w:val="-9"/>
-        </w:rPr>
-        <w:t xml:space="preserve"> </w:t>
-      </w:r>
-      <w:r>
-        <w:t>ліміт</w:t>
-      </w:r>
-      <w:r>
-        <w:rPr>
-          <w:spacing w:val="-4"/>
-        </w:rPr>
-        <w:t xml:space="preserve"> </w:t>
-      </w:r>
-      <w:r>
-        <w:t>1000</w:t>
-      </w:r>
-      <w:r>
-        <w:rPr>
-          <w:spacing w:val="-38"/>
-        </w:rPr>
-        <w:t xml:space="preserve"> </w:t>
-      </w:r>
-      <w:r>
-        <w:t>грн).</w:t>
-      </w:r>
-      <w:r>
-        <w:rPr>
-          <w:spacing w:val="-5"/>
-        </w:rPr>
-        <w:t xml:space="preserve"> </w:t>
-      </w:r>
-      <w:r>
-        <w:t>Для</w:t>
-      </w:r>
-      <w:r>
-        <w:rPr>
-          <w:spacing w:val="-5"/>
-        </w:rPr>
-        <w:t xml:space="preserve"> </w:t>
-      </w:r>
-      <w:r>
-        <w:t>модуля</w:t>
-      </w:r>
-      <w:r>
-        <w:rPr>
-          <w:spacing w:val="-5"/>
-        </w:rPr>
-        <w:t xml:space="preserve"> </w:t>
-      </w:r>
-      <w:r>
-        <w:t>перевитрати</w:t>
-      </w:r>
-      <w:r>
-        <w:rPr>
-          <w:spacing w:val="-9"/>
-        </w:rPr>
-        <w:t xml:space="preserve"> </w:t>
-      </w:r>
-      <w:r>
-        <w:t>взяти</w:t>
-      </w:r>
-      <w:r>
-        <w:rPr>
-          <w:spacing w:val="-4"/>
-        </w:rPr>
-        <w:t xml:space="preserve"> </w:t>
-      </w:r>
-      <w:r>
-        <w:t>вбудовану</w:t>
-      </w:r>
-      <w:r>
-        <w:rPr>
-          <w:spacing w:val="-5"/>
-        </w:rPr>
-        <w:t xml:space="preserve"> </w:t>
-      </w:r>
-      <w:r>
-        <w:t xml:space="preserve">математичну </w:t>
-      </w:r>
-      <w:r>
-        <w:rPr>
-          <w:spacing w:val="-2"/>
-        </w:rPr>
-        <w:t>функцію.</w:t>
-      </w:r>
-    </w:p>
-    <w:p>
-      <w:pPr>
-        <w:pStyle w:val="BodyText"/>
-        <w:spacing w:line="296" w:lineRule="exact"/>
-        <w:ind w:left="525"/>
-      </w:pPr>
-      <w:r>
-        <w:t>▫</w:t>
-      </w:r>
-      <w:r>
-        <w:rPr>
-          <w:spacing w:val="59"/>
-        </w:rPr>
-        <w:t xml:space="preserve"> </w:t>
-      </w:r>
-      <w:r>
-        <w:t>Рекурсія:</w:t>
-      </w:r>
-      <w:r>
-        <w:rPr>
-          <w:spacing w:val="-1"/>
-        </w:rPr>
-        <w:t xml:space="preserve"> </w:t>
-      </w:r>
-      <w:r>
-        <w:t>сумарні</w:t>
-      </w:r>
-      <w:r>
-        <w:rPr>
-          <w:spacing w:val="-4"/>
-        </w:rPr>
-        <w:t xml:space="preserve"> </w:t>
-      </w:r>
-      <w:r>
-        <w:t>витрати</w:t>
-      </w:r>
-      <w:r>
-        <w:rPr>
-          <w:spacing w:val="-2"/>
-        </w:rPr>
-        <w:t xml:space="preserve"> </w:t>
-      </w:r>
-      <w:r>
-        <w:t>обчислити</w:t>
-      </w:r>
-      <w:r>
-        <w:rPr>
-          <w:spacing w:val="-2"/>
-        </w:rPr>
-        <w:t xml:space="preserve"> </w:t>
-      </w:r>
-      <w:r>
-        <w:t>рекурсивною</w:t>
-      </w:r>
-      <w:r>
-        <w:rPr>
-          <w:spacing w:val="-2"/>
-        </w:rPr>
-        <w:t xml:space="preserve"> </w:t>
-      </w:r>
-      <w:r>
-        <w:t>функцією,</w:t>
-      </w:r>
-      <w:r>
-        <w:rPr>
-          <w:spacing w:val="-3"/>
-        </w:rPr>
-        <w:t xml:space="preserve"> </w:t>
-      </w:r>
-      <w:r>
-        <w:t>без</w:t>
-      </w:r>
-      <w:r>
-        <w:rPr>
-          <w:spacing w:val="-2"/>
-        </w:rPr>
-        <w:t xml:space="preserve"> циклу.</w:t>
-      </w:r>
-    </w:p>
-    <w:p>
-      <w:pPr>
-        <w:pStyle w:val="BodyText"/>
-        <w:spacing w:before="25" w:line="271" w:lineRule="auto"/>
-        <w:ind w:left="886" w:right="800" w:hanging="360"/>
-      </w:pPr>
-      <w:r>
-        <w:t>▫</w:t>
-      </w:r>
-      <w:r>
-        <w:rPr>
-          <w:spacing w:val="40"/>
-        </w:rPr>
-        <w:t xml:space="preserve"> </w:t>
-      </w:r>
-      <w:r>
-        <w:t>goto: якщо користувач вводить неправильний пункт меню або нечислові символи,</w:t>
-      </w:r>
-      <w:r>
-        <w:rPr>
-          <w:spacing w:val="-4"/>
-        </w:rPr>
-        <w:t xml:space="preserve"> </w:t>
-      </w:r>
-      <w:r>
-        <w:t>перенаправити</w:t>
-      </w:r>
-      <w:r>
-        <w:rPr>
-          <w:spacing w:val="-3"/>
-        </w:rPr>
-        <w:t xml:space="preserve"> </w:t>
-      </w:r>
-      <w:r>
-        <w:t>його</w:t>
-      </w:r>
-      <w:r>
-        <w:rPr>
-          <w:spacing w:val="-4"/>
-        </w:rPr>
-        <w:t xml:space="preserve"> </w:t>
-      </w:r>
-      <w:r>
-        <w:t>назад</w:t>
-      </w:r>
-      <w:r>
-        <w:rPr>
-          <w:spacing w:val="-7"/>
-        </w:rPr>
-        <w:t xml:space="preserve"> </w:t>
-      </w:r>
-      <w:r>
-        <w:t>до</w:t>
-      </w:r>
-      <w:r>
-        <w:rPr>
-          <w:spacing w:val="-4"/>
-        </w:rPr>
-        <w:t xml:space="preserve"> </w:t>
-      </w:r>
-      <w:r>
-        <w:t>головного</w:t>
-      </w:r>
-      <w:r>
-        <w:rPr>
-          <w:spacing w:val="-9"/>
-        </w:rPr>
-        <w:t xml:space="preserve"> </w:t>
-      </w:r>
-      <w:r>
-        <w:t>меню</w:t>
-      </w:r>
-      <w:r>
-        <w:rPr>
-          <w:spacing w:val="-4"/>
-        </w:rPr>
-        <w:t xml:space="preserve"> </w:t>
-      </w:r>
-      <w:r>
-        <w:t>через goto.</w:t>
-      </w:r>
-      <w:r>
-        <w:rPr>
-          <w:spacing w:val="-4"/>
-        </w:rPr>
-        <w:t xml:space="preserve"> </w:t>
-      </w:r>
-      <w:r>
-        <w:t>Зациклення не повинно бути.</w:t>
-      </w:r>
-    </w:p>
-    <w:p>
-      <w:pPr>
-        <w:pStyle w:val="BodyText"/>
-        <w:spacing w:before="9" w:line="259" w:lineRule="auto"/>
-        <w:ind w:left="886" w:hanging="360"/>
-      </w:pPr>
-      <w:r>
-        <w:t>▫</w:t>
-      </w:r>
-      <w:r>
-        <w:rPr>
-          <w:spacing w:val="40"/>
-        </w:rPr>
-        <w:t xml:space="preserve"> </w:t>
-      </w:r>
-      <w:r>
-        <w:t>Валідація:</w:t>
-      </w:r>
-      <w:r>
-        <w:rPr>
-          <w:spacing w:val="-5"/>
-        </w:rPr>
-        <w:t xml:space="preserve"> </w:t>
-      </w:r>
-      <w:r>
-        <w:t>перевіряти</w:t>
-      </w:r>
-      <w:r>
-        <w:rPr>
-          <w:spacing w:val="-3"/>
-        </w:rPr>
-        <w:t xml:space="preserve"> </w:t>
-      </w:r>
-      <w:r>
-        <w:t>всі</w:t>
-      </w:r>
-      <w:r>
-        <w:rPr>
-          <w:spacing w:val="-5"/>
-        </w:rPr>
-        <w:t xml:space="preserve"> </w:t>
-      </w:r>
-      <w:r>
-        <w:t>вхідні</w:t>
-      </w:r>
-      <w:r>
-        <w:rPr>
-          <w:spacing w:val="-5"/>
-        </w:rPr>
-        <w:t xml:space="preserve"> </w:t>
-      </w:r>
-      <w:r>
-        <w:t>дані,</w:t>
-      </w:r>
-      <w:r>
-        <w:rPr>
-          <w:spacing w:val="-3"/>
-        </w:rPr>
-        <w:t xml:space="preserve"> </w:t>
-      </w:r>
-      <w:r>
-        <w:t>правила</w:t>
-      </w:r>
-      <w:r>
-        <w:rPr>
-          <w:spacing w:val="-5"/>
-        </w:rPr>
-        <w:t xml:space="preserve"> </w:t>
-      </w:r>
-      <w:r>
-        <w:t>визначити</w:t>
-      </w:r>
-      <w:r>
-        <w:rPr>
-          <w:spacing w:val="-2"/>
-        </w:rPr>
-        <w:t xml:space="preserve"> </w:t>
-      </w:r>
-      <w:r>
-        <w:t>самостійно</w:t>
-      </w:r>
-      <w:r>
-        <w:rPr>
-          <w:spacing w:val="-3"/>
-        </w:rPr>
-        <w:t xml:space="preserve"> </w:t>
-      </w:r>
-      <w:r>
-        <w:t>на</w:t>
-      </w:r>
-      <w:r>
-        <w:rPr>
-          <w:spacing w:val="-5"/>
-        </w:rPr>
-        <w:t xml:space="preserve"> </w:t>
-      </w:r>
-      <w:r>
-        <w:t>основі попередній задач.</w:t>
+          <w:lang w:val="uk-UA"/>
+        </w:rPr>
+        <w:t>Мета:</w:t>
+      </w:r>
+    </w:p>
+    <w:p>
+      <w:pPr>
+        <w:pStyle w:val="NormalWeb"/>
+        <w:spacing w:before="0" w:beforeAutospacing="0" w:after="60" w:afterAutospacing="0"/>
+        <w:ind w:left="502"/>
+        <w:textAlignment w:val="baseline"/>
+        <w:rPr>
+          <w:color w:val="000000"/>
+        </w:rPr>
+      </w:pPr>
+      <w:r>
+        <w:rPr>
+          <w:color w:val="000000"/>
+          <w:lang w:val="uk-UA"/>
+        </w:rPr>
+        <w:t xml:space="preserve">    </w:t>
+      </w:r>
+      <w:r>
+        <w:rPr>
+          <w:color w:val="000000"/>
+        </w:rPr>
+        <w:t xml:space="preserve">Навчитися користуватися циклами for, while, do while та операторами break і </w:t>
+      </w:r>
+      <w:r>
+        <w:rPr>
+          <w:color w:val="000000"/>
+          <w:lang w:val="uk-UA"/>
+        </w:rPr>
+        <w:t xml:space="preserve">  </w:t>
+      </w:r>
+      <w:r>
+        <w:rPr>
+          <w:color w:val="000000"/>
+        </w:rPr>
+        <w:t>continue.</w:t>
+      </w:r>
+    </w:p>
+    <w:p>
+      <w:pPr>
+        <w:pStyle w:val="NormalWeb"/>
+        <w:spacing w:before="0" w:beforeAutospacing="0" w:after="60" w:afterAutospacing="0"/>
+        <w:ind w:left="502"/>
+        <w:textAlignment w:val="baseline"/>
+        <w:rPr>
+          <w:color w:val="000000"/>
+        </w:rPr>
+      </w:pPr>
+      <w:r>
+        <w:rPr>
+          <w:color w:val="000000"/>
+          <w:lang w:val="uk-UA"/>
+        </w:rPr>
+        <w:t xml:space="preserve">     </w:t>
+      </w:r>
+      <w:r>
+        <w:rPr>
+          <w:color w:val="000000"/>
+        </w:rPr>
+        <w:t>Навчитися зберігати дані в одновимірному масиві й обробляти їх циклами.</w:t>
+      </w:r>
+    </w:p>
+    <w:p>
+      <w:pPr>
+        <w:pStyle w:val="NormalWeb"/>
+        <w:spacing w:before="0" w:beforeAutospacing="0" w:after="60" w:afterAutospacing="0"/>
+        <w:ind w:left="502"/>
+        <w:textAlignment w:val="baseline"/>
+        <w:rPr>
+          <w:color w:val="000000"/>
+          <w:lang w:val="uk-UA"/>
+        </w:rPr>
+      </w:pPr>
+      <w:r>
+        <w:rPr>
+          <w:color w:val="000000"/>
+          <w:lang w:val="uk-UA"/>
+        </w:rPr>
+        <w:t xml:space="preserve">     </w:t>
+      </w:r>
+      <w:r>
+        <w:rPr>
+          <w:color w:val="000000"/>
+        </w:rPr>
+        <w:t>Навчитися розбивати програму на функції, зокрема рекурсивні.</w:t>
       </w:r>
     </w:p>
     <w:p>
@@ -7416,15 +5797,14 @@
         <w:widowControl w:val="0"/>
         <w:numPr>
           <w:ilvl w:val="1"/>
-          <w:numId w:val="27"/>
+          <w:numId w:val="2"/>
         </w:numPr>
         <w:tabs>
-          <w:tab w:val="left" w:pos="886"/>
+          <w:tab w:val="left" w:pos="885"/>
         </w:tabs>
         <w:autoSpaceDE w:val="0"/>
         <w:autoSpaceDN w:val="0"/>
-        <w:spacing w:before="22" w:after="0" w:line="273" w:lineRule="auto"/>
-        <w:ind w:right="946"/>
+        <w:spacing w:before="32" w:after="0" w:line="240" w:lineRule="auto"/>
         <w:contextualSpacing w:val="0"/>
         <w:rPr>
           <w:rFonts w:ascii="Times New Roman" w:hAnsi="Times New Roman" w:cs="Times New Roman"/>
@@ -7433,125 +5813,1089 @@
       <w:r>
         <w:rPr>
           <w:rFonts w:ascii="Times New Roman" w:hAnsi="Times New Roman" w:cs="Times New Roman"/>
-        </w:rPr>
-        <w:t>Деталі: використано світч кейс, гоуту для меню. Всі пункти меню винесені окремими</w:t>
-      </w:r>
-      <w:r>
-        <w:rPr>
-          <w:rFonts w:ascii="Times New Roman" w:hAnsi="Times New Roman" w:cs="Times New Roman"/>
+          <w:spacing w:val="-2"/>
+        </w:rPr>
+        <w:t>Вимоги:</w:t>
+      </w:r>
+    </w:p>
+    <w:p>
+      <w:pPr>
+        <w:pStyle w:val="BodyText"/>
+        <w:spacing w:before="29"/>
+        <w:ind w:left="525"/>
+      </w:pPr>
+      <w:r>
+        <w:t>▫</w:t>
+      </w:r>
+      <w:r>
+        <w:rPr>
+          <w:spacing w:val="67"/>
+        </w:rPr>
+        <w:t xml:space="preserve"> </w:t>
+      </w:r>
+      <w:r>
+        <w:t>for:</w:t>
+      </w:r>
+      <w:r>
+        <w:rPr>
+          <w:spacing w:val="-3"/>
+        </w:rPr>
+        <w:t xml:space="preserve"> </w:t>
+      </w:r>
+      <w:r>
+        <w:t>вивести список</w:t>
+      </w:r>
+      <w:r>
+        <w:rPr>
+          <w:spacing w:val="-3"/>
+        </w:rPr>
+        <w:t xml:space="preserve"> </w:t>
+      </w:r>
+      <w:r>
+        <w:t>витрат</w:t>
+      </w:r>
+      <w:r>
+        <w:rPr>
+          <w:spacing w:val="-1"/>
+        </w:rPr>
+        <w:t xml:space="preserve"> </w:t>
+      </w:r>
+      <w:r>
+        <w:t>по</w:t>
+      </w:r>
+      <w:r>
+        <w:rPr>
+          <w:spacing w:val="-1"/>
+        </w:rPr>
+        <w:t xml:space="preserve"> </w:t>
+      </w:r>
+      <w:r>
+        <w:t>днях,</w:t>
+      </w:r>
+      <w:r>
+        <w:rPr>
+          <w:spacing w:val="-1"/>
+        </w:rPr>
+        <w:t xml:space="preserve"> </w:t>
+      </w:r>
+      <w:r>
+        <w:t>обходячи</w:t>
+      </w:r>
+      <w:r>
+        <w:rPr>
+          <w:spacing w:val="1"/>
+        </w:rPr>
+        <w:t xml:space="preserve"> </w:t>
+      </w:r>
+      <w:r>
+        <w:rPr>
+          <w:spacing w:val="-2"/>
+        </w:rPr>
+        <w:t>масив.</w:t>
+      </w:r>
+    </w:p>
+    <w:p>
+      <w:pPr>
+        <w:pStyle w:val="BodyText"/>
+        <w:spacing w:before="24"/>
+        <w:ind w:left="525"/>
+      </w:pPr>
+      <w:r>
+        <w:t>▫</w:t>
+      </w:r>
+      <w:r>
+        <w:rPr>
+          <w:spacing w:val="63"/>
+        </w:rPr>
+        <w:t xml:space="preserve"> </w:t>
+      </w:r>
+      <w:r>
+        <w:t>while:</w:t>
+      </w:r>
+      <w:r>
+        <w:rPr>
+          <w:spacing w:val="-3"/>
+        </w:rPr>
+        <w:t xml:space="preserve"> </w:t>
+      </w:r>
+      <w:r>
+        <w:t>накопичувати</w:t>
+      </w:r>
+      <w:r>
+        <w:rPr>
+          <w:spacing w:val="-5"/>
+        </w:rPr>
+        <w:t xml:space="preserve"> </w:t>
+      </w:r>
+      <w:r>
+        <w:t>витрати</w:t>
+      </w:r>
+      <w:r>
+        <w:rPr>
+          <w:spacing w:val="-1"/>
+        </w:rPr>
+        <w:t xml:space="preserve"> </w:t>
+      </w:r>
+      <w:r>
+        <w:t>день</w:t>
+      </w:r>
+      <w:r>
+        <w:rPr>
+          <w:spacing w:val="-2"/>
+        </w:rPr>
+        <w:t xml:space="preserve"> </w:t>
+      </w:r>
+      <w:r>
+        <w:t>за</w:t>
+      </w:r>
+      <w:r>
+        <w:rPr>
+          <w:spacing w:val="-3"/>
+        </w:rPr>
+        <w:t xml:space="preserve"> </w:t>
+      </w:r>
+      <w:r>
+        <w:t>днем,</w:t>
+      </w:r>
+      <w:r>
+        <w:rPr>
+          <w:spacing w:val="-2"/>
+        </w:rPr>
+        <w:t xml:space="preserve"> </w:t>
+      </w:r>
+      <w:r>
+        <w:t>доки не</w:t>
+      </w:r>
+      <w:r>
+        <w:rPr>
           <w:spacing w:val="-4"/>
         </w:rPr>
         <w:t xml:space="preserve"> </w:t>
       </w:r>
       <w:r>
-        <w:rPr>
-          <w:rFonts w:ascii="Times New Roman" w:hAnsi="Times New Roman" w:cs="Times New Roman"/>
-        </w:rPr>
-        <w:t>функціями.</w:t>
-      </w:r>
-      <w:r>
-        <w:rPr>
-          <w:rFonts w:ascii="Times New Roman" w:hAnsi="Times New Roman" w:cs="Times New Roman"/>
+        <w:t>буде</w:t>
+      </w:r>
+      <w:r>
+        <w:rPr>
+          <w:spacing w:val="-3"/>
+        </w:rPr>
+        <w:t xml:space="preserve"> </w:t>
+      </w:r>
+      <w:r>
+        <w:t>вичерпано</w:t>
+      </w:r>
+      <w:r>
+        <w:rPr>
+          <w:spacing w:val="-1"/>
+        </w:rPr>
+        <w:t xml:space="preserve"> </w:t>
+      </w:r>
+      <w:r>
+        <w:rPr>
+          <w:spacing w:val="-2"/>
+        </w:rPr>
+        <w:t>бюджет.</w:t>
+      </w:r>
+    </w:p>
+    <w:p>
+      <w:pPr>
+        <w:pStyle w:val="BodyText"/>
+        <w:spacing w:before="24" w:line="264" w:lineRule="auto"/>
+        <w:ind w:left="886" w:right="800" w:hanging="360"/>
+      </w:pPr>
+      <w:r>
+        <w:t>▫</w:t>
+      </w:r>
+      <w:r>
+        <w:rPr>
+          <w:spacing w:val="40"/>
+        </w:rPr>
+        <w:t xml:space="preserve"> </w:t>
+      </w:r>
+      <w:r>
+        <w:t>break:</w:t>
+      </w:r>
+      <w:r>
+        <w:rPr>
+          <w:spacing w:val="-4"/>
+        </w:rPr>
+        <w:t xml:space="preserve"> </w:t>
+      </w:r>
+      <w:r>
+        <w:t>зупинити</w:t>
+      </w:r>
+      <w:r>
+        <w:rPr>
+          <w:spacing w:val="-6"/>
+        </w:rPr>
+        <w:t xml:space="preserve"> </w:t>
+      </w:r>
+      <w:r>
+        <w:t>цей</w:t>
+      </w:r>
+      <w:r>
+        <w:rPr>
+          <w:spacing w:val="-1"/>
+        </w:rPr>
+        <w:t xml:space="preserve"> </w:t>
+      </w:r>
+      <w:r>
+        <w:t>цикл</w:t>
+      </w:r>
+      <w:r>
+        <w:rPr>
+          <w:spacing w:val="-2"/>
+        </w:rPr>
+        <w:t xml:space="preserve"> </w:t>
+      </w:r>
+      <w:r>
+        <w:t>одразу</w:t>
+      </w:r>
+      <w:r>
+        <w:rPr>
+          <w:spacing w:val="-2"/>
+        </w:rPr>
+        <w:t xml:space="preserve"> </w:t>
+      </w:r>
+      <w:r>
+        <w:t>на</w:t>
+      </w:r>
+      <w:r>
+        <w:rPr>
+          <w:spacing w:val="-4"/>
+        </w:rPr>
+        <w:t xml:space="preserve"> </w:t>
+      </w:r>
+      <w:r>
+        <w:t>дні,</w:t>
+      </w:r>
+      <w:r>
+        <w:rPr>
+          <w:spacing w:val="-2"/>
+        </w:rPr>
+        <w:t xml:space="preserve"> </w:t>
+      </w:r>
+      <w:r>
+        <w:t>коли</w:t>
+      </w:r>
+      <w:r>
+        <w:rPr>
+          <w:spacing w:val="-1"/>
+        </w:rPr>
+        <w:t xml:space="preserve"> </w:t>
+      </w:r>
+      <w:r>
+        <w:t>бюджет</w:t>
+      </w:r>
+      <w:r>
+        <w:rPr>
+          <w:spacing w:val="-2"/>
+        </w:rPr>
+        <w:t xml:space="preserve"> </w:t>
+      </w:r>
+      <w:r>
+        <w:t>вичерпано,</w:t>
+      </w:r>
+      <w:r>
+        <w:rPr>
+          <w:spacing w:val="-2"/>
+        </w:rPr>
+        <w:t xml:space="preserve"> </w:t>
+      </w:r>
+      <w:r>
+        <w:t>а</w:t>
+      </w:r>
+      <w:r>
+        <w:rPr>
+          <w:spacing w:val="-4"/>
+        </w:rPr>
+        <w:t xml:space="preserve"> </w:t>
+      </w:r>
+      <w:r>
+        <w:t>не</w:t>
+      </w:r>
+      <w:r>
+        <w:rPr>
+          <w:spacing w:val="-4"/>
+        </w:rPr>
+        <w:t xml:space="preserve"> </w:t>
+      </w:r>
+      <w:r>
+        <w:t>після перебору всіх днів.</w:t>
+      </w:r>
+    </w:p>
+    <w:p>
+      <w:pPr>
+        <w:pStyle w:val="BodyText"/>
+        <w:spacing w:before="18" w:line="259" w:lineRule="auto"/>
+        <w:ind w:left="886" w:right="800" w:hanging="360"/>
+      </w:pPr>
+      <w:r>
+        <w:t>▫</w:t>
+      </w:r>
+      <w:r>
+        <w:rPr>
+          <w:spacing w:val="40"/>
+        </w:rPr>
+        <w:t xml:space="preserve"> </w:t>
+      </w:r>
+      <w:r>
+        <w:t>do</w:t>
+      </w:r>
+      <w:r>
+        <w:rPr>
+          <w:spacing w:val="-3"/>
+        </w:rPr>
+        <w:t xml:space="preserve"> </w:t>
+      </w:r>
+      <w:r>
+        <w:t>while:</w:t>
+      </w:r>
+      <w:r>
+        <w:rPr>
           <w:spacing w:val="-5"/>
         </w:rPr>
         <w:t xml:space="preserve"> </w:t>
       </w:r>
       <w:r>
-        <w:rPr>
-          <w:rFonts w:ascii="Times New Roman" w:hAnsi="Times New Roman" w:cs="Times New Roman"/>
-        </w:rPr>
+        <w:t>після</w:t>
+      </w:r>
+      <w:r>
+        <w:rPr>
+          <w:spacing w:val="-3"/>
+        </w:rPr>
+        <w:t xml:space="preserve"> </w:t>
+      </w:r>
+      <w:r>
+        <w:t>кожної</w:t>
+      </w:r>
+      <w:r>
+        <w:rPr>
+          <w:spacing w:val="-5"/>
+        </w:rPr>
+        <w:t xml:space="preserve"> </w:t>
+      </w:r>
+      <w:r>
+        <w:t>операції</w:t>
+      </w:r>
+      <w:r>
+        <w:rPr>
+          <w:spacing w:val="-5"/>
+        </w:rPr>
+        <w:t xml:space="preserve"> </w:t>
+      </w:r>
+      <w:r>
+        <w:t>повертати</w:t>
+      </w:r>
+      <w:r>
+        <w:rPr>
+          <w:spacing w:val="-2"/>
+        </w:rPr>
+        <w:t xml:space="preserve"> </w:t>
+      </w:r>
+      <w:r>
+        <w:t>користувача</w:t>
+      </w:r>
+      <w:r>
+        <w:rPr>
+          <w:spacing w:val="-5"/>
+        </w:rPr>
+        <w:t xml:space="preserve"> </w:t>
+      </w:r>
+      <w:r>
+        <w:t>в</w:t>
+      </w:r>
+      <w:r>
+        <w:rPr>
+          <w:spacing w:val="-2"/>
+        </w:rPr>
+        <w:t xml:space="preserve"> </w:t>
+      </w:r>
+      <w:r>
+        <w:t>меню</w:t>
+      </w:r>
+      <w:r>
+        <w:rPr>
+          <w:spacing w:val="-3"/>
+        </w:rPr>
+        <w:t xml:space="preserve"> </w:t>
+      </w:r>
+      <w:r>
+        <w:t>і</w:t>
+      </w:r>
+      <w:r>
+        <w:rPr>
+          <w:spacing w:val="-5"/>
+        </w:rPr>
+        <w:t xml:space="preserve"> </w:t>
+      </w:r>
+      <w:r>
+        <w:t>працювати,</w:t>
+      </w:r>
+      <w:r>
+        <w:rPr>
+          <w:spacing w:val="-3"/>
+        </w:rPr>
+        <w:t xml:space="preserve"> </w:t>
+      </w:r>
+      <w:r>
+        <w:lastRenderedPageBreak/>
+        <w:t>доки він не вибере вихід.</w:t>
+      </w:r>
+    </w:p>
+    <w:p>
+      <w:pPr>
+        <w:pStyle w:val="BodyText"/>
+        <w:spacing w:before="24"/>
+        <w:ind w:left="525"/>
+      </w:pPr>
+      <w:r>
+        <w:t>▫</w:t>
+      </w:r>
+      <w:r>
+        <w:rPr>
+          <w:spacing w:val="62"/>
+        </w:rPr>
+        <w:t xml:space="preserve"> </w:t>
+      </w:r>
+      <w:r>
+        <w:t>continue:</w:t>
+      </w:r>
+      <w:r>
+        <w:rPr>
+          <w:spacing w:val="-4"/>
+        </w:rPr>
+        <w:t xml:space="preserve"> </w:t>
+      </w:r>
+      <w:r>
+        <w:t>пропускати</w:t>
+      </w:r>
+      <w:r>
+        <w:rPr>
+          <w:spacing w:val="-2"/>
+        </w:rPr>
+        <w:t xml:space="preserve"> </w:t>
+      </w:r>
+      <w:r>
+        <w:t>дні</w:t>
+      </w:r>
+      <w:r>
+        <w:rPr>
+          <w:spacing w:val="-4"/>
+        </w:rPr>
+        <w:t xml:space="preserve"> </w:t>
+      </w:r>
+      <w:r>
+        <w:t>без</w:t>
+      </w:r>
+      <w:r>
+        <w:rPr>
+          <w:spacing w:val="-2"/>
+        </w:rPr>
+        <w:t xml:space="preserve"> </w:t>
+      </w:r>
+      <w:r>
+        <w:t>покупок</w:t>
+      </w:r>
+      <w:r>
+        <w:rPr>
+          <w:spacing w:val="-4"/>
+        </w:rPr>
+        <w:t xml:space="preserve"> </w:t>
+      </w:r>
+      <w:r>
+        <w:t>при</w:t>
+      </w:r>
+      <w:r>
+        <w:rPr>
+          <w:spacing w:val="-2"/>
+        </w:rPr>
+        <w:t xml:space="preserve"> </w:t>
+      </w:r>
+      <w:r>
+        <w:t>обчисленні</w:t>
+      </w:r>
+      <w:r>
+        <w:rPr>
+          <w:spacing w:val="-4"/>
+        </w:rPr>
+        <w:t xml:space="preserve"> </w:t>
+      </w:r>
+      <w:r>
+        <w:t>середніх</w:t>
+      </w:r>
+      <w:r>
+        <w:rPr>
+          <w:spacing w:val="-2"/>
+        </w:rPr>
+        <w:t xml:space="preserve"> витрат.</w:t>
+      </w:r>
+    </w:p>
+    <w:p>
+      <w:pPr>
+        <w:pStyle w:val="BodyText"/>
+        <w:spacing w:before="23" w:line="259" w:lineRule="auto"/>
+        <w:ind w:left="886" w:right="800" w:hanging="360"/>
+      </w:pPr>
+      <w:r>
+        <w:t>▫</w:t>
+      </w:r>
+      <w:r>
+        <w:rPr>
+          <w:spacing w:val="40"/>
+        </w:rPr>
+        <w:t xml:space="preserve"> </w:t>
+      </w:r>
+      <w:r>
+        <w:t>Вкладені</w:t>
+      </w:r>
+      <w:r>
+        <w:rPr>
+          <w:spacing w:val="-6"/>
+        </w:rPr>
+        <w:t xml:space="preserve"> </w:t>
+      </w:r>
+      <w:r>
+        <w:t>цикли:</w:t>
+      </w:r>
+      <w:r>
+        <w:rPr>
+          <w:spacing w:val="-6"/>
+        </w:rPr>
+        <w:t xml:space="preserve"> </w:t>
+      </w:r>
+      <w:r>
+        <w:t>самостійно</w:t>
+      </w:r>
+      <w:r>
+        <w:rPr>
+          <w:spacing w:val="-4"/>
+        </w:rPr>
+        <w:t xml:space="preserve"> </w:t>
+      </w:r>
+      <w:r>
+        <w:t>відсортувати</w:t>
+      </w:r>
+      <w:r>
+        <w:rPr>
+          <w:spacing w:val="-3"/>
+        </w:rPr>
+        <w:t xml:space="preserve"> </w:t>
+      </w:r>
+      <w:r>
+        <w:t>копію масиву</w:t>
+      </w:r>
+      <w:r>
+        <w:rPr>
+          <w:spacing w:val="-4"/>
+        </w:rPr>
+        <w:t xml:space="preserve"> </w:t>
+      </w:r>
+      <w:r>
+        <w:t>для</w:t>
+      </w:r>
+      <w:r>
+        <w:rPr>
+          <w:spacing w:val="-4"/>
+        </w:rPr>
+        <w:t xml:space="preserve"> </w:t>
+      </w:r>
+      <w:r>
+        <w:t>трьох</w:t>
+      </w:r>
+      <w:r>
+        <w:rPr>
+          <w:spacing w:val="-4"/>
+        </w:rPr>
+        <w:t xml:space="preserve"> </w:t>
+      </w:r>
+      <w:r>
+        <w:t>найдорожчих днів, без готових функцій сортування.</w:t>
+      </w:r>
+    </w:p>
+    <w:p>
+      <w:pPr>
+        <w:pStyle w:val="BodyText"/>
+        <w:spacing w:before="30" w:line="259" w:lineRule="auto"/>
+        <w:ind w:left="886" w:hanging="360"/>
+      </w:pPr>
+      <w:r>
+        <w:t>▫</w:t>
+      </w:r>
+      <w:r>
+        <w:rPr>
+          <w:spacing w:val="40"/>
+        </w:rPr>
+        <w:t xml:space="preserve"> </w:t>
+      </w:r>
+      <w:r>
+        <w:t>Функції:</w:t>
+      </w:r>
+      <w:r>
+        <w:rPr>
+          <w:spacing w:val="-5"/>
+        </w:rPr>
+        <w:t xml:space="preserve"> </w:t>
+      </w:r>
+      <w:r>
+        <w:t>кожен</w:t>
+      </w:r>
+      <w:r>
+        <w:rPr>
+          <w:spacing w:val="-2"/>
+        </w:rPr>
+        <w:t xml:space="preserve"> </w:t>
+      </w:r>
+      <w:r>
+        <w:t>пункт</w:t>
+      </w:r>
+      <w:r>
+        <w:rPr>
+          <w:spacing w:val="-3"/>
+        </w:rPr>
+        <w:t xml:space="preserve"> </w:t>
+      </w:r>
+      <w:r>
+        <w:t>меню</w:t>
+      </w:r>
+      <w:r>
+        <w:rPr>
+          <w:spacing w:val="-3"/>
+        </w:rPr>
+        <w:t xml:space="preserve"> </w:t>
+      </w:r>
+      <w:r>
+        <w:t>окремою</w:t>
+      </w:r>
+      <w:r>
+        <w:rPr>
+          <w:spacing w:val="-3"/>
+        </w:rPr>
+        <w:t xml:space="preserve"> </w:t>
+      </w:r>
+      <w:r>
+        <w:t>функцією.</w:t>
+      </w:r>
+      <w:r>
+        <w:rPr>
+          <w:spacing w:val="-3"/>
+        </w:rPr>
+        <w:t xml:space="preserve"> </w:t>
+      </w:r>
+      <w:r>
+        <w:t>Одна</w:t>
+      </w:r>
+      <w:r>
+        <w:rPr>
+          <w:spacing w:val="-5"/>
+        </w:rPr>
+        <w:t xml:space="preserve"> </w:t>
+      </w:r>
+      <w:r>
+        <w:t>з</w:t>
+      </w:r>
+      <w:r>
+        <w:rPr>
+          <w:spacing w:val="-3"/>
+        </w:rPr>
+        <w:t xml:space="preserve"> </w:t>
+      </w:r>
+      <w:r>
+        <w:t>них</w:t>
+      </w:r>
+      <w:r>
+        <w:rPr>
+          <w:spacing w:val="-3"/>
+        </w:rPr>
+        <w:t xml:space="preserve"> </w:t>
+      </w:r>
+      <w:r>
+        <w:t>повертає</w:t>
+      </w:r>
+      <w:r>
+        <w:rPr>
+          <w:spacing w:val="-2"/>
+        </w:rPr>
+        <w:t xml:space="preserve"> </w:t>
+      </w:r>
+      <w:r>
+        <w:t>мінімум</w:t>
+      </w:r>
+      <w:r>
+        <w:rPr>
+          <w:spacing w:val="-5"/>
+        </w:rPr>
+        <w:t xml:space="preserve"> </w:t>
+      </w:r>
+      <w:r>
+        <w:t>і максимум через параметри-посилання, інша має параметр за замовчуванням</w:t>
+      </w:r>
+    </w:p>
+    <w:p>
+      <w:pPr>
+        <w:pStyle w:val="BodyText"/>
+        <w:spacing w:before="61" w:line="278" w:lineRule="auto"/>
+        <w:ind w:left="886" w:right="800"/>
+      </w:pPr>
+      <w:r>
+        <w:t>(денний</w:t>
+      </w:r>
+      <w:r>
+        <w:rPr>
+          <w:spacing w:val="-9"/>
+        </w:rPr>
+        <w:t xml:space="preserve"> </w:t>
+      </w:r>
+      <w:r>
+        <w:t>ліміт</w:t>
+      </w:r>
+      <w:r>
+        <w:rPr>
+          <w:spacing w:val="-4"/>
+        </w:rPr>
+        <w:t xml:space="preserve"> </w:t>
+      </w:r>
+      <w:r>
+        <w:t>1000</w:t>
+      </w:r>
+      <w:r>
+        <w:rPr>
+          <w:spacing w:val="-38"/>
+        </w:rPr>
+        <w:t xml:space="preserve"> </w:t>
+      </w:r>
+      <w:r>
+        <w:t>грн).</w:t>
+      </w:r>
+      <w:r>
+        <w:rPr>
+          <w:spacing w:val="-5"/>
+        </w:rPr>
+        <w:t xml:space="preserve"> </w:t>
+      </w:r>
+      <w:r>
         <w:t>Для</w:t>
       </w:r>
       <w:r>
         <w:rPr>
-          <w:rFonts w:ascii="Times New Roman" w:hAnsi="Times New Roman" w:cs="Times New Roman"/>
+          <w:spacing w:val="-5"/>
+        </w:rPr>
+        <w:t xml:space="preserve"> </w:t>
+      </w:r>
+      <w:r>
+        <w:t>модуля</w:t>
+      </w:r>
+      <w:r>
+        <w:rPr>
+          <w:spacing w:val="-5"/>
+        </w:rPr>
+        <w:t xml:space="preserve"> </w:t>
+      </w:r>
+      <w:r>
+        <w:t>перевитрати</w:t>
+      </w:r>
+      <w:r>
+        <w:rPr>
+          <w:spacing w:val="-9"/>
+        </w:rPr>
+        <w:t xml:space="preserve"> </w:t>
+      </w:r>
+      <w:r>
+        <w:t>взяти</w:t>
+      </w:r>
+      <w:r>
+        <w:rPr>
+          <w:spacing w:val="-4"/>
+        </w:rPr>
+        <w:t xml:space="preserve"> </w:t>
+      </w:r>
+      <w:r>
+        <w:t>вбудовану</w:t>
+      </w:r>
+      <w:r>
+        <w:rPr>
+          <w:spacing w:val="-5"/>
+        </w:rPr>
+        <w:t xml:space="preserve"> </w:t>
+      </w:r>
+      <w:r>
+        <w:t xml:space="preserve">математичну </w:t>
+      </w:r>
+      <w:r>
+        <w:rPr>
+          <w:spacing w:val="-2"/>
+        </w:rPr>
+        <w:t>функцію.</w:t>
+      </w:r>
+    </w:p>
+    <w:p>
+      <w:pPr>
+        <w:pStyle w:val="BodyText"/>
+        <w:spacing w:line="296" w:lineRule="exact"/>
+        <w:ind w:left="525"/>
+      </w:pPr>
+      <w:r>
+        <w:t>▫</w:t>
+      </w:r>
+      <w:r>
+        <w:rPr>
+          <w:spacing w:val="59"/>
+        </w:rPr>
+        <w:t xml:space="preserve"> </w:t>
+      </w:r>
+      <w:r>
+        <w:t>Рекурсія:</w:t>
+      </w:r>
+      <w:r>
+        <w:rPr>
+          <w:spacing w:val="-1"/>
+        </w:rPr>
+        <w:t xml:space="preserve"> </w:t>
+      </w:r>
+      <w:r>
+        <w:t>сумарні</w:t>
+      </w:r>
+      <w:r>
+        <w:rPr>
+          <w:spacing w:val="-4"/>
+        </w:rPr>
+        <w:t xml:space="preserve"> </w:t>
+      </w:r>
+      <w:r>
+        <w:t>витрати</w:t>
+      </w:r>
+      <w:r>
+        <w:rPr>
+          <w:spacing w:val="-2"/>
+        </w:rPr>
+        <w:t xml:space="preserve"> </w:t>
+      </w:r>
+      <w:r>
+        <w:t>обчислити</w:t>
+      </w:r>
+      <w:r>
+        <w:rPr>
+          <w:spacing w:val="-2"/>
+        </w:rPr>
+        <w:t xml:space="preserve"> </w:t>
+      </w:r>
+      <w:r>
+        <w:t>рекурсивною</w:t>
+      </w:r>
+      <w:r>
+        <w:rPr>
+          <w:spacing w:val="-2"/>
+        </w:rPr>
+        <w:t xml:space="preserve"> </w:t>
+      </w:r>
+      <w:r>
+        <w:t>функцією,</w:t>
+      </w:r>
+      <w:r>
+        <w:rPr>
           <w:spacing w:val="-3"/>
         </w:rPr>
         <w:t xml:space="preserve"> </w:t>
       </w:r>
       <w:r>
-        <w:rPr>
-          <w:rFonts w:ascii="Times New Roman" w:hAnsi="Times New Roman" w:cs="Times New Roman"/>
-        </w:rPr>
-        <w:t>пункту</w:t>
-      </w:r>
-      <w:r>
-        <w:rPr>
-          <w:rFonts w:ascii="Times New Roman" w:hAnsi="Times New Roman" w:cs="Times New Roman"/>
+        <w:t>без</w:t>
+      </w:r>
+      <w:r>
+        <w:rPr>
+          <w:spacing w:val="-2"/>
+        </w:rPr>
+        <w:t xml:space="preserve"> циклу.</w:t>
+      </w:r>
+    </w:p>
+    <w:p>
+      <w:pPr>
+        <w:pStyle w:val="BodyText"/>
+        <w:spacing w:before="25" w:line="271" w:lineRule="auto"/>
+        <w:ind w:left="886" w:right="800" w:hanging="360"/>
+      </w:pPr>
+      <w:r>
+        <w:t>▫</w:t>
+      </w:r>
+      <w:r>
+        <w:rPr>
+          <w:spacing w:val="40"/>
+        </w:rPr>
+        <w:t xml:space="preserve"> </w:t>
+      </w:r>
+      <w:r>
+        <w:t>goto: якщо користувач вводить неправильний пункт меню або нечислові символи,</w:t>
+      </w:r>
+      <w:r>
+        <w:rPr>
+          <w:spacing w:val="-4"/>
+        </w:rPr>
+        <w:t xml:space="preserve"> </w:t>
+      </w:r>
+      <w:r>
+        <w:t>перенаправити</w:t>
+      </w:r>
+      <w:r>
+        <w:rPr>
+          <w:spacing w:val="-3"/>
+        </w:rPr>
+        <w:t xml:space="preserve"> </w:t>
+      </w:r>
+      <w:r>
+        <w:t>його</w:t>
+      </w:r>
+      <w:r>
+        <w:rPr>
+          <w:spacing w:val="-4"/>
+        </w:rPr>
+        <w:t xml:space="preserve"> </w:t>
+      </w:r>
+      <w:r>
+        <w:t>назад</w:t>
+      </w:r>
+      <w:r>
+        <w:rPr>
+          <w:spacing w:val="-7"/>
+        </w:rPr>
+        <w:t xml:space="preserve"> </w:t>
+      </w:r>
+      <w:r>
+        <w:t>до</w:t>
+      </w:r>
+      <w:r>
+        <w:rPr>
+          <w:spacing w:val="-4"/>
+        </w:rPr>
+        <w:t xml:space="preserve"> </w:t>
+      </w:r>
+      <w:r>
+        <w:t>головного</w:t>
+      </w:r>
+      <w:r>
+        <w:rPr>
+          <w:spacing w:val="-9"/>
+        </w:rPr>
+        <w:t xml:space="preserve"> </w:t>
+      </w:r>
+      <w:r>
+        <w:t>меню</w:t>
+      </w:r>
+      <w:r>
+        <w:rPr>
+          <w:spacing w:val="-4"/>
+        </w:rPr>
+        <w:t xml:space="preserve"> </w:t>
+      </w:r>
+      <w:r>
+        <w:t>через goto.</w:t>
+      </w:r>
+      <w:r>
+        <w:rPr>
+          <w:spacing w:val="-4"/>
+        </w:rPr>
+        <w:t xml:space="preserve"> </w:t>
+      </w:r>
+      <w:r>
+        <w:t>Зациклення не повинно бути.</w:t>
+      </w:r>
+    </w:p>
+    <w:p>
+      <w:pPr>
+        <w:pStyle w:val="BodyText"/>
+        <w:spacing w:before="9" w:line="259" w:lineRule="auto"/>
+        <w:ind w:left="886" w:hanging="360"/>
+      </w:pPr>
+      <w:r>
+        <w:t>▫</w:t>
+      </w:r>
+      <w:r>
+        <w:rPr>
+          <w:spacing w:val="40"/>
+        </w:rPr>
+        <w:t xml:space="preserve"> </w:t>
+      </w:r>
+      <w:r>
+        <w:t>Валідація:</w:t>
+      </w:r>
+      <w:r>
+        <w:rPr>
           <w:spacing w:val="-5"/>
         </w:rPr>
         <w:t xml:space="preserve"> </w:t>
       </w:r>
       <w:r>
-        <w:rPr>
-          <w:rFonts w:ascii="Times New Roman" w:hAnsi="Times New Roman" w:cs="Times New Roman"/>
-        </w:rPr>
-        <w:t>2:</w:t>
-      </w:r>
-      <w:r>
-        <w:rPr>
-          <w:rFonts w:ascii="Times New Roman" w:hAnsi="Times New Roman" w:cs="Times New Roman"/>
-          <w:spacing w:val="-7"/>
-        </w:rPr>
-        <w:t xml:space="preserve"> </w:t>
-      </w:r>
-      <w:r>
-        <w:rPr>
-          <w:rFonts w:ascii="Times New Roman" w:hAnsi="Times New Roman" w:cs="Times New Roman"/>
-        </w:rPr>
-        <w:t>функція,</w:t>
-      </w:r>
-      <w:r>
-        <w:rPr>
-          <w:rFonts w:ascii="Times New Roman" w:hAnsi="Times New Roman" w:cs="Times New Roman"/>
+        <w:t>перевіряти</w:t>
+      </w:r>
+      <w:r>
+        <w:rPr>
+          <w:spacing w:val="-3"/>
+        </w:rPr>
+        <w:t xml:space="preserve"> </w:t>
+      </w:r>
+      <w:r>
+        <w:t>всі</w:t>
+      </w:r>
+      <w:r>
+        <w:rPr>
           <w:spacing w:val="-5"/>
         </w:rPr>
         <w:t xml:space="preserve"> </w:t>
       </w:r>
       <w:r>
-        <w:rPr>
-          <w:rFonts w:ascii="Times New Roman" w:hAnsi="Times New Roman" w:cs="Times New Roman"/>
-        </w:rPr>
-        <w:t>шо</w:t>
-      </w:r>
-      <w:r>
-        <w:rPr>
-          <w:rFonts w:ascii="Times New Roman" w:hAnsi="Times New Roman" w:cs="Times New Roman"/>
-          <w:spacing w:val="-1"/>
-        </w:rPr>
-        <w:t xml:space="preserve"> </w:t>
-      </w:r>
-      <w:r>
-        <w:rPr>
-          <w:rFonts w:ascii="Times New Roman" w:hAnsi="Times New Roman" w:cs="Times New Roman"/>
-        </w:rPr>
-        <w:t>викликає</w:t>
-      </w:r>
-      <w:r>
-        <w:rPr>
-          <w:rFonts w:ascii="Times New Roman" w:hAnsi="Times New Roman" w:cs="Times New Roman"/>
-          <w:spacing w:val="-4"/>
-        </w:rPr>
-        <w:t xml:space="preserve"> </w:t>
-      </w:r>
-      <w:r>
-        <w:rPr>
-          <w:rFonts w:ascii="Times New Roman" w:hAnsi="Times New Roman" w:cs="Times New Roman"/>
-        </w:rPr>
-        <w:t>функції</w:t>
-      </w:r>
-      <w:r>
-        <w:rPr>
-          <w:rFonts w:ascii="Times New Roman" w:hAnsi="Times New Roman" w:cs="Times New Roman"/>
-          <w:spacing w:val="-7"/>
-        </w:rPr>
-        <w:t xml:space="preserve"> </w:t>
-      </w:r>
-      <w:r>
-        <w:rPr>
-          <w:rFonts w:ascii="Times New Roman" w:hAnsi="Times New Roman" w:cs="Times New Roman"/>
-        </w:rPr>
-        <w:t>підпунктів. Функції різних типів, зокрема void.</w:t>
+        <w:t>вхідні</w:t>
+      </w:r>
+      <w:r>
+        <w:rPr>
+          <w:spacing w:val="-5"/>
+        </w:rPr>
+        <w:t xml:space="preserve"> </w:t>
+      </w:r>
+      <w:r>
+        <w:t>дані,</w:t>
+      </w:r>
+      <w:r>
+        <w:rPr>
+          <w:spacing w:val="-3"/>
+        </w:rPr>
+        <w:t xml:space="preserve"> </w:t>
+      </w:r>
+      <w:r>
+        <w:t>правила</w:t>
+      </w:r>
+      <w:r>
+        <w:rPr>
+          <w:spacing w:val="-5"/>
+        </w:rPr>
+        <w:t xml:space="preserve"> </w:t>
+      </w:r>
+      <w:r>
+        <w:t>визначити</w:t>
+      </w:r>
+      <w:r>
+        <w:rPr>
+          <w:spacing w:val="-2"/>
+        </w:rPr>
+        <w:t xml:space="preserve"> </w:t>
+      </w:r>
+      <w:r>
+        <w:t>самостійно</w:t>
+      </w:r>
+      <w:r>
+        <w:rPr>
+          <w:spacing w:val="-3"/>
+        </w:rPr>
+        <w:t xml:space="preserve"> </w:t>
+      </w:r>
+      <w:r>
+        <w:t>на</w:t>
+      </w:r>
+      <w:r>
+        <w:rPr>
+          <w:spacing w:val="-5"/>
+        </w:rPr>
+        <w:t xml:space="preserve"> </w:t>
+      </w:r>
+      <w:r>
+        <w:t>основі попередній задач.</w:t>
       </w:r>
     </w:p>
     <w:p>
@@ -8831,7 +8175,14 @@
         <w:rPr>
           <w:color w:val="333333"/>
         </w:rPr>
-        <w:t>. Спочатку всі клітинки дошки білі. Гравці чергуються, і Little Imp починає гру. Під час повороту гравець вибирає клітинку білої дошки і фарбує її в чорний колір. Гравець, який не може зробити дійсний хід (тому що вся дошка чорна), програє гру, а його суперник вважається переможцем.</w:t>
+        <w:t xml:space="preserve">. Спочатку всі клітинки дошки білі. Гравці чергуються, і Little Imp починає гру. Під час повороту гравець вибирає клітинку білої дошки і фарбує її в чорний колір. Гравець, який не може зробити дійсний </w:t>
+      </w:r>
+      <w:r>
+        <w:rPr>
+          <w:color w:val="333333"/>
+        </w:rPr>
+        <w:lastRenderedPageBreak/>
+        <w:t>хід (тому що вся дошка чорна), програє гру, а його суперник вважається переможцем.</w:t>
       </w:r>
     </w:p>
     <w:p>
@@ -8871,7 +8222,6 @@
           <w:rFonts w:ascii="Times New Roman" w:hAnsi="Times New Roman" w:cs="Times New Roman"/>
           <w:lang w:val="uk-UA" w:eastAsia="uk-UA"/>
         </w:rPr>
-        <w:lastRenderedPageBreak/>
         <w:t xml:space="preserve">Вхідні дані: </w:t>
       </w:r>
     </w:p>
@@ -9684,23 +9034,16 @@
       <w:r>
         <w:rPr>
           <w:color w:val="000000"/>
+          <w:lang w:val="uk-UA"/>
+        </w:rPr>
+        <w:t xml:space="preserve">вигляді звіту, у </w:t>
+      </w:r>
+      <w:r>
+        <w:rPr>
+          <w:color w:val="000000"/>
           <w:lang w:val="en-US"/>
         </w:rPr>
-        <w:t xml:space="preserve">Word </w:t>
-      </w:r>
-      <w:r>
-        <w:rPr>
-          <w:color w:val="000000"/>
-          <w:lang w:val="uk-UA"/>
-        </w:rPr>
-        <w:t>документі</w:t>
-      </w:r>
-      <w:r>
-        <w:rPr>
-          <w:color w:val="000000"/>
-          <w:lang w:val="uk-UA"/>
-        </w:rPr>
-        <w:t>, у вигляді звіту</w:t>
+        <w:t>Word</w:t>
       </w:r>
     </w:p>
     <w:p>
@@ -9811,35 +9154,21 @@
           <w:color w:val="000000"/>
           <w:lang w:val="uk-UA"/>
         </w:rPr>
-        <w:t xml:space="preserve">створення </w:t>
+        <w:t>створення пул реквесту</w:t>
       </w:r>
       <w:r>
         <w:rPr>
           <w:color w:val="000000"/>
-          <w:lang w:val="en-US"/>
-        </w:rPr>
-        <w:t>Pull request</w:t>
+          <w:lang w:val="uk-UA"/>
+        </w:rPr>
+        <w:t xml:space="preserve">, </w:t>
       </w:r>
       <w:r>
         <w:rPr>
           <w:color w:val="000000"/>
           <w:lang w:val="uk-UA"/>
         </w:rPr>
-        <w:t xml:space="preserve">, додавання </w:t>
-      </w:r>
-      <w:r>
-        <w:rPr>
-          <w:color w:val="000000"/>
-          <w:lang w:val="en-US"/>
-        </w:rPr>
-        <w:t xml:space="preserve">approve </w:t>
-      </w:r>
-      <w:r>
-        <w:rPr>
-          <w:color w:val="000000"/>
-          <w:lang w:val="uk-UA"/>
-        </w:rPr>
-        <w:t>від команди</w:t>
+        <w:t>коментарі та апруви від команди</w:t>
       </w:r>
     </w:p>
     <w:p>
@@ -9972,7 +9301,7 @@
           <w:color w:val="000000"/>
           <w:lang w:val="uk-UA"/>
         </w:rPr>
-        <w:t xml:space="preserve"> до 5 завдання про аналізатор місячного бюджету</w:t>
+        <w:t xml:space="preserve"> </w:t>
       </w:r>
     </w:p>
     <w:p>
@@ -10001,9 +9330,9 @@
       <w:r>
         <w:rPr>
           <w:color w:val="000000"/>
-          <w:lang w:val="en-US"/>
-        </w:rPr>
-        <w:t>4</w:t>
+          <w:lang w:val="uk-UA"/>
+        </w:rPr>
+        <w:t>5</w:t>
       </w:r>
       <w:r>
         <w:rPr>
@@ -10036,6 +9365,7 @@
           <w:rFonts w:ascii="Times New Roman" w:hAnsi="Times New Roman" w:cs="Times New Roman"/>
           <w:lang w:val="en-US"/>
         </w:rPr>
+        <w:lastRenderedPageBreak/>
         <w:t>Важливі деталі для</w:t>
       </w:r>
       <w:r>
@@ -10091,7 +9421,6 @@
           <w:lang w:val="uk-UA"/>
           <w14:ligatures w14:val="standardContextual"/>
         </w:rPr>
-        <w:lastRenderedPageBreak/>
         <w:drawing>
           <wp:inline distT="0" distB="0" distL="0" distR="0" wp14:anchorId="39650D6B" wp14:editId="49E0278A">
             <wp:extent cx="3444875" cy="6523892"/>
@@ -10108,7 +9437,7 @@
                     <pic:cNvPicPr/>
                   </pic:nvPicPr>
                   <pic:blipFill>
-                    <a:blip r:embed="rId17">
+                    <a:blip r:embed="rId24">
                       <a:extLst>
                         <a:ext uri="{28A0092B-C50C-407E-A947-70E740481C1C}">
                           <a14:useLocalDpi xmlns:a14="http://schemas.microsoft.com/office/drawing/2010/main" val="0"/>
@@ -10229,10 +9558,10 @@
         </w:rPr>
         <w:lastRenderedPageBreak/>
         <w:drawing>
-          <wp:inline distT="0" distB="0" distL="0" distR="0" wp14:anchorId="3C0F315E" wp14:editId="5CAE3CB7">
-            <wp:extent cx="4262120" cy="7683190"/>
-            <wp:effectExtent l="0" t="0" r="5080" b="635"/>
-            <wp:docPr id="496527971" name="Picture 6"/>
+          <wp:inline distT="0" distB="0" distL="0" distR="0" wp14:anchorId="660933B3" wp14:editId="408454AE">
+            <wp:extent cx="5791200" cy="7909560"/>
+            <wp:effectExtent l="0" t="0" r="0" b="2540"/>
+            <wp:docPr id="1469355647" name="Picture 2"/>
             <wp:cNvGraphicFramePr>
               <a:graphicFrameLocks xmlns:a="http://schemas.openxmlformats.org/drawingml/2006/main" noChangeAspect="1"/>
             </wp:cNvGraphicFramePr>
@@ -10240,707 +9569,7 @@
               <a:graphicData uri="http://schemas.openxmlformats.org/drawingml/2006/picture">
                 <pic:pic xmlns:pic="http://schemas.openxmlformats.org/drawingml/2006/picture">
                   <pic:nvPicPr>
-                    <pic:cNvPr id="496527971" name="Picture 496527971"/>
-                    <pic:cNvPicPr/>
-                  </pic:nvPicPr>
-                  <pic:blipFill>
-                    <a:blip r:embed="rId18">
-                      <a:extLst>
-                        <a:ext uri="{28A0092B-C50C-407E-A947-70E740481C1C}">
-                          <a14:useLocalDpi xmlns:a14="http://schemas.microsoft.com/office/drawing/2010/main" val="0"/>
-                        </a:ext>
-                      </a:extLst>
-                    </a:blip>
-                    <a:stretch>
-                      <a:fillRect/>
-                    </a:stretch>
-                  </pic:blipFill>
-                  <pic:spPr>
-                    <a:xfrm>
-                      <a:off x="0" y="0"/>
-                      <a:ext cx="4267345" cy="7692609"/>
-                    </a:xfrm>
-                    <a:prstGeom prst="rect">
-                      <a:avLst/>
-                    </a:prstGeom>
-                  </pic:spPr>
-                </pic:pic>
-              </a:graphicData>
-            </a:graphic>
-          </wp:inline>
-        </w:drawing>
-      </w:r>
-    </w:p>
-    <w:p>
-      <w:pPr>
-        <w:pStyle w:val="Caption"/>
-        <w:rPr>
-          <w:rFonts w:ascii="Times New Roman" w:hAnsi="Times New Roman" w:cs="Times New Roman"/>
-          <w:sz w:val="24"/>
-          <w:szCs w:val="24"/>
-          <w:lang w:val="uk-UA"/>
-        </w:rPr>
-      </w:pPr>
-      <w:r>
-        <w:rPr>
-          <w:rFonts w:ascii="Times New Roman" w:hAnsi="Times New Roman" w:cs="Times New Roman"/>
-          <w:sz w:val="24"/>
-          <w:szCs w:val="24"/>
-        </w:rPr>
-        <w:t>Рисунок</w:t>
-      </w:r>
-      <w:r>
-        <w:rPr>
-          <w:rFonts w:ascii="Times New Roman" w:hAnsi="Times New Roman" w:cs="Times New Roman"/>
-          <w:sz w:val="24"/>
-          <w:szCs w:val="24"/>
-          <w:lang w:val="uk-UA"/>
-        </w:rPr>
-        <w:t>2  Блоксхема до 5 завдання (ч 2)</w:t>
-      </w:r>
-    </w:p>
-    <w:p>
-      <w:pPr>
-        <w:rPr>
-          <w:lang w:val="uk-UA"/>
-        </w:rPr>
-      </w:pPr>
-    </w:p>
-    <w:p>
-      <w:pPr>
-        <w:rPr>
-          <w:lang w:val="uk-UA"/>
-        </w:rPr>
-      </w:pPr>
-    </w:p>
-    <w:p>
-      <w:pPr>
-        <w:pStyle w:val="NormalWeb"/>
-        <w:spacing w:before="0" w:beforeAutospacing="0" w:after="0" w:afterAutospacing="0"/>
-        <w:ind w:left="785"/>
-        <w:textAlignment w:val="baseline"/>
-        <w:rPr>
-          <w:b/>
-          <w:bCs/>
-          <w:color w:val="000000"/>
-          <w:lang w:val="uk-UA"/>
-        </w:rPr>
-      </w:pPr>
-      <w:r>
-        <w:rPr>
-          <w:b/>
-          <w:bCs/>
-          <w:noProof/>
-          <w:color w:val="000000"/>
-          <w:lang w:val="uk-UA"/>
-          <w14:ligatures w14:val="standardContextual"/>
-        </w:rPr>
-        <w:drawing>
-          <wp:inline distT="0" distB="0" distL="0" distR="0" wp14:anchorId="35F8A8A8" wp14:editId="7BD2CA07">
-            <wp:extent cx="5943600" cy="4349750"/>
-            <wp:effectExtent l="0" t="0" r="0" b="6350"/>
-            <wp:docPr id="1877671538" name="Picture 7"/>
-            <wp:cNvGraphicFramePr>
-              <a:graphicFrameLocks xmlns:a="http://schemas.openxmlformats.org/drawingml/2006/main" noChangeAspect="1"/>
-            </wp:cNvGraphicFramePr>
-            <a:graphic xmlns:a="http://schemas.openxmlformats.org/drawingml/2006/main">
-              <a:graphicData uri="http://schemas.openxmlformats.org/drawingml/2006/picture">
-                <pic:pic xmlns:pic="http://schemas.openxmlformats.org/drawingml/2006/picture">
-                  <pic:nvPicPr>
-                    <pic:cNvPr id="1877671538" name="Picture 1877671538"/>
-                    <pic:cNvPicPr/>
-                  </pic:nvPicPr>
-                  <pic:blipFill>
-                    <a:blip r:embed="rId19">
-                      <a:extLst>
-                        <a:ext uri="{28A0092B-C50C-407E-A947-70E740481C1C}">
-                          <a14:useLocalDpi xmlns:a14="http://schemas.microsoft.com/office/drawing/2010/main" val="0"/>
-                        </a:ext>
-                      </a:extLst>
-                    </a:blip>
-                    <a:stretch>
-                      <a:fillRect/>
-                    </a:stretch>
-                  </pic:blipFill>
-                  <pic:spPr>
-                    <a:xfrm>
-                      <a:off x="0" y="0"/>
-                      <a:ext cx="5943600" cy="4349750"/>
-                    </a:xfrm>
-                    <a:prstGeom prst="rect">
-                      <a:avLst/>
-                    </a:prstGeom>
-                  </pic:spPr>
-                </pic:pic>
-              </a:graphicData>
-            </a:graphic>
-          </wp:inline>
-        </w:drawing>
-      </w:r>
-    </w:p>
-    <w:p>
-      <w:pPr>
-        <w:pStyle w:val="Caption"/>
-        <w:jc w:val="center"/>
-        <w:rPr>
-          <w:rFonts w:ascii="Times New Roman" w:hAnsi="Times New Roman" w:cs="Times New Roman"/>
-          <w:sz w:val="24"/>
-          <w:szCs w:val="24"/>
-          <w:lang w:val="uk-UA"/>
-        </w:rPr>
-      </w:pPr>
-      <w:r>
-        <w:rPr>
-          <w:rFonts w:ascii="Times New Roman" w:hAnsi="Times New Roman" w:cs="Times New Roman"/>
-          <w:sz w:val="24"/>
-          <w:szCs w:val="24"/>
-        </w:rPr>
-        <w:t xml:space="preserve">Рисунок </w:t>
-      </w:r>
-      <w:r>
-        <w:rPr>
-          <w:rFonts w:ascii="Times New Roman" w:hAnsi="Times New Roman" w:cs="Times New Roman"/>
-          <w:sz w:val="24"/>
-          <w:szCs w:val="24"/>
-          <w:lang w:val="uk-UA"/>
-        </w:rPr>
-        <w:t>3 Блоксхема до 5 завдання (ч 3)</w:t>
-      </w:r>
-    </w:p>
-    <w:p>
-      <w:pPr>
-        <w:rPr>
-          <w:lang w:val="uk-UA"/>
-        </w:rPr>
-      </w:pPr>
-    </w:p>
-    <w:p>
-      <w:pPr>
-        <w:pStyle w:val="NormalWeb"/>
-        <w:tabs>
-          <w:tab w:val="left" w:pos="5795"/>
-        </w:tabs>
-        <w:spacing w:before="0" w:beforeAutospacing="0" w:after="0" w:afterAutospacing="0"/>
-        <w:ind w:left="785"/>
-        <w:textAlignment w:val="baseline"/>
-        <w:rPr>
-          <w:b/>
-          <w:bCs/>
-          <w:color w:val="000000"/>
-          <w:lang w:val="uk-UA"/>
-        </w:rPr>
-      </w:pPr>
-      <w:r>
-        <w:rPr>
-          <w:b/>
-          <w:bCs/>
-          <w:noProof/>
-          <w:color w:val="000000"/>
-          <w:lang w:val="uk-UA"/>
-          <w14:ligatures w14:val="standardContextual"/>
-        </w:rPr>
-        <w:lastRenderedPageBreak/>
-        <w:drawing>
-          <wp:inline distT="0" distB="0" distL="0" distR="0" wp14:anchorId="474226E6" wp14:editId="24D4716B">
-            <wp:extent cx="4152900" cy="6019800"/>
-            <wp:effectExtent l="0" t="0" r="0" b="0"/>
-            <wp:docPr id="1887578174" name="Picture 8"/>
-            <wp:cNvGraphicFramePr>
-              <a:graphicFrameLocks xmlns:a="http://schemas.openxmlformats.org/drawingml/2006/main" noChangeAspect="1"/>
-            </wp:cNvGraphicFramePr>
-            <a:graphic xmlns:a="http://schemas.openxmlformats.org/drawingml/2006/main">
-              <a:graphicData uri="http://schemas.openxmlformats.org/drawingml/2006/picture">
-                <pic:pic xmlns:pic="http://schemas.openxmlformats.org/drawingml/2006/picture">
-                  <pic:nvPicPr>
-                    <pic:cNvPr id="1887578174" name="Picture 1887578174"/>
-                    <pic:cNvPicPr/>
-                  </pic:nvPicPr>
-                  <pic:blipFill>
-                    <a:blip r:embed="rId20">
-                      <a:extLst>
-                        <a:ext uri="{28A0092B-C50C-407E-A947-70E740481C1C}">
-                          <a14:useLocalDpi xmlns:a14="http://schemas.microsoft.com/office/drawing/2010/main" val="0"/>
-                        </a:ext>
-                      </a:extLst>
-                    </a:blip>
-                    <a:stretch>
-                      <a:fillRect/>
-                    </a:stretch>
-                  </pic:blipFill>
-                  <pic:spPr>
-                    <a:xfrm>
-                      <a:off x="0" y="0"/>
-                      <a:ext cx="4152900" cy="6019800"/>
-                    </a:xfrm>
-                    <a:prstGeom prst="rect">
-                      <a:avLst/>
-                    </a:prstGeom>
-                  </pic:spPr>
-                </pic:pic>
-              </a:graphicData>
-            </a:graphic>
-          </wp:inline>
-        </w:drawing>
-      </w:r>
-    </w:p>
-    <w:p>
-      <w:pPr>
-        <w:pStyle w:val="Caption"/>
-        <w:jc w:val="center"/>
-        <w:rPr>
-          <w:rFonts w:ascii="Times New Roman" w:hAnsi="Times New Roman" w:cs="Times New Roman"/>
-          <w:sz w:val="24"/>
-          <w:szCs w:val="24"/>
-          <w:lang w:val="uk-UA"/>
-        </w:rPr>
-      </w:pPr>
-      <w:r>
-        <w:rPr>
-          <w:rFonts w:ascii="Times New Roman" w:hAnsi="Times New Roman" w:cs="Times New Roman"/>
-          <w:sz w:val="24"/>
-          <w:szCs w:val="24"/>
-        </w:rPr>
-        <w:t xml:space="preserve">Рисунок </w:t>
-      </w:r>
-      <w:r>
-        <w:rPr>
-          <w:rFonts w:ascii="Times New Roman" w:hAnsi="Times New Roman" w:cs="Times New Roman"/>
-          <w:sz w:val="24"/>
-          <w:szCs w:val="24"/>
-          <w:lang w:val="uk-UA"/>
-        </w:rPr>
-        <w:t>4  Блоксхема до 5 завдання (ч 4)</w:t>
-      </w:r>
-    </w:p>
-    <w:p>
-      <w:pPr>
-        <w:pStyle w:val="NormalWeb"/>
-        <w:tabs>
-          <w:tab w:val="left" w:pos="5795"/>
-        </w:tabs>
-        <w:spacing w:before="0" w:beforeAutospacing="0" w:after="0" w:afterAutospacing="0"/>
-        <w:ind w:left="785"/>
-        <w:jc w:val="center"/>
-        <w:textAlignment w:val="baseline"/>
-        <w:rPr>
-          <w:b/>
-          <w:bCs/>
-          <w:color w:val="000000"/>
-          <w:lang w:val="uk-UA"/>
-        </w:rPr>
-      </w:pPr>
-      <w:r>
-        <w:rPr>
-          <w:b/>
-          <w:bCs/>
-          <w:noProof/>
-          <w:color w:val="000000"/>
-          <w:lang w:val="uk-UA"/>
-          <w14:ligatures w14:val="standardContextual"/>
-        </w:rPr>
-        <w:lastRenderedPageBreak/>
-        <w:drawing>
-          <wp:inline distT="0" distB="0" distL="0" distR="0" wp14:anchorId="49A03040" wp14:editId="5C629046">
-            <wp:extent cx="4266919" cy="4549698"/>
-            <wp:effectExtent l="0" t="0" r="635" b="0"/>
-            <wp:docPr id="2026669754" name="Picture 9"/>
-            <wp:cNvGraphicFramePr>
-              <a:graphicFrameLocks xmlns:a="http://schemas.openxmlformats.org/drawingml/2006/main" noChangeAspect="1"/>
-            </wp:cNvGraphicFramePr>
-            <a:graphic xmlns:a="http://schemas.openxmlformats.org/drawingml/2006/main">
-              <a:graphicData uri="http://schemas.openxmlformats.org/drawingml/2006/picture">
-                <pic:pic xmlns:pic="http://schemas.openxmlformats.org/drawingml/2006/picture">
-                  <pic:nvPicPr>
-                    <pic:cNvPr id="2026669754" name="Picture 2026669754"/>
-                    <pic:cNvPicPr/>
-                  </pic:nvPicPr>
-                  <pic:blipFill>
-                    <a:blip r:embed="rId21">
-                      <a:extLst>
-                        <a:ext uri="{28A0092B-C50C-407E-A947-70E740481C1C}">
-                          <a14:useLocalDpi xmlns:a14="http://schemas.microsoft.com/office/drawing/2010/main" val="0"/>
-                        </a:ext>
-                      </a:extLst>
-                    </a:blip>
-                    <a:stretch>
-                      <a:fillRect/>
-                    </a:stretch>
-                  </pic:blipFill>
-                  <pic:spPr>
-                    <a:xfrm>
-                      <a:off x="0" y="0"/>
-                      <a:ext cx="4282253" cy="4566048"/>
-                    </a:xfrm>
-                    <a:prstGeom prst="rect">
-                      <a:avLst/>
-                    </a:prstGeom>
-                  </pic:spPr>
-                </pic:pic>
-              </a:graphicData>
-            </a:graphic>
-          </wp:inline>
-        </w:drawing>
-      </w:r>
-    </w:p>
-    <w:p>
-      <w:pPr>
-        <w:pStyle w:val="Caption"/>
-        <w:jc w:val="center"/>
-        <w:rPr>
-          <w:rFonts w:ascii="Times New Roman" w:hAnsi="Times New Roman" w:cs="Times New Roman"/>
-          <w:sz w:val="24"/>
-          <w:szCs w:val="24"/>
-          <w:lang w:val="uk-UA"/>
-        </w:rPr>
-      </w:pPr>
-      <w:r>
-        <w:rPr>
-          <w:rFonts w:ascii="Times New Roman" w:hAnsi="Times New Roman" w:cs="Times New Roman"/>
-          <w:sz w:val="24"/>
-          <w:szCs w:val="24"/>
-        </w:rPr>
-        <w:t xml:space="preserve">Рисунок </w:t>
-      </w:r>
-      <w:r>
-        <w:rPr>
-          <w:rFonts w:ascii="Times New Roman" w:hAnsi="Times New Roman" w:cs="Times New Roman"/>
-          <w:sz w:val="24"/>
-          <w:szCs w:val="24"/>
-          <w:lang w:val="uk-UA"/>
-        </w:rPr>
-        <w:t>5 Блоксхема до 5 завдання (ч 5)</w:t>
-      </w:r>
-    </w:p>
-    <w:p>
-      <w:pPr>
-        <w:rPr>
-          <w:lang w:val="uk-UA"/>
-        </w:rPr>
-      </w:pPr>
-    </w:p>
-    <w:p>
-      <w:pPr>
-        <w:pStyle w:val="NormalWeb"/>
-        <w:tabs>
-          <w:tab w:val="left" w:pos="5795"/>
-        </w:tabs>
-        <w:spacing w:before="0" w:beforeAutospacing="0" w:after="0" w:afterAutospacing="0"/>
-        <w:ind w:left="785"/>
-        <w:jc w:val="center"/>
-        <w:textAlignment w:val="baseline"/>
-        <w:rPr>
-          <w:b/>
-          <w:bCs/>
-          <w:color w:val="000000"/>
-          <w:lang w:val="uk-UA"/>
-        </w:rPr>
-      </w:pPr>
-      <w:r>
-        <w:rPr>
-          <w:b/>
-          <w:bCs/>
-          <w:noProof/>
-          <w:color w:val="000000"/>
-          <w:lang w:val="uk-UA"/>
-          <w14:ligatures w14:val="standardContextual"/>
-        </w:rPr>
-        <w:drawing>
-          <wp:inline distT="0" distB="0" distL="0" distR="0" wp14:anchorId="71B9958F" wp14:editId="375B7B50">
-            <wp:extent cx="4965700" cy="2743200"/>
-            <wp:effectExtent l="0" t="0" r="0" b="0"/>
-            <wp:docPr id="1793435673" name="Picture 10"/>
-            <wp:cNvGraphicFramePr>
-              <a:graphicFrameLocks xmlns:a="http://schemas.openxmlformats.org/drawingml/2006/main" noChangeAspect="1"/>
-            </wp:cNvGraphicFramePr>
-            <a:graphic xmlns:a="http://schemas.openxmlformats.org/drawingml/2006/main">
-              <a:graphicData uri="http://schemas.openxmlformats.org/drawingml/2006/picture">
-                <pic:pic xmlns:pic="http://schemas.openxmlformats.org/drawingml/2006/picture">
-                  <pic:nvPicPr>
-                    <pic:cNvPr id="1793435673" name="Picture 1793435673"/>
-                    <pic:cNvPicPr/>
-                  </pic:nvPicPr>
-                  <pic:blipFill>
-                    <a:blip r:embed="rId22">
-                      <a:extLst>
-                        <a:ext uri="{28A0092B-C50C-407E-A947-70E740481C1C}">
-                          <a14:useLocalDpi xmlns:a14="http://schemas.microsoft.com/office/drawing/2010/main" val="0"/>
-                        </a:ext>
-                      </a:extLst>
-                    </a:blip>
-                    <a:stretch>
-                      <a:fillRect/>
-                    </a:stretch>
-                  </pic:blipFill>
-                  <pic:spPr>
-                    <a:xfrm>
-                      <a:off x="0" y="0"/>
-                      <a:ext cx="4983833" cy="2753217"/>
-                    </a:xfrm>
-                    <a:prstGeom prst="rect">
-                      <a:avLst/>
-                    </a:prstGeom>
-                  </pic:spPr>
-                </pic:pic>
-              </a:graphicData>
-            </a:graphic>
-          </wp:inline>
-        </w:drawing>
-      </w:r>
-    </w:p>
-    <w:p>
-      <w:pPr>
-        <w:pStyle w:val="NormalWeb"/>
-        <w:tabs>
-          <w:tab w:val="left" w:pos="5795"/>
-        </w:tabs>
-        <w:spacing w:before="0" w:beforeAutospacing="0" w:after="0" w:afterAutospacing="0"/>
-        <w:ind w:left="785"/>
-        <w:jc w:val="center"/>
-        <w:textAlignment w:val="baseline"/>
-        <w:rPr>
-          <w:b/>
-          <w:bCs/>
-          <w:color w:val="000000"/>
-          <w:lang w:val="uk-UA"/>
-        </w:rPr>
-      </w:pPr>
-    </w:p>
-    <w:p>
-      <w:pPr>
-        <w:pStyle w:val="Caption"/>
-        <w:jc w:val="center"/>
-        <w:rPr>
-          <w:rFonts w:ascii="Times New Roman" w:hAnsi="Times New Roman" w:cs="Times New Roman"/>
-          <w:sz w:val="24"/>
-          <w:szCs w:val="24"/>
-          <w:lang w:val="uk-UA"/>
-        </w:rPr>
-      </w:pPr>
-      <w:r>
-        <w:rPr>
-          <w:rFonts w:ascii="Times New Roman" w:hAnsi="Times New Roman" w:cs="Times New Roman"/>
-          <w:sz w:val="24"/>
-          <w:szCs w:val="24"/>
-        </w:rPr>
-        <w:t xml:space="preserve">Рисунок </w:t>
-      </w:r>
-      <w:r>
-        <w:rPr>
-          <w:rFonts w:ascii="Times New Roman" w:hAnsi="Times New Roman" w:cs="Times New Roman"/>
-          <w:sz w:val="24"/>
-          <w:szCs w:val="24"/>
-          <w:lang w:val="uk-UA"/>
-        </w:rPr>
-        <w:t>6  Блоксхема до 5 завдання (ч 6)</w:t>
-      </w:r>
-    </w:p>
-    <w:p>
-      <w:pPr>
-        <w:pStyle w:val="NormalWeb"/>
-        <w:spacing w:before="0" w:beforeAutospacing="0" w:after="0" w:afterAutospacing="0"/>
-        <w:ind w:left="785"/>
-        <w:jc w:val="center"/>
-        <w:textAlignment w:val="baseline"/>
-        <w:rPr>
-          <w:b/>
-          <w:bCs/>
-          <w:color w:val="000000"/>
-          <w:lang w:val="uk-UA"/>
-        </w:rPr>
-      </w:pPr>
-      <w:r>
-        <w:rPr>
-          <w:b/>
-          <w:bCs/>
-          <w:noProof/>
-          <w:color w:val="000000"/>
-          <w:lang w:val="uk-UA"/>
-          <w14:ligatures w14:val="standardContextual"/>
-        </w:rPr>
-        <w:lastRenderedPageBreak/>
-        <w:drawing>
-          <wp:inline distT="0" distB="0" distL="0" distR="0" wp14:anchorId="78E582A4" wp14:editId="468F5E91">
-            <wp:extent cx="2819400" cy="4906537"/>
-            <wp:effectExtent l="0" t="0" r="0" b="0"/>
-            <wp:docPr id="1863771928" name="Picture 11"/>
-            <wp:cNvGraphicFramePr>
-              <a:graphicFrameLocks xmlns:a="http://schemas.openxmlformats.org/drawingml/2006/main" noChangeAspect="1"/>
-            </wp:cNvGraphicFramePr>
-            <a:graphic xmlns:a="http://schemas.openxmlformats.org/drawingml/2006/main">
-              <a:graphicData uri="http://schemas.openxmlformats.org/drawingml/2006/picture">
-                <pic:pic xmlns:pic="http://schemas.openxmlformats.org/drawingml/2006/picture">
-                  <pic:nvPicPr>
-                    <pic:cNvPr id="1863771928" name="Picture 1863771928"/>
-                    <pic:cNvPicPr/>
-                  </pic:nvPicPr>
-                  <pic:blipFill>
-                    <a:blip r:embed="rId23">
-                      <a:extLst>
-                        <a:ext uri="{28A0092B-C50C-407E-A947-70E740481C1C}">
-                          <a14:useLocalDpi xmlns:a14="http://schemas.microsoft.com/office/drawing/2010/main" val="0"/>
-                        </a:ext>
-                      </a:extLst>
-                    </a:blip>
-                    <a:stretch>
-                      <a:fillRect/>
-                    </a:stretch>
-                  </pic:blipFill>
-                  <pic:spPr>
-                    <a:xfrm>
-                      <a:off x="0" y="0"/>
-                      <a:ext cx="2827055" cy="4919858"/>
-                    </a:xfrm>
-                    <a:prstGeom prst="rect">
-                      <a:avLst/>
-                    </a:prstGeom>
-                  </pic:spPr>
-                </pic:pic>
-              </a:graphicData>
-            </a:graphic>
-          </wp:inline>
-        </w:drawing>
-      </w:r>
-    </w:p>
-    <w:p>
-      <w:pPr>
-        <w:pStyle w:val="Caption"/>
-        <w:jc w:val="center"/>
-        <w:rPr>
-          <w:rFonts w:ascii="Times New Roman" w:hAnsi="Times New Roman" w:cs="Times New Roman"/>
-          <w:sz w:val="24"/>
-          <w:szCs w:val="24"/>
-          <w:lang w:val="uk-UA"/>
-        </w:rPr>
-      </w:pPr>
-      <w:r>
-        <w:rPr>
-          <w:rFonts w:ascii="Times New Roman" w:hAnsi="Times New Roman" w:cs="Times New Roman"/>
-          <w:sz w:val="24"/>
-          <w:szCs w:val="24"/>
-        </w:rPr>
-        <w:t xml:space="preserve">Рисунок </w:t>
-      </w:r>
-      <w:r>
-        <w:rPr>
-          <w:rFonts w:ascii="Times New Roman" w:hAnsi="Times New Roman" w:cs="Times New Roman"/>
-          <w:sz w:val="24"/>
-          <w:szCs w:val="24"/>
-          <w:lang w:val="uk-UA"/>
-        </w:rPr>
-        <w:t>7 Блоксхема до 5 завдання (ч 7)</w:t>
-      </w:r>
-    </w:p>
-    <w:p>
-      <w:pPr>
-        <w:jc w:val="center"/>
-        <w:rPr>
-          <w:lang w:val="uk-UA"/>
-        </w:rPr>
-      </w:pPr>
-      <w:r>
-        <w:rPr>
-          <w:noProof/>
-          <w:lang w:val="uk-UA"/>
-          <w14:ligatures w14:val="standardContextual"/>
-        </w:rPr>
-        <w:drawing>
-          <wp:inline distT="0" distB="0" distL="0" distR="0" wp14:anchorId="297B504E" wp14:editId="75303217">
-            <wp:extent cx="2895600" cy="2776654"/>
-            <wp:effectExtent l="0" t="0" r="0" b="5080"/>
-            <wp:docPr id="313868600" name="Picture 12"/>
-            <wp:cNvGraphicFramePr>
-              <a:graphicFrameLocks xmlns:a="http://schemas.openxmlformats.org/drawingml/2006/main" noChangeAspect="1"/>
-            </wp:cNvGraphicFramePr>
-            <a:graphic xmlns:a="http://schemas.openxmlformats.org/drawingml/2006/main">
-              <a:graphicData uri="http://schemas.openxmlformats.org/drawingml/2006/picture">
-                <pic:pic xmlns:pic="http://schemas.openxmlformats.org/drawingml/2006/picture">
-                  <pic:nvPicPr>
-                    <pic:cNvPr id="313868600" name="Picture 313868600"/>
-                    <pic:cNvPicPr/>
-                  </pic:nvPicPr>
-                  <pic:blipFill>
-                    <a:blip r:embed="rId24">
-                      <a:extLst>
-                        <a:ext uri="{28A0092B-C50C-407E-A947-70E740481C1C}">
-                          <a14:useLocalDpi xmlns:a14="http://schemas.microsoft.com/office/drawing/2010/main" val="0"/>
-                        </a:ext>
-                      </a:extLst>
-                    </a:blip>
-                    <a:stretch>
-                      <a:fillRect/>
-                    </a:stretch>
-                  </pic:blipFill>
-                  <pic:spPr>
-                    <a:xfrm>
-                      <a:off x="0" y="0"/>
-                      <a:ext cx="2908279" cy="2788812"/>
-                    </a:xfrm>
-                    <a:prstGeom prst="rect">
-                      <a:avLst/>
-                    </a:prstGeom>
-                  </pic:spPr>
-                </pic:pic>
-              </a:graphicData>
-            </a:graphic>
-          </wp:inline>
-        </w:drawing>
-      </w:r>
-    </w:p>
-    <w:p>
-      <w:pPr>
-        <w:pStyle w:val="Caption"/>
-        <w:jc w:val="center"/>
-        <w:rPr>
-          <w:rFonts w:ascii="Times New Roman" w:hAnsi="Times New Roman" w:cs="Times New Roman"/>
-          <w:sz w:val="24"/>
-          <w:szCs w:val="24"/>
-          <w:lang w:val="uk-UA"/>
-        </w:rPr>
-      </w:pPr>
-      <w:r>
-        <w:rPr>
-          <w:rFonts w:ascii="Times New Roman" w:hAnsi="Times New Roman" w:cs="Times New Roman"/>
-          <w:sz w:val="24"/>
-          <w:szCs w:val="24"/>
-        </w:rPr>
-        <w:t xml:space="preserve">Рисунок </w:t>
-      </w:r>
-      <w:r>
-        <w:rPr>
-          <w:rFonts w:ascii="Times New Roman" w:hAnsi="Times New Roman" w:cs="Times New Roman"/>
-          <w:sz w:val="24"/>
-          <w:szCs w:val="24"/>
-          <w:lang w:val="uk-UA"/>
-        </w:rPr>
-        <w:t>8 Блоксхема до 5 завдання (ч 8)</w:t>
-      </w:r>
-    </w:p>
-    <w:p>
-      <w:pPr>
-        <w:rPr>
-          <w:lang w:val="uk-UA"/>
-        </w:rPr>
-      </w:pPr>
-      <w:r>
-        <w:rPr>
-          <w:noProof/>
-          <w:lang w:val="uk-UA"/>
-          <w14:ligatures w14:val="standardContextual"/>
-        </w:rPr>
-        <w:lastRenderedPageBreak/>
-        <w:drawing>
-          <wp:inline distT="0" distB="0" distL="0" distR="0" wp14:anchorId="3D4C0D1C" wp14:editId="79008F51">
-            <wp:extent cx="4356100" cy="7672039"/>
-            <wp:effectExtent l="0" t="0" r="0" b="0"/>
-            <wp:docPr id="763398245" name="Picture 13"/>
-            <wp:cNvGraphicFramePr>
-              <a:graphicFrameLocks xmlns:a="http://schemas.openxmlformats.org/drawingml/2006/main" noChangeAspect="1"/>
-            </wp:cNvGraphicFramePr>
-            <a:graphic xmlns:a="http://schemas.openxmlformats.org/drawingml/2006/main">
-              <a:graphicData uri="http://schemas.openxmlformats.org/drawingml/2006/picture">
-                <pic:pic xmlns:pic="http://schemas.openxmlformats.org/drawingml/2006/picture">
-                  <pic:nvPicPr>
-                    <pic:cNvPr id="763398245" name="Picture 763398245"/>
+                    <pic:cNvPr id="1469355647" name="Picture 1469355647"/>
                     <pic:cNvPicPr/>
                   </pic:nvPicPr>
                   <pic:blipFill>
@@ -10958,7 +9587,7 @@
                   <pic:spPr>
                     <a:xfrm>
                       <a:off x="0" y="0"/>
-                      <a:ext cx="4359681" cy="7678345"/>
+                      <a:ext cx="5791200" cy="7909560"/>
                     </a:xfrm>
                     <a:prstGeom prst="rect">
                       <a:avLst/>
@@ -10974,7 +9603,6 @@
     <w:p>
       <w:pPr>
         <w:pStyle w:val="Caption"/>
-        <w:jc w:val="center"/>
         <w:rPr>
           <w:rFonts w:ascii="Times New Roman" w:hAnsi="Times New Roman" w:cs="Times New Roman"/>
           <w:sz w:val="24"/>
@@ -10988,24 +9616,25 @@
           <w:sz w:val="24"/>
           <w:szCs w:val="24"/>
         </w:rPr>
-        <w:t xml:space="preserve">Рисунок </w:t>
+        <w:t xml:space="preserve">                             </w:t>
       </w:r>
       <w:r>
         <w:rPr>
           <w:rFonts w:ascii="Times New Roman" w:hAnsi="Times New Roman" w:cs="Times New Roman"/>
           <w:sz w:val="24"/>
           <w:szCs w:val="24"/>
-          <w:lang w:val="uk-UA"/>
-        </w:rPr>
-        <w:t>9 Блоксхема до 5 завдання (ч 9)</w:t>
-      </w:r>
-    </w:p>
-    <w:p>
-      <w:pPr>
-        <w:rPr>
-          <w:lang w:val="uk-UA"/>
-        </w:rPr>
-      </w:pPr>
+        </w:rPr>
+        <w:t>Рисунок</w:t>
+      </w:r>
+      <w:r>
+        <w:rPr>
+          <w:rFonts w:ascii="Times New Roman" w:hAnsi="Times New Roman" w:cs="Times New Roman"/>
+          <w:sz w:val="24"/>
+          <w:szCs w:val="24"/>
+          <w:lang w:val="uk-UA"/>
+        </w:rPr>
+        <w:t>2  Блоксхема до 5 завдання (ч 2)</w:t>
+      </w:r>
     </w:p>
     <w:p>
       <w:pPr>
@@ -11021,10 +9650,10 @@
         </w:rPr>
         <w:lastRenderedPageBreak/>
         <w:drawing>
-          <wp:inline distT="0" distB="0" distL="0" distR="0" wp14:anchorId="19320E24" wp14:editId="64CF462F">
-            <wp:extent cx="5470525" cy="7571678"/>
-            <wp:effectExtent l="0" t="0" r="3175" b="0"/>
-            <wp:docPr id="305642100" name="Picture 14"/>
+          <wp:inline distT="0" distB="0" distL="0" distR="0" wp14:anchorId="09762B30" wp14:editId="0D3E21BB">
+            <wp:extent cx="5765800" cy="7604760"/>
+            <wp:effectExtent l="0" t="0" r="0" b="2540"/>
+            <wp:docPr id="1497684446" name="Picture 3"/>
             <wp:cNvGraphicFramePr>
               <a:graphicFrameLocks xmlns:a="http://schemas.openxmlformats.org/drawingml/2006/main" noChangeAspect="1"/>
             </wp:cNvGraphicFramePr>
@@ -11032,7 +9661,7 @@
               <a:graphicData uri="http://schemas.openxmlformats.org/drawingml/2006/picture">
                 <pic:pic xmlns:pic="http://schemas.openxmlformats.org/drawingml/2006/picture">
                   <pic:nvPicPr>
-                    <pic:cNvPr id="305642100" name="Picture 305642100"/>
+                    <pic:cNvPr id="1497684446" name="Picture 1497684446"/>
                     <pic:cNvPicPr/>
                   </pic:nvPicPr>
                   <pic:blipFill>
@@ -11050,7 +9679,7 @@
                   <pic:spPr>
                     <a:xfrm>
                       <a:off x="0" y="0"/>
-                      <a:ext cx="5474856" cy="7577672"/>
+                      <a:ext cx="5765800" cy="7604760"/>
                     </a:xfrm>
                     <a:prstGeom prst="rect">
                       <a:avLst/>
@@ -11065,10 +9694,16 @@
     </w:p>
     <w:p>
       <w:pPr>
+        <w:rPr>
+          <w:lang w:val="uk-UA"/>
+        </w:rPr>
+      </w:pPr>
+    </w:p>
+    <w:p>
+      <w:pPr>
         <w:pStyle w:val="NormalWeb"/>
         <w:spacing w:before="0" w:beforeAutospacing="0" w:after="0" w:afterAutospacing="0"/>
         <w:ind w:left="785"/>
-        <w:jc w:val="center"/>
         <w:textAlignment w:val="baseline"/>
         <w:rPr>
           <w:b/>
@@ -11092,79 +9727,39 @@
       <w:r>
         <w:rPr>
           <w:rFonts w:ascii="Times New Roman" w:hAnsi="Times New Roman" w:cs="Times New Roman"/>
-          <w:b/>
-          <w:bCs/>
-          <w:color w:val="000000"/>
           <w:sz w:val="24"/>
           <w:szCs w:val="24"/>
-          <w:lang w:val="uk-UA"/>
-        </w:rPr>
-        <w:tab/>
+        </w:rPr>
+        <w:t xml:space="preserve">Рисунок </w:t>
       </w:r>
       <w:r>
         <w:rPr>
           <w:rFonts w:ascii="Times New Roman" w:hAnsi="Times New Roman" w:cs="Times New Roman"/>
           <w:sz w:val="24"/>
           <w:szCs w:val="24"/>
-        </w:rPr>
-        <w:t xml:space="preserve">Рисунок </w:t>
-      </w:r>
-      <w:r>
-        <w:rPr>
-          <w:rFonts w:ascii="Times New Roman" w:hAnsi="Times New Roman" w:cs="Times New Roman"/>
-          <w:sz w:val="24"/>
-          <w:szCs w:val="24"/>
-          <w:lang w:val="uk-UA"/>
-        </w:rPr>
-        <w:t>10  Блоксхема до 5 завдання (ч 10)</w:t>
-      </w:r>
-    </w:p>
-    <w:p>
-      <w:pPr>
-        <w:pStyle w:val="NormalWeb"/>
-        <w:tabs>
-          <w:tab w:val="left" w:pos="4619"/>
-        </w:tabs>
-        <w:spacing w:before="0" w:beforeAutospacing="0" w:after="0" w:afterAutospacing="0"/>
-        <w:ind w:left="785"/>
-        <w:textAlignment w:val="baseline"/>
-        <w:rPr>
-          <w:b/>
-          <w:bCs/>
-          <w:color w:val="000000"/>
-          <w:lang w:val="uk-UA"/>
-        </w:rPr>
-      </w:pPr>
-    </w:p>
-    <w:p>
-      <w:pPr>
-        <w:pStyle w:val="NormalWeb"/>
-        <w:spacing w:before="0" w:beforeAutospacing="0" w:after="0" w:afterAutospacing="0"/>
-        <w:ind w:left="785"/>
-        <w:jc w:val="center"/>
-        <w:textAlignment w:val="baseline"/>
-        <w:rPr>
-          <w:b/>
-          <w:bCs/>
-          <w:color w:val="000000"/>
-          <w:lang w:val="uk-UA"/>
-        </w:rPr>
-      </w:pPr>
-      <w:r>
-        <w:rPr>
-          <w:b/>
-          <w:bCs/>
+          <w:lang w:val="uk-UA"/>
+        </w:rPr>
+        <w:t>3 Блоксхема до 5 завдання (ч 3)</w:t>
+      </w:r>
+    </w:p>
+    <w:p>
+      <w:pPr>
+        <w:rPr>
+          <w:lang w:val="uk-UA"/>
+        </w:rPr>
+      </w:pPr>
+      <w:r>
+        <w:rPr>
           <w:noProof/>
-          <w:color w:val="000000"/>
           <w:lang w:val="uk-UA"/>
           <w14:ligatures w14:val="standardContextual"/>
         </w:rPr>
         <w:lastRenderedPageBreak/>
         <w:drawing>
-          <wp:inline distT="0" distB="0" distL="0" distR="0" wp14:anchorId="1A970DB1" wp14:editId="63E74465">
-            <wp:extent cx="3797300" cy="6210300"/>
+          <wp:inline distT="0" distB="0" distL="0" distR="0" wp14:anchorId="43C7ED2E" wp14:editId="0296E35E">
+            <wp:extent cx="3937000" cy="4279900"/>
             <wp:effectExtent l="0" t="0" r="0" b="0"/>
-            <wp:docPr id="991224196" name="Picture 15"/>
+            <wp:docPr id="1745184404" name="Picture 4"/>
             <wp:cNvGraphicFramePr>
               <a:graphicFrameLocks xmlns:a="http://schemas.openxmlformats.org/drawingml/2006/main" noChangeAspect="1"/>
             </wp:cNvGraphicFramePr>
@@ -11172,7 +9767,7 @@
               <a:graphicData uri="http://schemas.openxmlformats.org/drawingml/2006/picture">
                 <pic:pic xmlns:pic="http://schemas.openxmlformats.org/drawingml/2006/picture">
                   <pic:nvPicPr>
-                    <pic:cNvPr id="991224196" name="Picture 991224196"/>
+                    <pic:cNvPr id="1745184404" name="Picture 1745184404"/>
                     <pic:cNvPicPr/>
                   </pic:nvPicPr>
                   <pic:blipFill>
@@ -11190,7 +9785,7 @@
                   <pic:spPr>
                     <a:xfrm>
                       <a:off x="0" y="0"/>
-                      <a:ext cx="3797300" cy="6210300"/>
+                      <a:ext cx="3937000" cy="4279900"/>
                     </a:xfrm>
                     <a:prstGeom prst="rect">
                       <a:avLst/>
@@ -11205,46 +9800,12 @@
     </w:p>
     <w:p>
       <w:pPr>
-        <w:pStyle w:val="Caption"/>
-        <w:jc w:val="center"/>
-        <w:rPr>
-          <w:rFonts w:ascii="Times New Roman" w:hAnsi="Times New Roman" w:cs="Times New Roman"/>
-          <w:sz w:val="24"/>
-          <w:szCs w:val="24"/>
-          <w:lang w:val="uk-UA"/>
-        </w:rPr>
-      </w:pPr>
-      <w:r>
-        <w:rPr>
-          <w:rFonts w:ascii="Times New Roman" w:hAnsi="Times New Roman" w:cs="Times New Roman"/>
-          <w:sz w:val="24"/>
-          <w:szCs w:val="24"/>
-        </w:rPr>
-        <w:t xml:space="preserve">Рисунок </w:t>
-      </w:r>
-      <w:r>
-        <w:rPr>
-          <w:rFonts w:ascii="Times New Roman" w:hAnsi="Times New Roman" w:cs="Times New Roman"/>
-          <w:sz w:val="24"/>
-          <w:szCs w:val="24"/>
-          <w:lang w:val="uk-UA"/>
-        </w:rPr>
-        <w:t>11 Блоксхема до 5 завдання (ч 11)</w:t>
-      </w:r>
-    </w:p>
-    <w:p>
-      <w:pPr>
-        <w:rPr>
-          <w:lang w:val="uk-UA"/>
-        </w:rPr>
-      </w:pPr>
-    </w:p>
-    <w:p>
-      <w:pPr>
         <w:pStyle w:val="NormalWeb"/>
+        <w:tabs>
+          <w:tab w:val="left" w:pos="5795"/>
+        </w:tabs>
         <w:spacing w:before="0" w:beforeAutospacing="0" w:after="0" w:afterAutospacing="0"/>
         <w:ind w:left="785"/>
-        <w:jc w:val="center"/>
         <w:textAlignment w:val="baseline"/>
         <w:rPr>
           <w:b/>
@@ -11253,21 +9814,53 @@
           <w:lang w:val="uk-UA"/>
         </w:rPr>
       </w:pPr>
-      <w:r>
-        <w:rPr>
-          <w:b/>
-          <w:bCs/>
+    </w:p>
+    <w:p>
+      <w:pPr>
+        <w:pStyle w:val="Caption"/>
+        <w:jc w:val="center"/>
+        <w:rPr>
+          <w:rFonts w:ascii="Times New Roman" w:hAnsi="Times New Roman" w:cs="Times New Roman"/>
+          <w:sz w:val="24"/>
+          <w:szCs w:val="24"/>
+          <w:lang w:val="en-US"/>
+        </w:rPr>
+      </w:pPr>
+      <w:r>
+        <w:rPr>
+          <w:rFonts w:ascii="Times New Roman" w:hAnsi="Times New Roman" w:cs="Times New Roman"/>
+          <w:sz w:val="24"/>
+          <w:szCs w:val="24"/>
+        </w:rPr>
+        <w:t xml:space="preserve">Рисунок </w:t>
+      </w:r>
+      <w:r>
+        <w:rPr>
+          <w:rFonts w:ascii="Times New Roman" w:hAnsi="Times New Roman" w:cs="Times New Roman"/>
+          <w:sz w:val="24"/>
+          <w:szCs w:val="24"/>
+          <w:lang w:val="uk-UA"/>
+        </w:rPr>
+        <w:t>4  Блоксхема до 5 завдання (ч 4)</w:t>
+      </w:r>
+    </w:p>
+    <w:p>
+      <w:pPr>
+        <w:rPr>
+          <w:lang w:val="en-US"/>
+        </w:rPr>
+      </w:pPr>
+      <w:r>
+        <w:rPr>
           <w:noProof/>
-          <w:color w:val="000000"/>
-          <w:lang w:val="uk-UA"/>
+          <w:lang w:val="en-US"/>
           <w14:ligatures w14:val="standardContextual"/>
         </w:rPr>
-        <w:lastRenderedPageBreak/>
         <w:drawing>
-          <wp:inline distT="0" distB="0" distL="0" distR="0" wp14:anchorId="051E9B79" wp14:editId="4B43098C">
-            <wp:extent cx="3835400" cy="8051800"/>
-            <wp:effectExtent l="0" t="0" r="0" b="0"/>
-            <wp:docPr id="366585397" name="Picture 16"/>
+          <wp:inline distT="0" distB="0" distL="0" distR="0" wp14:anchorId="52040B86" wp14:editId="04F93E47">
+            <wp:extent cx="3136900" cy="3017520"/>
+            <wp:effectExtent l="0" t="0" r="0" b="5080"/>
+            <wp:docPr id="382223230" name="Picture 5"/>
             <wp:cNvGraphicFramePr>
               <a:graphicFrameLocks xmlns:a="http://schemas.openxmlformats.org/drawingml/2006/main" noChangeAspect="1"/>
             </wp:cNvGraphicFramePr>
@@ -11275,7 +9868,7 @@
               <a:graphicData uri="http://schemas.openxmlformats.org/drawingml/2006/picture">
                 <pic:pic xmlns:pic="http://schemas.openxmlformats.org/drawingml/2006/picture">
                   <pic:nvPicPr>
-                    <pic:cNvPr id="366585397" name="Picture 366585397"/>
+                    <pic:cNvPr id="382223230" name="Picture 382223230"/>
                     <pic:cNvPicPr/>
                   </pic:nvPicPr>
                   <pic:blipFill>
@@ -11293,7 +9886,7 @@
                   <pic:spPr>
                     <a:xfrm>
                       <a:off x="0" y="0"/>
-                      <a:ext cx="3835400" cy="8051800"/>
+                      <a:ext cx="3136900" cy="3017520"/>
                     </a:xfrm>
                     <a:prstGeom prst="rect">
                       <a:avLst/>
@@ -11308,6 +9901,24 @@
     </w:p>
     <w:p>
       <w:pPr>
+        <w:pStyle w:val="NormalWeb"/>
+        <w:tabs>
+          <w:tab w:val="left" w:pos="5795"/>
+        </w:tabs>
+        <w:spacing w:before="0" w:beforeAutospacing="0" w:after="0" w:afterAutospacing="0"/>
+        <w:ind w:left="785"/>
+        <w:jc w:val="center"/>
+        <w:textAlignment w:val="baseline"/>
+        <w:rPr>
+          <w:b/>
+          <w:bCs/>
+          <w:color w:val="000000"/>
+          <w:lang w:val="uk-UA"/>
+        </w:rPr>
+      </w:pPr>
+    </w:p>
+    <w:p>
+      <w:pPr>
         <w:pStyle w:val="Caption"/>
         <w:jc w:val="center"/>
         <w:rPr>
@@ -11332,7 +9943,7 @@
           <w:szCs w:val="24"/>
           <w:lang w:val="uk-UA"/>
         </w:rPr>
-        <w:t>12 Блоксхема до 5 завдання (ч 12)</w:t>
+        <w:t>5 Блоксхема до 5 завдання (ч 5)</w:t>
       </w:r>
     </w:p>
     <w:p>
@@ -11349,10 +9960,10 @@
         </w:rPr>
         <w:lastRenderedPageBreak/>
         <w:drawing>
-          <wp:inline distT="0" distB="0" distL="0" distR="0" wp14:anchorId="0FF94D67" wp14:editId="2E742192">
-            <wp:extent cx="3048000" cy="7467600"/>
+          <wp:inline distT="0" distB="0" distL="0" distR="0" wp14:anchorId="5B8395BA" wp14:editId="38C9042A">
+            <wp:extent cx="2133600" cy="4319081"/>
             <wp:effectExtent l="0" t="0" r="0" b="0"/>
-            <wp:docPr id="1644084586" name="Picture 17"/>
+            <wp:docPr id="1272014974" name="Picture 6"/>
             <wp:cNvGraphicFramePr>
               <a:graphicFrameLocks xmlns:a="http://schemas.openxmlformats.org/drawingml/2006/main" noChangeAspect="1"/>
             </wp:cNvGraphicFramePr>
@@ -11360,7 +9971,7 @@
               <a:graphicData uri="http://schemas.openxmlformats.org/drawingml/2006/picture">
                 <pic:pic xmlns:pic="http://schemas.openxmlformats.org/drawingml/2006/picture">
                   <pic:nvPicPr>
-                    <pic:cNvPr id="1644084586" name="Picture 1644084586"/>
+                    <pic:cNvPr id="1272014974" name="Picture 1272014974"/>
                     <pic:cNvPicPr/>
                   </pic:nvPicPr>
                   <pic:blipFill>
@@ -11378,7 +9989,7 @@
                   <pic:spPr>
                     <a:xfrm>
                       <a:off x="0" y="0"/>
-                      <a:ext cx="3048000" cy="7467600"/>
+                      <a:ext cx="2134842" cy="4321594"/>
                     </a:xfrm>
                     <a:prstGeom prst="rect">
                       <a:avLst/>
@@ -11393,13 +10004,49 @@
     </w:p>
     <w:p>
       <w:pPr>
+        <w:pStyle w:val="NormalWeb"/>
+        <w:tabs>
+          <w:tab w:val="left" w:pos="5795"/>
+        </w:tabs>
+        <w:spacing w:before="0" w:beforeAutospacing="0" w:after="0" w:afterAutospacing="0"/>
+        <w:ind w:left="785"/>
+        <w:jc w:val="center"/>
+        <w:textAlignment w:val="baseline"/>
+        <w:rPr>
+          <w:b/>
+          <w:bCs/>
+          <w:color w:val="000000"/>
+          <w:lang w:val="uk-UA"/>
+        </w:rPr>
+      </w:pPr>
+    </w:p>
+    <w:p>
+      <w:pPr>
+        <w:pStyle w:val="NormalWeb"/>
+        <w:tabs>
+          <w:tab w:val="left" w:pos="5795"/>
+        </w:tabs>
+        <w:spacing w:before="0" w:beforeAutospacing="0" w:after="0" w:afterAutospacing="0"/>
+        <w:ind w:left="785"/>
+        <w:jc w:val="center"/>
+        <w:textAlignment w:val="baseline"/>
+        <w:rPr>
+          <w:b/>
+          <w:bCs/>
+          <w:color w:val="000000"/>
+          <w:lang w:val="uk-UA"/>
+        </w:rPr>
+      </w:pPr>
+    </w:p>
+    <w:p>
+      <w:pPr>
         <w:pStyle w:val="Caption"/>
         <w:jc w:val="center"/>
         <w:rPr>
           <w:rFonts w:ascii="Times New Roman" w:hAnsi="Times New Roman" w:cs="Times New Roman"/>
           <w:sz w:val="24"/>
           <w:szCs w:val="24"/>
-          <w:lang w:val="uk-UA"/>
+          <w:lang w:val="en-US"/>
         </w:rPr>
       </w:pPr>
       <w:r>
@@ -11417,8 +10064,665 @@
           <w:szCs w:val="24"/>
           <w:lang w:val="uk-UA"/>
         </w:rPr>
-        <w:t>13 Блоксхема до 5 завдання (ч 13)</w:t>
-      </w:r>
+        <w:t>6  Блоксхема до 5 завдання (ч 6)</w:t>
+      </w:r>
+    </w:p>
+    <w:p>
+      <w:pPr>
+        <w:rPr>
+          <w:lang w:val="en-US"/>
+        </w:rPr>
+      </w:pPr>
+      <w:r>
+        <w:rPr>
+          <w:noProof/>
+          <w:lang w:val="en-US"/>
+          <w14:ligatures w14:val="standardContextual"/>
+        </w:rPr>
+        <w:drawing>
+          <wp:inline distT="0" distB="0" distL="0" distR="0" wp14:anchorId="2E939E46" wp14:editId="584B1A46">
+            <wp:extent cx="2451100" cy="2844800"/>
+            <wp:effectExtent l="0" t="0" r="0" b="0"/>
+            <wp:docPr id="892992107" name="Picture 7"/>
+            <wp:cNvGraphicFramePr>
+              <a:graphicFrameLocks xmlns:a="http://schemas.openxmlformats.org/drawingml/2006/main" noChangeAspect="1"/>
+            </wp:cNvGraphicFramePr>
+            <a:graphic xmlns:a="http://schemas.openxmlformats.org/drawingml/2006/main">
+              <a:graphicData uri="http://schemas.openxmlformats.org/drawingml/2006/picture">
+                <pic:pic xmlns:pic="http://schemas.openxmlformats.org/drawingml/2006/picture">
+                  <pic:nvPicPr>
+                    <pic:cNvPr id="892992107" name="Picture 892992107"/>
+                    <pic:cNvPicPr/>
+                  </pic:nvPicPr>
+                  <pic:blipFill>
+                    <a:blip r:embed="rId30">
+                      <a:extLst>
+                        <a:ext uri="{28A0092B-C50C-407E-A947-70E740481C1C}">
+                          <a14:useLocalDpi xmlns:a14="http://schemas.microsoft.com/office/drawing/2010/main" val="0"/>
+                        </a:ext>
+                      </a:extLst>
+                    </a:blip>
+                    <a:stretch>
+                      <a:fillRect/>
+                    </a:stretch>
+                  </pic:blipFill>
+                  <pic:spPr>
+                    <a:xfrm>
+                      <a:off x="0" y="0"/>
+                      <a:ext cx="2451100" cy="2844800"/>
+                    </a:xfrm>
+                    <a:prstGeom prst="rect">
+                      <a:avLst/>
+                    </a:prstGeom>
+                  </pic:spPr>
+                </pic:pic>
+              </a:graphicData>
+            </a:graphic>
+          </wp:inline>
+        </w:drawing>
+      </w:r>
+    </w:p>
+    <w:p>
+      <w:pPr>
+        <w:pStyle w:val="NormalWeb"/>
+        <w:spacing w:before="0" w:beforeAutospacing="0" w:after="0" w:afterAutospacing="0"/>
+        <w:ind w:left="785"/>
+        <w:jc w:val="center"/>
+        <w:textAlignment w:val="baseline"/>
+        <w:rPr>
+          <w:b/>
+          <w:bCs/>
+          <w:color w:val="000000"/>
+          <w:lang w:val="uk-UA"/>
+        </w:rPr>
+      </w:pPr>
+    </w:p>
+    <w:p>
+      <w:pPr>
+        <w:pStyle w:val="Caption"/>
+        <w:jc w:val="center"/>
+        <w:rPr>
+          <w:rFonts w:ascii="Times New Roman" w:hAnsi="Times New Roman" w:cs="Times New Roman"/>
+          <w:sz w:val="24"/>
+          <w:szCs w:val="24"/>
+          <w:lang w:val="uk-UA"/>
+        </w:rPr>
+      </w:pPr>
+      <w:r>
+        <w:rPr>
+          <w:rFonts w:ascii="Times New Roman" w:hAnsi="Times New Roman" w:cs="Times New Roman"/>
+          <w:sz w:val="24"/>
+          <w:szCs w:val="24"/>
+        </w:rPr>
+        <w:t xml:space="preserve">Рисунок </w:t>
+      </w:r>
+      <w:r>
+        <w:rPr>
+          <w:rFonts w:ascii="Times New Roman" w:hAnsi="Times New Roman" w:cs="Times New Roman"/>
+          <w:sz w:val="24"/>
+          <w:szCs w:val="24"/>
+          <w:lang w:val="uk-UA"/>
+        </w:rPr>
+        <w:t>7 Блоксхема до 5 завдання (ч 7)</w:t>
+      </w:r>
+    </w:p>
+    <w:p>
+      <w:pPr>
+        <w:jc w:val="center"/>
+        <w:rPr>
+          <w:lang w:val="en-US"/>
+        </w:rPr>
+      </w:pPr>
+      <w:r>
+        <w:rPr>
+          <w:noProof/>
+          <w:lang w:val="uk-UA"/>
+          <w14:ligatures w14:val="standardContextual"/>
+        </w:rPr>
+        <w:lastRenderedPageBreak/>
+        <w:drawing>
+          <wp:inline distT="0" distB="0" distL="0" distR="0" wp14:anchorId="4E705A02" wp14:editId="0FAC3612">
+            <wp:extent cx="4800600" cy="7454900"/>
+            <wp:effectExtent l="0" t="0" r="0" b="0"/>
+            <wp:docPr id="104441194" name="Picture 8"/>
+            <wp:cNvGraphicFramePr>
+              <a:graphicFrameLocks xmlns:a="http://schemas.openxmlformats.org/drawingml/2006/main" noChangeAspect="1"/>
+            </wp:cNvGraphicFramePr>
+            <a:graphic xmlns:a="http://schemas.openxmlformats.org/drawingml/2006/main">
+              <a:graphicData uri="http://schemas.openxmlformats.org/drawingml/2006/picture">
+                <pic:pic xmlns:pic="http://schemas.openxmlformats.org/drawingml/2006/picture">
+                  <pic:nvPicPr>
+                    <pic:cNvPr id="104441194" name="Picture 104441194"/>
+                    <pic:cNvPicPr/>
+                  </pic:nvPicPr>
+                  <pic:blipFill>
+                    <a:blip r:embed="rId31">
+                      <a:extLst>
+                        <a:ext uri="{28A0092B-C50C-407E-A947-70E740481C1C}">
+                          <a14:useLocalDpi xmlns:a14="http://schemas.microsoft.com/office/drawing/2010/main" val="0"/>
+                        </a:ext>
+                      </a:extLst>
+                    </a:blip>
+                    <a:stretch>
+                      <a:fillRect/>
+                    </a:stretch>
+                  </pic:blipFill>
+                  <pic:spPr>
+                    <a:xfrm>
+                      <a:off x="0" y="0"/>
+                      <a:ext cx="4800600" cy="7454900"/>
+                    </a:xfrm>
+                    <a:prstGeom prst="rect">
+                      <a:avLst/>
+                    </a:prstGeom>
+                  </pic:spPr>
+                </pic:pic>
+              </a:graphicData>
+            </a:graphic>
+          </wp:inline>
+        </w:drawing>
+      </w:r>
+    </w:p>
+    <w:p>
+      <w:pPr>
+        <w:jc w:val="center"/>
+        <w:rPr>
+          <w:lang w:val="en-US"/>
+        </w:rPr>
+      </w:pPr>
+    </w:p>
+    <w:p>
+      <w:pPr>
+        <w:pStyle w:val="Caption"/>
+        <w:jc w:val="center"/>
+        <w:rPr>
+          <w:rFonts w:ascii="Times New Roman" w:hAnsi="Times New Roman" w:cs="Times New Roman"/>
+          <w:sz w:val="24"/>
+          <w:szCs w:val="24"/>
+          <w:lang w:val="en-US"/>
+        </w:rPr>
+      </w:pPr>
+      <w:r>
+        <w:rPr>
+          <w:rFonts w:ascii="Times New Roman" w:hAnsi="Times New Roman" w:cs="Times New Roman"/>
+          <w:sz w:val="24"/>
+          <w:szCs w:val="24"/>
+        </w:rPr>
+        <w:t xml:space="preserve">Рисунок </w:t>
+      </w:r>
+      <w:r>
+        <w:rPr>
+          <w:rFonts w:ascii="Times New Roman" w:hAnsi="Times New Roman" w:cs="Times New Roman"/>
+          <w:sz w:val="24"/>
+          <w:szCs w:val="24"/>
+          <w:lang w:val="uk-UA"/>
+        </w:rPr>
+        <w:t>8 Блоксхема до 5 завдання (ч 8)</w:t>
+      </w:r>
+    </w:p>
+    <w:p>
+      <w:pPr>
+        <w:rPr>
+          <w:lang w:val="en-US"/>
+        </w:rPr>
+      </w:pPr>
+    </w:p>
+    <w:p>
+      <w:pPr>
+        <w:rPr>
+          <w:lang w:val="en-US"/>
+        </w:rPr>
+      </w:pPr>
+      <w:r>
+        <w:rPr>
+          <w:noProof/>
+          <w:lang w:val="en-US"/>
+          <w14:ligatures w14:val="standardContextual"/>
+        </w:rPr>
+        <w:lastRenderedPageBreak/>
+        <w:drawing>
+          <wp:inline distT="0" distB="0" distL="0" distR="0" wp14:anchorId="7C9DCA3F" wp14:editId="5E5FA160">
+            <wp:extent cx="4813300" cy="7529209"/>
+            <wp:effectExtent l="0" t="0" r="0" b="1905"/>
+            <wp:docPr id="780756712" name="Picture 9"/>
+            <wp:cNvGraphicFramePr>
+              <a:graphicFrameLocks xmlns:a="http://schemas.openxmlformats.org/drawingml/2006/main" noChangeAspect="1"/>
+            </wp:cNvGraphicFramePr>
+            <a:graphic xmlns:a="http://schemas.openxmlformats.org/drawingml/2006/main">
+              <a:graphicData uri="http://schemas.openxmlformats.org/drawingml/2006/picture">
+                <pic:pic xmlns:pic="http://schemas.openxmlformats.org/drawingml/2006/picture">
+                  <pic:nvPicPr>
+                    <pic:cNvPr id="780756712" name="Picture 780756712"/>
+                    <pic:cNvPicPr/>
+                  </pic:nvPicPr>
+                  <pic:blipFill>
+                    <a:blip r:embed="rId32">
+                      <a:extLst>
+                        <a:ext uri="{28A0092B-C50C-407E-A947-70E740481C1C}">
+                          <a14:useLocalDpi xmlns:a14="http://schemas.microsoft.com/office/drawing/2010/main" val="0"/>
+                        </a:ext>
+                      </a:extLst>
+                    </a:blip>
+                    <a:stretch>
+                      <a:fillRect/>
+                    </a:stretch>
+                  </pic:blipFill>
+                  <pic:spPr>
+                    <a:xfrm>
+                      <a:off x="0" y="0"/>
+                      <a:ext cx="4815913" cy="7533297"/>
+                    </a:xfrm>
+                    <a:prstGeom prst="rect">
+                      <a:avLst/>
+                    </a:prstGeom>
+                  </pic:spPr>
+                </pic:pic>
+              </a:graphicData>
+            </a:graphic>
+          </wp:inline>
+        </w:drawing>
+      </w:r>
+    </w:p>
+    <w:p>
+      <w:pPr>
+        <w:pStyle w:val="Caption"/>
+        <w:rPr>
+          <w:rFonts w:ascii="Times New Roman" w:hAnsi="Times New Roman" w:cs="Times New Roman"/>
+          <w:sz w:val="24"/>
+          <w:szCs w:val="24"/>
+          <w:lang w:val="uk-UA"/>
+        </w:rPr>
+      </w:pPr>
+      <w:r>
+        <w:rPr>
+          <w:rFonts w:ascii="Times New Roman" w:hAnsi="Times New Roman" w:cs="Times New Roman"/>
+          <w:sz w:val="24"/>
+          <w:szCs w:val="24"/>
+        </w:rPr>
+        <w:t xml:space="preserve">Рисунок </w:t>
+      </w:r>
+      <w:r>
+        <w:rPr>
+          <w:rFonts w:ascii="Times New Roman" w:hAnsi="Times New Roman" w:cs="Times New Roman"/>
+          <w:sz w:val="24"/>
+          <w:szCs w:val="24"/>
+          <w:lang w:val="uk-UA"/>
+        </w:rPr>
+        <w:t>9 Блоксхема до 5 завдання (ч 9)</w:t>
+      </w:r>
+    </w:p>
+    <w:p>
+      <w:pPr>
+        <w:rPr>
+          <w:lang w:val="uk-UA"/>
+        </w:rPr>
+      </w:pPr>
+    </w:p>
+    <w:p>
+      <w:pPr>
+        <w:rPr>
+          <w:lang w:val="uk-UA"/>
+        </w:rPr>
+      </w:pPr>
+    </w:p>
+    <w:p>
+      <w:pPr>
+        <w:pStyle w:val="NormalWeb"/>
+        <w:spacing w:before="0" w:beforeAutospacing="0" w:after="0" w:afterAutospacing="0"/>
+        <w:ind w:left="785"/>
+        <w:jc w:val="center"/>
+        <w:textAlignment w:val="baseline"/>
+        <w:rPr>
+          <w:b/>
+          <w:bCs/>
+          <w:color w:val="000000"/>
+          <w:lang w:val="uk-UA"/>
+        </w:rPr>
+      </w:pPr>
+      <w:r>
+        <w:rPr>
+          <w:b/>
+          <w:bCs/>
+          <w:noProof/>
+          <w:color w:val="000000"/>
+          <w:lang w:val="uk-UA"/>
+          <w14:ligatures w14:val="standardContextual"/>
+        </w:rPr>
+        <w:lastRenderedPageBreak/>
+        <w:drawing>
+          <wp:inline distT="0" distB="0" distL="0" distR="0" wp14:anchorId="1A8136A4" wp14:editId="0015E902">
+            <wp:extent cx="3810000" cy="6007100"/>
+            <wp:effectExtent l="0" t="0" r="0" b="0"/>
+            <wp:docPr id="293278896" name="Picture 10"/>
+            <wp:cNvGraphicFramePr>
+              <a:graphicFrameLocks xmlns:a="http://schemas.openxmlformats.org/drawingml/2006/main" noChangeAspect="1"/>
+            </wp:cNvGraphicFramePr>
+            <a:graphic xmlns:a="http://schemas.openxmlformats.org/drawingml/2006/main">
+              <a:graphicData uri="http://schemas.openxmlformats.org/drawingml/2006/picture">
+                <pic:pic xmlns:pic="http://schemas.openxmlformats.org/drawingml/2006/picture">
+                  <pic:nvPicPr>
+                    <pic:cNvPr id="293278896" name="Picture 293278896"/>
+                    <pic:cNvPicPr/>
+                  </pic:nvPicPr>
+                  <pic:blipFill>
+                    <a:blip r:embed="rId33">
+                      <a:extLst>
+                        <a:ext uri="{28A0092B-C50C-407E-A947-70E740481C1C}">
+                          <a14:useLocalDpi xmlns:a14="http://schemas.microsoft.com/office/drawing/2010/main" val="0"/>
+                        </a:ext>
+                      </a:extLst>
+                    </a:blip>
+                    <a:stretch>
+                      <a:fillRect/>
+                    </a:stretch>
+                  </pic:blipFill>
+                  <pic:spPr>
+                    <a:xfrm>
+                      <a:off x="0" y="0"/>
+                      <a:ext cx="3810000" cy="6007100"/>
+                    </a:xfrm>
+                    <a:prstGeom prst="rect">
+                      <a:avLst/>
+                    </a:prstGeom>
+                  </pic:spPr>
+                </pic:pic>
+              </a:graphicData>
+            </a:graphic>
+          </wp:inline>
+        </w:drawing>
+      </w:r>
+    </w:p>
+    <w:p>
+      <w:pPr>
+        <w:pStyle w:val="Caption"/>
+        <w:jc w:val="center"/>
+        <w:rPr>
+          <w:rFonts w:ascii="Times New Roman" w:hAnsi="Times New Roman" w:cs="Times New Roman"/>
+          <w:sz w:val="24"/>
+          <w:szCs w:val="24"/>
+          <w:lang w:val="en-US"/>
+        </w:rPr>
+      </w:pPr>
+      <w:r>
+        <w:rPr>
+          <w:rFonts w:ascii="Times New Roman" w:hAnsi="Times New Roman" w:cs="Times New Roman"/>
+          <w:b/>
+          <w:bCs/>
+          <w:color w:val="000000"/>
+          <w:sz w:val="24"/>
+          <w:szCs w:val="24"/>
+          <w:lang w:val="uk-UA"/>
+        </w:rPr>
+        <w:tab/>
+      </w:r>
+      <w:r>
+        <w:rPr>
+          <w:rFonts w:ascii="Times New Roman" w:hAnsi="Times New Roman" w:cs="Times New Roman"/>
+          <w:sz w:val="24"/>
+          <w:szCs w:val="24"/>
+        </w:rPr>
+        <w:t xml:space="preserve">Рисунок </w:t>
+      </w:r>
+      <w:r>
+        <w:rPr>
+          <w:rFonts w:ascii="Times New Roman" w:hAnsi="Times New Roman" w:cs="Times New Roman"/>
+          <w:sz w:val="24"/>
+          <w:szCs w:val="24"/>
+          <w:lang w:val="uk-UA"/>
+        </w:rPr>
+        <w:t>10  Блоксхема до 5 завдання (ч 10)</w:t>
+      </w:r>
+    </w:p>
+    <w:p>
+      <w:pPr>
+        <w:rPr>
+          <w:lang w:val="en-US"/>
+        </w:rPr>
+      </w:pPr>
+    </w:p>
+    <w:p>
+      <w:pPr>
+        <w:pStyle w:val="NormalWeb"/>
+        <w:tabs>
+          <w:tab w:val="left" w:pos="4619"/>
+        </w:tabs>
+        <w:spacing w:before="0" w:beforeAutospacing="0" w:after="0" w:afterAutospacing="0"/>
+        <w:ind w:left="785"/>
+        <w:textAlignment w:val="baseline"/>
+        <w:rPr>
+          <w:b/>
+          <w:bCs/>
+          <w:color w:val="000000"/>
+          <w:lang w:val="uk-UA"/>
+        </w:rPr>
+      </w:pPr>
+      <w:r>
+        <w:rPr>
+          <w:b/>
+          <w:bCs/>
+          <w:noProof/>
+          <w:color w:val="000000"/>
+          <w:lang w:val="uk-UA"/>
+          <w14:ligatures w14:val="standardContextual"/>
+        </w:rPr>
+        <w:lastRenderedPageBreak/>
+        <w:drawing>
+          <wp:inline distT="0" distB="0" distL="0" distR="0" wp14:anchorId="78C175F2" wp14:editId="3A8E5F0F">
+            <wp:extent cx="4318000" cy="7556500"/>
+            <wp:effectExtent l="0" t="0" r="0" b="0"/>
+            <wp:docPr id="1277445248" name="Picture 11"/>
+            <wp:cNvGraphicFramePr>
+              <a:graphicFrameLocks xmlns:a="http://schemas.openxmlformats.org/drawingml/2006/main" noChangeAspect="1"/>
+            </wp:cNvGraphicFramePr>
+            <a:graphic xmlns:a="http://schemas.openxmlformats.org/drawingml/2006/main">
+              <a:graphicData uri="http://schemas.openxmlformats.org/drawingml/2006/picture">
+                <pic:pic xmlns:pic="http://schemas.openxmlformats.org/drawingml/2006/picture">
+                  <pic:nvPicPr>
+                    <pic:cNvPr id="1277445248" name="Picture 1277445248"/>
+                    <pic:cNvPicPr/>
+                  </pic:nvPicPr>
+                  <pic:blipFill>
+                    <a:blip r:embed="rId34">
+                      <a:extLst>
+                        <a:ext uri="{28A0092B-C50C-407E-A947-70E740481C1C}">
+                          <a14:useLocalDpi xmlns:a14="http://schemas.microsoft.com/office/drawing/2010/main" val="0"/>
+                        </a:ext>
+                      </a:extLst>
+                    </a:blip>
+                    <a:stretch>
+                      <a:fillRect/>
+                    </a:stretch>
+                  </pic:blipFill>
+                  <pic:spPr>
+                    <a:xfrm>
+                      <a:off x="0" y="0"/>
+                      <a:ext cx="4318000" cy="7556500"/>
+                    </a:xfrm>
+                    <a:prstGeom prst="rect">
+                      <a:avLst/>
+                    </a:prstGeom>
+                  </pic:spPr>
+                </pic:pic>
+              </a:graphicData>
+            </a:graphic>
+          </wp:inline>
+        </w:drawing>
+      </w:r>
+    </w:p>
+    <w:p>
+      <w:pPr>
+        <w:pStyle w:val="NormalWeb"/>
+        <w:spacing w:before="0" w:beforeAutospacing="0" w:after="0" w:afterAutospacing="0"/>
+        <w:ind w:left="785"/>
+        <w:jc w:val="center"/>
+        <w:textAlignment w:val="baseline"/>
+        <w:rPr>
+          <w:b/>
+          <w:bCs/>
+          <w:color w:val="000000"/>
+          <w:lang w:val="uk-UA"/>
+        </w:rPr>
+      </w:pPr>
+    </w:p>
+    <w:p>
+      <w:pPr>
+        <w:pStyle w:val="Caption"/>
+        <w:jc w:val="center"/>
+        <w:rPr>
+          <w:rFonts w:ascii="Times New Roman" w:hAnsi="Times New Roman" w:cs="Times New Roman"/>
+          <w:sz w:val="24"/>
+          <w:szCs w:val="24"/>
+          <w:lang w:val="en-US"/>
+        </w:rPr>
+      </w:pPr>
+      <w:r>
+        <w:rPr>
+          <w:rFonts w:ascii="Times New Roman" w:hAnsi="Times New Roman" w:cs="Times New Roman"/>
+          <w:sz w:val="24"/>
+          <w:szCs w:val="24"/>
+        </w:rPr>
+        <w:t xml:space="preserve">Рисунок </w:t>
+      </w:r>
+      <w:r>
+        <w:rPr>
+          <w:rFonts w:ascii="Times New Roman" w:hAnsi="Times New Roman" w:cs="Times New Roman"/>
+          <w:sz w:val="24"/>
+          <w:szCs w:val="24"/>
+          <w:lang w:val="uk-UA"/>
+        </w:rPr>
+        <w:t>11 Блоксхема до 5 завдання (ч 11)</w:t>
+      </w:r>
+    </w:p>
+    <w:p>
+      <w:pPr>
+        <w:rPr>
+          <w:lang w:val="en-US"/>
+        </w:rPr>
+      </w:pPr>
+    </w:p>
+    <w:p>
+      <w:pPr>
+        <w:rPr>
+          <w:lang w:val="uk-UA"/>
+        </w:rPr>
+      </w:pPr>
+      <w:r>
+        <w:rPr>
+          <w:noProof/>
+          <w:lang w:val="uk-UA"/>
+          <w14:ligatures w14:val="standardContextual"/>
+        </w:rPr>
+        <w:lastRenderedPageBreak/>
+        <w:drawing>
+          <wp:inline distT="0" distB="0" distL="0" distR="0" wp14:anchorId="61B1B95E" wp14:editId="669A384D">
+            <wp:extent cx="3429000" cy="6921500"/>
+            <wp:effectExtent l="0" t="0" r="0" b="0"/>
+            <wp:docPr id="1936963423" name="Picture 12"/>
+            <wp:cNvGraphicFramePr>
+              <a:graphicFrameLocks xmlns:a="http://schemas.openxmlformats.org/drawingml/2006/main" noChangeAspect="1"/>
+            </wp:cNvGraphicFramePr>
+            <a:graphic xmlns:a="http://schemas.openxmlformats.org/drawingml/2006/main">
+              <a:graphicData uri="http://schemas.openxmlformats.org/drawingml/2006/picture">
+                <pic:pic xmlns:pic="http://schemas.openxmlformats.org/drawingml/2006/picture">
+                  <pic:nvPicPr>
+                    <pic:cNvPr id="1936963423" name="Picture 1936963423"/>
+                    <pic:cNvPicPr/>
+                  </pic:nvPicPr>
+                  <pic:blipFill>
+                    <a:blip r:embed="rId35">
+                      <a:extLst>
+                        <a:ext uri="{28A0092B-C50C-407E-A947-70E740481C1C}">
+                          <a14:useLocalDpi xmlns:a14="http://schemas.microsoft.com/office/drawing/2010/main" val="0"/>
+                        </a:ext>
+                      </a:extLst>
+                    </a:blip>
+                    <a:stretch>
+                      <a:fillRect/>
+                    </a:stretch>
+                  </pic:blipFill>
+                  <pic:spPr>
+                    <a:xfrm>
+                      <a:off x="0" y="0"/>
+                      <a:ext cx="3429000" cy="6921500"/>
+                    </a:xfrm>
+                    <a:prstGeom prst="rect">
+                      <a:avLst/>
+                    </a:prstGeom>
+                  </pic:spPr>
+                </pic:pic>
+              </a:graphicData>
+            </a:graphic>
+          </wp:inline>
+        </w:drawing>
+      </w:r>
+    </w:p>
+    <w:p>
+      <w:pPr>
+        <w:pStyle w:val="NormalWeb"/>
+        <w:spacing w:before="0" w:beforeAutospacing="0" w:after="0" w:afterAutospacing="0"/>
+        <w:ind w:left="785"/>
+        <w:jc w:val="center"/>
+        <w:textAlignment w:val="baseline"/>
+        <w:rPr>
+          <w:b/>
+          <w:bCs/>
+          <w:color w:val="000000"/>
+          <w:lang w:val="uk-UA"/>
+        </w:rPr>
+      </w:pPr>
+    </w:p>
+    <w:p>
+      <w:pPr>
+        <w:pStyle w:val="Caption"/>
+        <w:jc w:val="center"/>
+        <w:rPr>
+          <w:rFonts w:ascii="Times New Roman" w:hAnsi="Times New Roman" w:cs="Times New Roman"/>
+          <w:sz w:val="24"/>
+          <w:szCs w:val="24"/>
+          <w:lang w:val="uk-UA"/>
+        </w:rPr>
+      </w:pPr>
+      <w:r>
+        <w:rPr>
+          <w:rFonts w:ascii="Times New Roman" w:hAnsi="Times New Roman" w:cs="Times New Roman"/>
+          <w:sz w:val="24"/>
+          <w:szCs w:val="24"/>
+        </w:rPr>
+        <w:t xml:space="preserve">Рисунок </w:t>
+      </w:r>
+      <w:r>
+        <w:rPr>
+          <w:rFonts w:ascii="Times New Roman" w:hAnsi="Times New Roman" w:cs="Times New Roman"/>
+          <w:sz w:val="24"/>
+          <w:szCs w:val="24"/>
+          <w:lang w:val="uk-UA"/>
+        </w:rPr>
+        <w:t>12 Блоксхема до 5 завдання (ч 12)</w:t>
+      </w:r>
+    </w:p>
+    <w:p>
+      <w:pPr>
+        <w:rPr>
+          <w:rFonts w:eastAsiaTheme="minorHAnsi"/>
+          <w:i/>
+          <w:iCs/>
+          <w:color w:val="0E2841" w:themeColor="text2"/>
+          <w:kern w:val="2"/>
+          <w14:ligatures w14:val="standardContextual"/>
+        </w:rPr>
+      </w:pPr>
+    </w:p>
+    <w:p>
+      <w:pPr>
+        <w:rPr>
+          <w:rFonts w:eastAsiaTheme="minorHAnsi"/>
+          <w:i/>
+          <w:iCs/>
+          <w:color w:val="0E2841" w:themeColor="text2"/>
+          <w:kern w:val="2"/>
+          <w14:ligatures w14:val="standardContextual"/>
+        </w:rPr>
+      </w:pPr>
     </w:p>
     <w:p>
       <w:pPr>
@@ -11523,52 +10827,7 @@
         <w:t xml:space="preserve"> </w:t>
       </w:r>
       <w:r>
-        <w:t>завдань</w:t>
-      </w:r>
-      <w:r>
-        <w:rPr>
-          <w:spacing w:val="-5"/>
-        </w:rPr>
-        <w:t xml:space="preserve"> </w:t>
-      </w:r>
-      <w:r>
-        <w:t>з</w:t>
-      </w:r>
-      <w:r>
-        <w:rPr>
-          <w:spacing w:val="-4"/>
-        </w:rPr>
-        <w:t xml:space="preserve"> </w:t>
-      </w:r>
-      <w:r>
-        <w:t>налаштування</w:t>
-      </w:r>
-      <w:r>
-        <w:rPr>
-          <w:spacing w:val="-4"/>
-        </w:rPr>
-        <w:t xml:space="preserve"> </w:t>
-      </w:r>
-      <w:r>
-        <w:t>середовища</w:t>
-      </w:r>
-      <w:r>
-        <w:rPr>
-          <w:spacing w:val="-6"/>
-        </w:rPr>
-        <w:t xml:space="preserve"> </w:t>
-      </w:r>
-      <w:r>
-        <w:t>розробки</w:t>
-      </w:r>
-      <w:r>
-        <w:rPr>
-          <w:spacing w:val="-4"/>
-        </w:rPr>
-        <w:t xml:space="preserve"> </w:t>
-      </w:r>
-      <w:r>
-        <w:t>чи встановлення додаткового програмного забезпечення.</w:t>
+        <w:t>цього пункту.</w:t>
       </w:r>
     </w:p>
     <w:p>
@@ -12678,7 +11937,7 @@
           <w:lang w:val="uk-UA"/>
         </w:rPr>
       </w:pPr>
-      <w:hyperlink r:id="rId30" w:history="1">
+      <w:hyperlink r:id="rId36" w:history="1">
         <w:r>
           <w:rPr>
             <w:rStyle w:val="Hyperlink"/>
@@ -13504,7 +12763,6 @@
           <w:sz w:val="24"/>
           <w:szCs w:val="24"/>
         </w:rPr>
-        <w:lastRenderedPageBreak/>
         <w:t xml:space="preserve">    </w:t>
       </w:r>
       <w:r>
@@ -15132,7 +14390,7 @@
           <w:lang w:val="uk-UA"/>
         </w:rPr>
       </w:pPr>
-      <w:hyperlink r:id="rId31" w:history="1">
+      <w:hyperlink r:id="rId37" w:history="1">
         <w:r>
           <w:rPr>
             <w:rStyle w:val="Hyperlink"/>
@@ -16409,7 +15667,6 @@
           <w:sz w:val="18"/>
           <w:szCs w:val="18"/>
         </w:rPr>
-        <w:lastRenderedPageBreak/>
         <w:t>void</w:t>
       </w:r>
       <w:r>
@@ -16525,6 +15782,7 @@
           <w:rFonts w:ascii="Menlo" w:hAnsi="Menlo" w:cs="Menlo"/>
           <w:color w:val="FF7B72"/>
         </w:rPr>
+        <w:lastRenderedPageBreak/>
         <w:t>int</w:t>
       </w:r>
       <w:r>
@@ -19316,7 +18574,6 @@
           <w:sz w:val="18"/>
           <w:szCs w:val="18"/>
         </w:rPr>
-        <w:lastRenderedPageBreak/>
         <w:t xml:space="preserve">            </w:t>
       </w:r>
       <w:r>
@@ -19449,6 +18706,7 @@
           <w:sz w:val="18"/>
           <w:szCs w:val="18"/>
         </w:rPr>
+        <w:lastRenderedPageBreak/>
         <w:t xml:space="preserve">                    </w:t>
       </w:r>
       <w:r>
@@ -21727,7 +20985,6 @@
           <w:sz w:val="18"/>
           <w:szCs w:val="18"/>
         </w:rPr>
-        <w:lastRenderedPageBreak/>
         <w:t xml:space="preserve">            </w:t>
       </w:r>
       <w:r>
@@ -21806,6 +21063,7 @@
           <w:sz w:val="24"/>
           <w:szCs w:val="24"/>
         </w:rPr>
+        <w:lastRenderedPageBreak/>
         <w:t>Рисунок 1</w:t>
       </w:r>
       <w:r>
@@ -25384,7 +24642,6 @@
           <w:sz w:val="18"/>
           <w:szCs w:val="18"/>
         </w:rPr>
-        <w:lastRenderedPageBreak/>
         <w:t xml:space="preserve">         </w:t>
       </w:r>
       <w:r>
@@ -28847,6 +28104,7 @@
           <w:sz w:val="24"/>
           <w:szCs w:val="24"/>
         </w:rPr>
+        <w:lastRenderedPageBreak/>
         <w:t xml:space="preserve">Рисунок </w:t>
       </w:r>
       <w:r>
@@ -32076,7 +31334,6 @@
           <w:sz w:val="18"/>
           <w:szCs w:val="18"/>
         </w:rPr>
-        <w:lastRenderedPageBreak/>
         <w:t xml:space="preserve">    </w:t>
       </w:r>
       <w:r>
@@ -32432,6 +31689,7 @@
           <w:sz w:val="18"/>
           <w:szCs w:val="18"/>
         </w:rPr>
+        <w:lastRenderedPageBreak/>
         <w:t xml:space="preserve">    }</w:t>
       </w:r>
     </w:p>
@@ -32681,7 +31939,7 @@
           <w:lang w:val="uk-UA"/>
         </w:rPr>
       </w:pPr>
-      <w:hyperlink r:id="rId32" w:history="1">
+      <w:hyperlink r:id="rId38" w:history="1">
         <w:r>
           <w:rPr>
             <w:rStyle w:val="Hyperlink"/>
@@ -34357,7 +33615,6 @@
           <w:sz w:val="18"/>
           <w:szCs w:val="18"/>
         </w:rPr>
-        <w:lastRenderedPageBreak/>
         <w:t xml:space="preserve">            } </w:t>
       </w:r>
       <w:r>
@@ -34475,6 +33732,7 @@
           <w:sz w:val="18"/>
           <w:szCs w:val="18"/>
         </w:rPr>
+        <w:lastRenderedPageBreak/>
         <w:t xml:space="preserve">        }</w:t>
       </w:r>
     </w:p>
@@ -34763,7 +34021,7 @@
         </w:rPr>
         <w:t xml:space="preserve">Посилання на файл коду в пулреквесті: </w:t>
       </w:r>
-      <w:hyperlink r:id="rId33" w:history="1">
+      <w:hyperlink r:id="rId39" w:history="1">
         <w:r>
           <w:rPr>
             <w:rStyle w:val="Hyperlink"/>
@@ -36206,21 +35464,7 @@
           <w:rStyle w:val="Hyperlink"/>
           <w:lang w:val="uk-UA"/>
         </w:rPr>
-        <w:t>ai_13/drohomyretska_olha/epic_3/self_practice_algotester_task_2_olha</w:t>
-      </w:r>
-      <w:r>
-        <w:rPr>
-          <w:rStyle w:val="Hyperlink"/>
-          <w:lang w:val="uk-UA"/>
-        </w:rPr>
-        <w:t>_</w:t>
-      </w:r>
-      <w:r>
-        <w:rPr>
-          <w:rStyle w:val="Hyperlink"/>
-          <w:lang w:val="uk-UA"/>
-        </w:rPr>
-        <w:t>drohomyretska.cpp</w:t>
+        <w:t>ai_13/drohomyretska_olha/epic_3/self_practice_algotester_task_2_olha_drohomyretska.cpp</w:t>
       </w:r>
     </w:p>
     <w:p>
@@ -37793,7 +37037,6 @@
           <w:sz w:val="18"/>
           <w:szCs w:val="18"/>
         </w:rPr>
-        <w:lastRenderedPageBreak/>
         <w:t xml:space="preserve">    </w:t>
       </w:r>
       <w:r>
@@ -37874,6 +37117,7 @@
           <w:sz w:val="24"/>
           <w:szCs w:val="24"/>
         </w:rPr>
+        <w:lastRenderedPageBreak/>
         <w:t xml:space="preserve">Рисунок </w:t>
       </w:r>
       <w:r>
@@ -37971,7 +37215,7 @@
           <w:lang w:val="uk-UA"/>
         </w:rPr>
       </w:pPr>
-      <w:hyperlink r:id="rId34" w:history="1">
+      <w:hyperlink r:id="rId40" w:history="1">
         <w:r>
           <w:rPr>
             <w:rStyle w:val="Hyperlink"/>
@@ -38132,7 +37376,7 @@
                     <pic:cNvPicPr/>
                   </pic:nvPicPr>
                   <pic:blipFill>
-                    <a:blip r:embed="rId35">
+                    <a:blip r:embed="rId41">
                       <a:extLst>
                         <a:ext uri="{28A0092B-C50C-407E-A947-70E740481C1C}">
                           <a14:useLocalDpi xmlns:a14="http://schemas.microsoft.com/office/drawing/2010/main" val="0"/>
@@ -38417,7 +37661,7 @@
                     <pic:cNvPicPr/>
                   </pic:nvPicPr>
                   <pic:blipFill>
-                    <a:blip r:embed="rId36">
+                    <a:blip r:embed="rId42">
                       <a:extLst>
                         <a:ext uri="{28A0092B-C50C-407E-A947-70E740481C1C}">
                           <a14:useLocalDpi xmlns:a14="http://schemas.microsoft.com/office/drawing/2010/main" val="0"/>
@@ -38678,7 +37922,7 @@
                     <pic:cNvPicPr/>
                   </pic:nvPicPr>
                   <pic:blipFill>
-                    <a:blip r:embed="rId37">
+                    <a:blip r:embed="rId43">
                       <a:extLst>
                         <a:ext uri="{28A0092B-C50C-407E-A947-70E740481C1C}">
                           <a14:useLocalDpi xmlns:a14="http://schemas.microsoft.com/office/drawing/2010/main" val="0"/>
@@ -38825,7 +38069,7 @@
                     <pic:cNvPicPr/>
                   </pic:nvPicPr>
                   <pic:blipFill>
-                    <a:blip r:embed="rId38">
+                    <a:blip r:embed="rId44">
                       <a:extLst>
                         <a:ext uri="{28A0092B-C50C-407E-A947-70E740481C1C}">
                           <a14:useLocalDpi xmlns:a14="http://schemas.microsoft.com/office/drawing/2010/main" val="0"/>
@@ -38980,7 +38224,7 @@
                     <pic:cNvPicPr/>
                   </pic:nvPicPr>
                   <pic:blipFill>
-                    <a:blip r:embed="rId39">
+                    <a:blip r:embed="rId45">
                       <a:extLst>
                         <a:ext uri="{28A0092B-C50C-407E-A947-70E740481C1C}">
                           <a14:useLocalDpi xmlns:a14="http://schemas.microsoft.com/office/drawing/2010/main" val="0"/>
@@ -39128,7 +38372,7 @@
                     <pic:cNvPicPr/>
                   </pic:nvPicPr>
                   <pic:blipFill>
-                    <a:blip r:embed="rId40">
+                    <a:blip r:embed="rId46">
                       <a:extLst>
                         <a:ext uri="{28A0092B-C50C-407E-A947-70E740481C1C}">
                           <a14:useLocalDpi xmlns:a14="http://schemas.microsoft.com/office/drawing/2010/main" val="0"/>
@@ -39403,7 +38647,7 @@
                     <pic:cNvPicPr/>
                   </pic:nvPicPr>
                   <pic:blipFill>
-                    <a:blip r:embed="rId41">
+                    <a:blip r:embed="rId47">
                       <a:extLst>
                         <a:ext uri="{28A0092B-C50C-407E-A947-70E740481C1C}">
                           <a14:useLocalDpi xmlns:a14="http://schemas.microsoft.com/office/drawing/2010/main" val="0"/>
@@ -39686,7 +38930,7 @@
                     <pic:cNvPicPr/>
                   </pic:nvPicPr>
                   <pic:blipFill>
-                    <a:blip r:embed="rId42">
+                    <a:blip r:embed="rId48">
                       <a:extLst>
                         <a:ext uri="{28A0092B-C50C-407E-A947-70E740481C1C}">
                           <a14:useLocalDpi xmlns:a14="http://schemas.microsoft.com/office/drawing/2010/main" val="0"/>
@@ -39928,7 +39172,7 @@
                     <pic:cNvPicPr/>
                   </pic:nvPicPr>
                   <pic:blipFill>
-                    <a:blip r:embed="rId43">
+                    <a:blip r:embed="rId49">
                       <a:extLst>
                         <a:ext uri="{28A0092B-C50C-407E-A947-70E740481C1C}">
                           <a14:useLocalDpi xmlns:a14="http://schemas.microsoft.com/office/drawing/2010/main" val="0"/>
@@ -40168,7 +39412,7 @@
                     <pic:cNvPicPr/>
                   </pic:nvPicPr>
                   <pic:blipFill>
-                    <a:blip r:embed="rId44">
+                    <a:blip r:embed="rId50">
                       <a:extLst>
                         <a:ext uri="{28A0092B-C50C-407E-A947-70E740481C1C}">
                           <a14:useLocalDpi xmlns:a14="http://schemas.microsoft.com/office/drawing/2010/main" val="0"/>
@@ -40291,7 +39535,7 @@
                     <pic:cNvPicPr/>
                   </pic:nvPicPr>
                   <pic:blipFill>
-                    <a:blip r:embed="rId45" cstate="print">
+                    <a:blip r:embed="rId51" cstate="print">
                       <a:extLst>
                         <a:ext uri="{28A0092B-C50C-407E-A947-70E740481C1C}">
                           <a14:useLocalDpi xmlns:a14="http://schemas.microsoft.com/office/drawing/2010/main" val="0"/>
@@ -40430,55 +39674,31 @@
         <w:rPr>
           <w:lang w:val="uk-UA"/>
         </w:rPr>
-        <w:t xml:space="preserve">Під час роботи над Епіком 3 було вивчено цикли </w:t>
-      </w:r>
-      <w:r>
-        <w:rPr>
-          <w:lang w:val="en-US"/>
-        </w:rPr>
-        <w:t>while, do while, for</w:t>
-      </w:r>
-      <w:r>
-        <w:rPr>
-          <w:lang w:val="uk-UA"/>
-        </w:rPr>
-        <w:t xml:space="preserve">, їх відмінність та практичне застосування у коді, особливості вкладених циклів, оператори керування циклами </w:t>
-      </w:r>
-      <w:r>
-        <w:rPr>
-          <w:lang w:val="en-US"/>
-        </w:rPr>
-        <w:t xml:space="preserve">break </w:t>
-      </w:r>
-      <w:r>
-        <w:rPr>
-          <w:lang w:val="uk-UA"/>
-        </w:rPr>
-        <w:t>і</w:t>
-      </w:r>
-      <w:r>
-        <w:rPr>
-          <w:lang w:val="en-US"/>
-        </w:rPr>
-        <w:t xml:space="preserve"> continue, </w:t>
-      </w:r>
-      <w:r>
-        <w:rPr>
-          <w:lang w:val="uk-UA"/>
-        </w:rPr>
-        <w:t xml:space="preserve">області видимості циклів, одновимірні масиви, вбудовані функції </w:t>
-      </w:r>
-      <w:r>
-        <w:rPr>
-          <w:lang w:val="en-US"/>
-        </w:rPr>
-        <w:t>C++</w:t>
-      </w:r>
-      <w:r>
-        <w:rPr>
-          <w:lang w:val="uk-UA"/>
-        </w:rPr>
-        <w:t>, створення власних функцій для оптимізації коду, спосіб обчислення за допомогою рекурсії.</w:t>
+        <w:t xml:space="preserve">Під час роботи над Епіком 3 було вивчено </w:t>
+      </w:r>
+      <w:r>
+        <w:rPr>
+          <w:lang w:val="uk-UA"/>
+        </w:rPr>
+        <w:t xml:space="preserve">основні види </w:t>
+      </w:r>
+      <w:r>
+        <w:rPr>
+          <w:lang w:val="uk-UA"/>
+        </w:rPr>
+        <w:t>цикл</w:t>
+      </w:r>
+      <w:r>
+        <w:rPr>
+          <w:lang w:val="uk-UA"/>
+        </w:rPr>
+        <w:t>ів, особливості вкладених. Розглянуто принципи роботи з одновимірними масивами, алгоритми їх обробки та сортування, зокрема бульбашкове сортування. Також опрацьовано основи створення й використання функцій, їх розширені можливості, рекурсію та вбудовані функції С++. Здобуті знання допомогли мені краще розуміти принципи програмування на С++ і самостійно створювати програми для розвʼязування задач передбачених 3 епіком.</w:t>
+      </w:r>
+      <w:r>
+        <w:rPr>
+          <w:lang w:val="uk-UA"/>
+        </w:rPr>
+        <w:t xml:space="preserve"> </w:t>
       </w:r>
     </w:p>
     <w:p>
@@ -40515,223 +39735,40 @@
         </w:numPr>
       </w:pPr>
       <w:r>
-        <w:t>Цикли:</w:t>
-      </w:r>
-      <w:r>
-        <w:rPr>
-          <w:rStyle w:val="apple-converted-space"/>
-        </w:rPr>
-        <w:t> </w:t>
-      </w:r>
-      <w:r>
-        <w:t>засвоїла</w:t>
-      </w:r>
-      <w:r>
-        <w:rPr>
-          <w:rStyle w:val="apple-converted-space"/>
-        </w:rPr>
-        <w:t> </w:t>
-      </w:r>
-      <w:r>
-        <w:t>використання</w:t>
-      </w:r>
-      <w:r>
-        <w:rPr>
-          <w:rStyle w:val="apple-converted-space"/>
-        </w:rPr>
-        <w:t> </w:t>
-      </w:r>
-      <w:r>
-        <w:t>різних</w:t>
-      </w:r>
-      <w:r>
-        <w:rPr>
-          <w:rStyle w:val="apple-converted-space"/>
-        </w:rPr>
-        <w:t> </w:t>
-      </w:r>
-      <w:r>
-        <w:t>типів</w:t>
-      </w:r>
-      <w:r>
-        <w:rPr>
-          <w:rStyle w:val="apple-converted-space"/>
-        </w:rPr>
-        <w:t> </w:t>
-      </w:r>
-      <w:r>
-        <w:t>циклів</w:t>
-      </w:r>
-      <w:r>
-        <w:rPr>
-          <w:rStyle w:val="apple-converted-space"/>
-        </w:rPr>
-        <w:t> </w:t>
-      </w:r>
-      <w:r>
-        <w:t>залежно</w:t>
-      </w:r>
-      <w:r>
-        <w:rPr>
-          <w:rStyle w:val="apple-converted-space"/>
-        </w:rPr>
-        <w:t> </w:t>
-      </w:r>
-      <w:r>
-        <w:t>від</w:t>
-      </w:r>
-      <w:r>
-        <w:rPr>
-          <w:rStyle w:val="apple-converted-space"/>
-        </w:rPr>
-        <w:t> </w:t>
-      </w:r>
-      <w:r>
-        <w:t>умов</w:t>
-      </w:r>
-      <w:r>
-        <w:rPr>
-          <w:rStyle w:val="apple-converted-space"/>
-        </w:rPr>
-        <w:t> </w:t>
-      </w:r>
-      <w:r>
-        <w:t>задачі:</w:t>
-      </w:r>
-      <w:r>
-        <w:rPr>
-          <w:rStyle w:val="apple-converted-space"/>
-        </w:rPr>
-        <w:t> </w:t>
-      </w:r>
-      <w:r>
-        <w:t>для</w:t>
-      </w:r>
-      <w:r>
-        <w:rPr>
-          <w:rStyle w:val="apple-converted-space"/>
-        </w:rPr>
-        <w:t> </w:t>
-      </w:r>
-      <w:r>
-        <w:t>заздалегідь</w:t>
-      </w:r>
-      <w:r>
-        <w:rPr>
-          <w:rStyle w:val="apple-converted-space"/>
-        </w:rPr>
-        <w:t> </w:t>
-      </w:r>
-      <w:r>
-        <w:t>визначеної</w:t>
-      </w:r>
-      <w:r>
-        <w:rPr>
-          <w:rStyle w:val="apple-converted-space"/>
-        </w:rPr>
-        <w:t> </w:t>
-      </w:r>
-      <w:r>
-        <w:t>кількості</w:t>
-      </w:r>
-      <w:r>
-        <w:rPr>
-          <w:rStyle w:val="apple-converted-space"/>
-        </w:rPr>
-        <w:t> </w:t>
-      </w:r>
-      <w:r>
-        <w:t>повторень,</w:t>
-      </w:r>
-      <w:r>
-        <w:rPr>
-          <w:rStyle w:val="apple-converted-space"/>
-        </w:rPr>
-        <w:t> </w:t>
-      </w:r>
-      <w:r>
-        <w:t>невідомої</w:t>
-      </w:r>
-      <w:r>
-        <w:rPr>
-          <w:rStyle w:val="apple-converted-space"/>
-        </w:rPr>
-        <w:t> </w:t>
-      </w:r>
-      <w:r>
-        <w:t>кількості</w:t>
-      </w:r>
-      <w:r>
-        <w:rPr>
-          <w:rStyle w:val="apple-converted-space"/>
-        </w:rPr>
-        <w:t> </w:t>
-      </w:r>
-      <w:r>
-        <w:t>ітерацій</w:t>
-      </w:r>
-      <w:r>
-        <w:rPr>
-          <w:rStyle w:val="apple-converted-space"/>
-        </w:rPr>
-        <w:t> </w:t>
-      </w:r>
-      <w:r>
-        <w:t>або</w:t>
-      </w:r>
-      <w:r>
-        <w:rPr>
-          <w:rStyle w:val="apple-converted-space"/>
-        </w:rPr>
-        <w:t> </w:t>
-      </w:r>
-      <w:r>
-        <w:t>виконання</w:t>
-      </w:r>
-      <w:r>
-        <w:rPr>
-          <w:rStyle w:val="apple-converted-space"/>
-        </w:rPr>
-        <w:t> </w:t>
-      </w:r>
-      <w:r>
-        <w:t>дій</w:t>
-      </w:r>
-      <w:r>
-        <w:rPr>
-          <w:rStyle w:val="apple-converted-space"/>
-        </w:rPr>
-        <w:t> </w:t>
-      </w:r>
-      <w:r>
-        <w:t>хоча</w:t>
-      </w:r>
-      <w:r>
-        <w:rPr>
-          <w:rStyle w:val="apple-converted-space"/>
-        </w:rPr>
-        <w:t> </w:t>
-      </w:r>
-      <w:r>
-        <w:t>б</w:t>
-      </w:r>
-      <w:r>
-        <w:rPr>
-          <w:rStyle w:val="apple-converted-space"/>
-        </w:rPr>
-        <w:t> </w:t>
-      </w:r>
-      <w:r>
-        <w:t>один</w:t>
-      </w:r>
-      <w:r>
-        <w:rPr>
-          <w:rStyle w:val="apple-converted-space"/>
-        </w:rPr>
-        <w:t> </w:t>
-      </w:r>
-      <w:r>
-        <w:t>раз.</w:t>
+        <w:rPr>
+          <w:lang w:val="uk-UA"/>
+        </w:rPr>
+        <w:t xml:space="preserve">Використання циклів: застосування циклів </w:t>
+      </w:r>
+      <w:r>
+        <w:rPr>
+          <w:lang w:val="en-US"/>
+        </w:rPr>
+        <w:t xml:space="preserve">for, while, do while, </w:t>
+      </w:r>
+      <w:r>
+        <w:rPr>
+          <w:lang w:val="uk-UA"/>
+        </w:rPr>
+        <w:t xml:space="preserve">створення вкладених циклів і використання операторів </w:t>
+      </w:r>
+      <w:r>
+        <w:rPr>
+          <w:lang w:val="en-US"/>
+        </w:rPr>
+        <w:t xml:space="preserve">break </w:t>
+      </w:r>
+      <w:r>
+        <w:rPr>
+          <w:lang w:val="uk-UA"/>
+        </w:rPr>
+        <w:t xml:space="preserve">та </w:t>
+      </w:r>
+      <w:r>
+        <w:rPr>
+          <w:lang w:val="en-US"/>
+        </w:rPr>
+        <w:t xml:space="preserve">continue </w:t>
       </w:r>
     </w:p>
     <w:p>
@@ -40743,142 +39780,10 @@
         </w:numPr>
       </w:pPr>
       <w:r>
-        <w:t>Вкладені</w:t>
-      </w:r>
-      <w:r>
-        <w:rPr>
-          <w:rStyle w:val="apple-converted-space"/>
-        </w:rPr>
-        <w:t> </w:t>
-      </w:r>
-      <w:r>
-        <w:t>цикли:</w:t>
-      </w:r>
-      <w:r>
-        <w:rPr>
-          <w:rStyle w:val="apple-converted-space"/>
-        </w:rPr>
-        <w:t> </w:t>
-      </w:r>
-      <w:r>
-        <w:t>навчилася</w:t>
-      </w:r>
-      <w:r>
-        <w:rPr>
-          <w:rStyle w:val="apple-converted-space"/>
-        </w:rPr>
-        <w:t> </w:t>
-      </w:r>
-      <w:r>
-        <w:t>розрізняти</w:t>
-      </w:r>
-      <w:r>
-        <w:rPr>
-          <w:rStyle w:val="apple-converted-space"/>
-        </w:rPr>
-        <w:t> </w:t>
-      </w:r>
-      <w:r>
-        <w:t>зовнішні</w:t>
-      </w:r>
-      <w:r>
-        <w:rPr>
-          <w:rStyle w:val="apple-converted-space"/>
-        </w:rPr>
-        <w:t> </w:t>
-      </w:r>
-      <w:r>
-        <w:t>та</w:t>
-      </w:r>
-      <w:r>
-        <w:rPr>
-          <w:rStyle w:val="apple-converted-space"/>
-        </w:rPr>
-        <w:t> </w:t>
-      </w:r>
-      <w:r>
-        <w:t>внутрішні</w:t>
-      </w:r>
-      <w:r>
-        <w:rPr>
-          <w:rStyle w:val="apple-converted-space"/>
-        </w:rPr>
-        <w:t> </w:t>
-      </w:r>
-      <w:r>
-        <w:t>цикли</w:t>
-      </w:r>
-      <w:r>
-        <w:rPr>
-          <w:rStyle w:val="apple-converted-space"/>
-        </w:rPr>
-        <w:t> </w:t>
-      </w:r>
-      <w:r>
-        <w:t>й</w:t>
-      </w:r>
-      <w:r>
-        <w:rPr>
-          <w:rStyle w:val="apple-converted-space"/>
-        </w:rPr>
-        <w:t> </w:t>
-      </w:r>
-      <w:r>
-        <w:t>визначати</w:t>
-      </w:r>
-      <w:r>
-        <w:rPr>
-          <w:rStyle w:val="apple-converted-space"/>
-        </w:rPr>
-        <w:t> </w:t>
-      </w:r>
-      <w:r>
-        <w:t>загальну</w:t>
-      </w:r>
-      <w:r>
-        <w:rPr>
-          <w:rStyle w:val="apple-converted-space"/>
-        </w:rPr>
-        <w:t> </w:t>
-      </w:r>
-      <w:r>
-        <w:t>кількість</w:t>
-      </w:r>
-      <w:r>
-        <w:rPr>
-          <w:rStyle w:val="apple-converted-space"/>
-        </w:rPr>
-        <w:t> </w:t>
-      </w:r>
-      <w:r>
-        <w:t>ітерацій</w:t>
-      </w:r>
-      <w:r>
-        <w:rPr>
-          <w:rStyle w:val="apple-converted-space"/>
-        </w:rPr>
-        <w:t> </w:t>
-      </w:r>
-      <w:r>
-        <w:t>у</w:t>
-      </w:r>
-      <w:r>
-        <w:rPr>
-          <w:rStyle w:val="apple-converted-space"/>
-        </w:rPr>
-        <w:t> </w:t>
-      </w:r>
-      <w:r>
-        <w:t>вкладених</w:t>
-      </w:r>
-      <w:r>
-        <w:rPr>
-          <w:rStyle w:val="apple-converted-space"/>
-        </w:rPr>
-        <w:t> </w:t>
-      </w:r>
-      <w:r>
-        <w:t>конструкціях.</w:t>
+        <w:rPr>
+          <w:lang w:val="uk-UA"/>
+        </w:rPr>
+        <w:t>Опрацювання одновимірних масивів: оголошення, ініціалізація, заповнення та введення елементів масиву, елементи за індексами</w:t>
       </w:r>
     </w:p>
     <w:p>
@@ -40890,133 +39795,10 @@
         </w:numPr>
       </w:pPr>
       <w:r>
-        <w:t xml:space="preserve"> Блок-схеми:</w:t>
-      </w:r>
-      <w:r>
-        <w:rPr>
-          <w:rStyle w:val="apple-converted-space"/>
-        </w:rPr>
-        <w:t> </w:t>
-      </w:r>
-      <w:r>
-        <w:t>опанувала</w:t>
-      </w:r>
-      <w:r>
-        <w:rPr>
-          <w:rStyle w:val="apple-converted-space"/>
-        </w:rPr>
-        <w:t> </w:t>
-      </w:r>
-      <w:r>
-        <w:t>побудову</w:t>
-      </w:r>
-      <w:r>
-        <w:rPr>
-          <w:rStyle w:val="apple-converted-space"/>
-        </w:rPr>
-        <w:t> </w:t>
-      </w:r>
-      <w:r>
-        <w:t>блок-схем</w:t>
-      </w:r>
-      <w:r>
-        <w:rPr>
-          <w:rStyle w:val="apple-converted-space"/>
-        </w:rPr>
-        <w:t> </w:t>
-      </w:r>
-      <w:r>
-        <w:t>алгоритмів</w:t>
-      </w:r>
-      <w:r>
-        <w:rPr>
-          <w:rStyle w:val="apple-converted-space"/>
-        </w:rPr>
-        <w:t> </w:t>
-      </w:r>
-      <w:r>
-        <w:t>із</w:t>
-      </w:r>
-      <w:r>
-        <w:rPr>
-          <w:rStyle w:val="apple-converted-space"/>
-        </w:rPr>
-        <w:t> </w:t>
-      </w:r>
-      <w:r>
-        <w:t>використанням</w:t>
-      </w:r>
-      <w:r>
-        <w:rPr>
-          <w:rStyle w:val="apple-converted-space"/>
-        </w:rPr>
-        <w:t> </w:t>
-      </w:r>
-      <w:r>
-        <w:t>функцій,</w:t>
-      </w:r>
-      <w:r>
-        <w:rPr>
-          <w:rStyle w:val="apple-converted-space"/>
-        </w:rPr>
-        <w:t> </w:t>
-      </w:r>
-      <w:r>
-        <w:t>циклів</w:t>
-      </w:r>
-      <w:r>
-        <w:rPr>
-          <w:rStyle w:val="apple-converted-space"/>
-        </w:rPr>
-        <w:t> </w:t>
-      </w:r>
-      <w:r>
-        <w:t>та</w:t>
-      </w:r>
-      <w:r>
-        <w:rPr>
-          <w:rStyle w:val="apple-converted-space"/>
-        </w:rPr>
-        <w:t> </w:t>
-      </w:r>
-      <w:r>
-        <w:t>операторів</w:t>
-      </w:r>
-      <w:r>
-        <w:rPr>
-          <w:rStyle w:val="apple-converted-space"/>
-        </w:rPr>
-        <w:t> </w:t>
-      </w:r>
-      <w:r>
-        <w:t>керування</w:t>
-      </w:r>
-      <w:r>
-        <w:rPr>
-          <w:rStyle w:val="apple-converted-space"/>
-        </w:rPr>
-        <w:t> </w:t>
-      </w:r>
-      <w:r>
-        <w:t>потоком</w:t>
-      </w:r>
-      <w:r>
-        <w:rPr>
-          <w:rStyle w:val="apple-converted-space"/>
-        </w:rPr>
-        <w:t> </w:t>
-      </w:r>
-      <w:r>
-        <w:t>виконання</w:t>
-      </w:r>
-      <w:r>
-        <w:rPr>
-          <w:rStyle w:val="apple-converted-space"/>
-        </w:rPr>
-        <w:t> </w:t>
-      </w:r>
-      <w:r>
-        <w:t>програми.</w:t>
+        <w:rPr>
+          <w:lang w:val="uk-UA"/>
+        </w:rPr>
+        <w:t>Алгоритми обробки масивів: пошук мінімальних і максимальних елементів, обчислення суми та середнього значення, застосування бульбашкового сортування.</w:t>
       </w:r>
     </w:p>
     <w:p>
@@ -41028,115 +39810,10 @@
         </w:numPr>
       </w:pPr>
       <w:r>
-        <w:t>Рекурсія:</w:t>
-      </w:r>
-      <w:r>
-        <w:rPr>
-          <w:rStyle w:val="apple-converted-space"/>
-        </w:rPr>
-        <w:t> </w:t>
-      </w:r>
-      <w:r>
-        <w:t>ознайомилася</w:t>
-      </w:r>
-      <w:r>
-        <w:rPr>
-          <w:rStyle w:val="apple-converted-space"/>
-        </w:rPr>
-        <w:t> </w:t>
-      </w:r>
-      <w:r>
-        <w:t>з</w:t>
-      </w:r>
-      <w:r>
-        <w:rPr>
-          <w:rStyle w:val="apple-converted-space"/>
-        </w:rPr>
-        <w:t> </w:t>
-      </w:r>
-      <w:r>
-        <w:t>принципом</w:t>
-      </w:r>
-      <w:r>
-        <w:rPr>
-          <w:rStyle w:val="apple-converted-space"/>
-        </w:rPr>
-        <w:t> </w:t>
-      </w:r>
-      <w:r>
-        <w:t>рекурсії</w:t>
-      </w:r>
-      <w:r>
-        <w:rPr>
-          <w:rStyle w:val="apple-converted-space"/>
-        </w:rPr>
-        <w:t> </w:t>
-      </w:r>
-      <w:r>
-        <w:t>та</w:t>
-      </w:r>
-      <w:r>
-        <w:rPr>
-          <w:rStyle w:val="apple-converted-space"/>
-        </w:rPr>
-        <w:t> </w:t>
-      </w:r>
-      <w:r>
-        <w:t>навчилася</w:t>
-      </w:r>
-      <w:r>
-        <w:rPr>
-          <w:rStyle w:val="apple-converted-space"/>
-        </w:rPr>
-        <w:t> </w:t>
-      </w:r>
-      <w:r>
-        <w:t>застосовувати</w:t>
-      </w:r>
-      <w:r>
-        <w:rPr>
-          <w:rStyle w:val="apple-converted-space"/>
-        </w:rPr>
-        <w:t> </w:t>
-      </w:r>
-      <w:r>
-        <w:t>рекурсивні</w:t>
-      </w:r>
-      <w:r>
-        <w:rPr>
-          <w:rStyle w:val="apple-converted-space"/>
-        </w:rPr>
-        <w:t> </w:t>
-      </w:r>
-      <w:r>
-        <w:t>функції</w:t>
-      </w:r>
-      <w:r>
-        <w:rPr>
-          <w:rStyle w:val="apple-converted-space"/>
-        </w:rPr>
-        <w:t> </w:t>
-      </w:r>
-      <w:r>
-        <w:t>для</w:t>
-      </w:r>
-      <w:r>
-        <w:rPr>
-          <w:rStyle w:val="apple-converted-space"/>
-        </w:rPr>
-        <w:t> </w:t>
-      </w:r>
-      <w:r>
-        <w:t>виконання</w:t>
-      </w:r>
-      <w:r>
-        <w:rPr>
-          <w:rStyle w:val="apple-converted-space"/>
-        </w:rPr>
-        <w:t> </w:t>
-      </w:r>
-      <w:r>
-        <w:t>обчислень.</w:t>
+        <w:rPr>
+          <w:lang w:val="uk-UA"/>
+        </w:rPr>
+        <w:t>Створення функцій: оголошення, визначення та виклик функцій, передавання аргументів, повернення значень і використання параметрів за замовчуванням</w:t>
       </w:r>
     </w:p>
     <w:p>
@@ -41148,259 +39825,10 @@
         </w:numPr>
       </w:pPr>
       <w:r>
-        <w:t>Одновимірні</w:t>
-      </w:r>
-      <w:r>
-        <w:rPr>
-          <w:rStyle w:val="apple-converted-space"/>
-        </w:rPr>
-        <w:t> </w:t>
-      </w:r>
-      <w:r>
-        <w:t>масиви:</w:t>
-      </w:r>
-      <w:r>
-        <w:rPr>
-          <w:rStyle w:val="apple-converted-space"/>
-        </w:rPr>
-        <w:t> </w:t>
-      </w:r>
-      <w:r>
-        <w:t>навчилася</w:t>
-      </w:r>
-      <w:r>
-        <w:rPr>
-          <w:rStyle w:val="apple-converted-space"/>
-        </w:rPr>
-        <w:t> </w:t>
-      </w:r>
-      <w:r>
-        <w:t>оголошувати</w:t>
-      </w:r>
-      <w:r>
-        <w:rPr>
-          <w:rStyle w:val="apple-converted-space"/>
-        </w:rPr>
-        <w:t> </w:t>
-      </w:r>
-      <w:r>
-        <w:t>й</w:t>
-      </w:r>
-      <w:r>
-        <w:rPr>
-          <w:rStyle w:val="apple-converted-space"/>
-        </w:rPr>
-        <w:t> </w:t>
-      </w:r>
-      <w:r>
-        <w:t>ініціалізувати</w:t>
-      </w:r>
-      <w:r>
-        <w:rPr>
-          <w:rStyle w:val="apple-converted-space"/>
-        </w:rPr>
-        <w:t> </w:t>
-      </w:r>
-      <w:r>
-        <w:t>масиви,</w:t>
-      </w:r>
-      <w:r>
-        <w:rPr>
-          <w:rStyle w:val="apple-converted-space"/>
-        </w:rPr>
-        <w:t> </w:t>
-      </w:r>
-      <w:r>
-        <w:t>працювати</w:t>
-      </w:r>
-      <w:r>
-        <w:rPr>
-          <w:rStyle w:val="apple-converted-space"/>
-        </w:rPr>
-        <w:t> </w:t>
-      </w:r>
-      <w:r>
-        <w:t>з</w:t>
-      </w:r>
-      <w:r>
-        <w:rPr>
-          <w:rStyle w:val="apple-converted-space"/>
-        </w:rPr>
-        <w:t> </w:t>
-      </w:r>
-      <w:r>
-        <w:t>їхніми</w:t>
-      </w:r>
-      <w:r>
-        <w:rPr>
-          <w:rStyle w:val="apple-converted-space"/>
-        </w:rPr>
-        <w:t> </w:t>
-      </w:r>
-      <w:r>
-        <w:t>елементами</w:t>
-      </w:r>
-      <w:r>
-        <w:rPr>
-          <w:rStyle w:val="apple-converted-space"/>
-        </w:rPr>
-        <w:t> </w:t>
-      </w:r>
-      <w:r>
-        <w:t>за</w:t>
-      </w:r>
-      <w:r>
-        <w:rPr>
-          <w:rStyle w:val="apple-converted-space"/>
-        </w:rPr>
-        <w:t> </w:t>
-      </w:r>
-      <w:r>
-        <w:t>індексами</w:t>
-      </w:r>
-      <w:r>
-        <w:rPr>
-          <w:rStyle w:val="apple-converted-space"/>
-        </w:rPr>
-        <w:t> </w:t>
-      </w:r>
-      <w:r>
-        <w:t>та</w:t>
-      </w:r>
-      <w:r>
-        <w:rPr>
-          <w:rStyle w:val="apple-converted-space"/>
-        </w:rPr>
-        <w:t> </w:t>
-      </w:r>
-      <w:r>
-        <w:t>враховувати,</w:t>
-      </w:r>
-      <w:r>
-        <w:rPr>
-          <w:rStyle w:val="apple-converted-space"/>
-        </w:rPr>
-        <w:t> </w:t>
-      </w:r>
-      <w:r>
-        <w:t>що</w:t>
-      </w:r>
-      <w:r>
-        <w:rPr>
-          <w:rStyle w:val="apple-converted-space"/>
-        </w:rPr>
-        <w:t> </w:t>
-      </w:r>
-      <w:r>
-        <w:t>індексація</w:t>
-      </w:r>
-      <w:r>
-        <w:rPr>
-          <w:rStyle w:val="apple-converted-space"/>
-        </w:rPr>
-        <w:t> </w:t>
-      </w:r>
-      <w:r>
-        <w:t>починається</w:t>
-      </w:r>
-      <w:r>
-        <w:rPr>
-          <w:rStyle w:val="apple-converted-space"/>
-        </w:rPr>
-        <w:t> </w:t>
-      </w:r>
-      <w:r>
-        <w:t>з</w:t>
-      </w:r>
-      <w:r>
-        <w:rPr>
-          <w:rStyle w:val="apple-converted-space"/>
-        </w:rPr>
-        <w:t> </w:t>
-      </w:r>
-      <w:r>
-        <w:t>нуля.</w:t>
-      </w:r>
-      <w:r>
-        <w:rPr>
-          <w:rStyle w:val="apple-converted-space"/>
-        </w:rPr>
-        <w:t> </w:t>
-      </w:r>
-      <w:r>
-        <w:t>Закріпила</w:t>
-      </w:r>
-      <w:r>
-        <w:rPr>
-          <w:rStyle w:val="apple-converted-space"/>
-        </w:rPr>
-        <w:t> </w:t>
-      </w:r>
-      <w:r>
-        <w:t>навички</w:t>
-      </w:r>
-      <w:r>
-        <w:rPr>
-          <w:rStyle w:val="apple-converted-space"/>
-        </w:rPr>
-        <w:t> </w:t>
-      </w:r>
-      <w:r>
-        <w:t>перевірки</w:t>
-      </w:r>
-      <w:r>
-        <w:rPr>
-          <w:rStyle w:val="apple-converted-space"/>
-        </w:rPr>
-        <w:t> </w:t>
-      </w:r>
-      <w:r>
-        <w:t>розміру</w:t>
-      </w:r>
-      <w:r>
-        <w:rPr>
-          <w:rStyle w:val="apple-converted-space"/>
-        </w:rPr>
-        <w:t> </w:t>
-      </w:r>
-      <w:r>
-        <w:t>масиву</w:t>
-      </w:r>
-      <w:r>
-        <w:rPr>
-          <w:rStyle w:val="apple-converted-space"/>
-        </w:rPr>
-        <w:t> </w:t>
-      </w:r>
-      <w:r>
-        <w:t>під</w:t>
-      </w:r>
-      <w:r>
-        <w:rPr>
-          <w:rStyle w:val="apple-converted-space"/>
-        </w:rPr>
-        <w:t> </w:t>
-      </w:r>
-      <w:r>
-        <w:t>час</w:t>
-      </w:r>
-      <w:r>
-        <w:rPr>
-          <w:rStyle w:val="apple-converted-space"/>
-        </w:rPr>
-        <w:t> </w:t>
-      </w:r>
-      <w:r>
-        <w:t>введення</w:t>
-      </w:r>
-      <w:r>
-        <w:rPr>
-          <w:rStyle w:val="apple-converted-space"/>
-        </w:rPr>
-        <w:t> </w:t>
-      </w:r>
-      <w:r>
-        <w:t>даних.</w:t>
+        <w:rPr>
+          <w:lang w:val="uk-UA"/>
+        </w:rPr>
+        <w:t>Застосування рекурсії: створення рекурсивних функцій, визначення базового випадку й умов завершення рекурсії.</w:t>
       </w:r>
     </w:p>
     <w:p>
@@ -41412,277 +39840,28 @@
         </w:numPr>
       </w:pPr>
       <w:r>
-        <w:t>Алгоритми</w:t>
-      </w:r>
-      <w:r>
-        <w:rPr>
-          <w:rStyle w:val="apple-converted-space"/>
-        </w:rPr>
-        <w:t> </w:t>
-      </w:r>
-      <w:r>
-        <w:t>обробки</w:t>
-      </w:r>
-      <w:r>
-        <w:rPr>
-          <w:rStyle w:val="apple-converted-space"/>
-        </w:rPr>
-        <w:t> </w:t>
-      </w:r>
-      <w:r>
-        <w:t>масивів:</w:t>
-      </w:r>
-      <w:r>
-        <w:rPr>
-          <w:rStyle w:val="apple-converted-space"/>
-        </w:rPr>
-        <w:t> </w:t>
-      </w:r>
-      <w:r>
-        <w:t>опанувала</w:t>
-      </w:r>
-      <w:r>
-        <w:rPr>
-          <w:rStyle w:val="apple-converted-space"/>
-        </w:rPr>
-        <w:t> </w:t>
-      </w:r>
-      <w:r>
-        <w:t>алгоритми</w:t>
-      </w:r>
-      <w:r>
-        <w:rPr>
-          <w:rStyle w:val="apple-converted-space"/>
-        </w:rPr>
-        <w:t> </w:t>
-      </w:r>
-      <w:r>
-        <w:t>обчислення</w:t>
-      </w:r>
-      <w:r>
-        <w:rPr>
-          <w:rStyle w:val="apple-converted-space"/>
-        </w:rPr>
-        <w:t> </w:t>
-      </w:r>
-      <w:r>
-        <w:t>суми,</w:t>
-      </w:r>
-      <w:r>
-        <w:rPr>
-          <w:rStyle w:val="apple-converted-space"/>
-        </w:rPr>
-        <w:t> </w:t>
-      </w:r>
-      <w:r>
-        <w:t>пошуку</w:t>
-      </w:r>
-      <w:r>
-        <w:rPr>
-          <w:rStyle w:val="apple-converted-space"/>
-        </w:rPr>
-        <w:t> </w:t>
-      </w:r>
-      <w:r>
-        <w:t>мінімального</w:t>
-      </w:r>
-      <w:r>
-        <w:rPr>
-          <w:rStyle w:val="apple-converted-space"/>
-        </w:rPr>
-        <w:t> </w:t>
-      </w:r>
-      <w:r>
-        <w:t>й</w:t>
-      </w:r>
-      <w:r>
-        <w:rPr>
-          <w:rStyle w:val="apple-converted-space"/>
-        </w:rPr>
-        <w:t> </w:t>
-      </w:r>
-      <w:r>
-        <w:t>максимального</w:t>
-      </w:r>
-      <w:r>
-        <w:rPr>
-          <w:rStyle w:val="apple-converted-space"/>
-        </w:rPr>
-        <w:t> </w:t>
-      </w:r>
-      <w:r>
-        <w:t>значень,</w:t>
-      </w:r>
-      <w:r>
-        <w:rPr>
-          <w:rStyle w:val="apple-converted-space"/>
-        </w:rPr>
-        <w:t> </w:t>
-      </w:r>
-      <w:r>
-        <w:t>знаходження</w:t>
-      </w:r>
-      <w:r>
-        <w:rPr>
-          <w:rStyle w:val="apple-converted-space"/>
-        </w:rPr>
-        <w:t> </w:t>
-      </w:r>
-      <w:r>
-        <w:t>елементів</w:t>
-      </w:r>
-      <w:r>
-        <w:rPr>
-          <w:rStyle w:val="apple-converted-space"/>
-        </w:rPr>
-        <w:t> </w:t>
-      </w:r>
-      <w:r>
-        <w:t>і</w:t>
-      </w:r>
-      <w:r>
-        <w:rPr>
-          <w:rStyle w:val="apple-converted-space"/>
-        </w:rPr>
-        <w:t> </w:t>
-      </w:r>
-      <w:r>
-        <w:t>сортування</w:t>
-      </w:r>
-      <w:r>
-        <w:rPr>
-          <w:rStyle w:val="apple-converted-space"/>
-        </w:rPr>
-        <w:t> </w:t>
-      </w:r>
-      <w:r>
-        <w:t>методом</w:t>
-      </w:r>
-      <w:r>
-        <w:rPr>
-          <w:rStyle w:val="apple-converted-space"/>
-        </w:rPr>
-        <w:t> </w:t>
-      </w:r>
-      <w:r>
-        <w:t>бульбашки</w:t>
-      </w:r>
-      <w:r>
-        <w:rPr>
-          <w:rStyle w:val="apple-converted-space"/>
-        </w:rPr>
-        <w:t> </w:t>
-      </w:r>
-      <w:r>
-        <w:t>без</w:t>
-      </w:r>
-      <w:r>
-        <w:rPr>
-          <w:rStyle w:val="apple-converted-space"/>
-        </w:rPr>
-        <w:t> </w:t>
-      </w:r>
-      <w:r>
-        <w:t>використання</w:t>
-      </w:r>
-      <w:r>
-        <w:rPr>
-          <w:rStyle w:val="apple-converted-space"/>
-        </w:rPr>
-        <w:t> </w:t>
-      </w:r>
-      <w:r>
-        <w:t>готових</w:t>
-      </w:r>
-      <w:r>
-        <w:rPr>
-          <w:rStyle w:val="apple-converted-space"/>
-        </w:rPr>
-        <w:t> </w:t>
-      </w:r>
-      <w:r>
-        <w:t>функцій.</w:t>
-      </w:r>
-      <w:r>
-        <w:rPr>
-          <w:rStyle w:val="apple-converted-space"/>
-        </w:rPr>
-        <w:t> </w:t>
-      </w:r>
-      <w:r>
-        <w:t>Зрозуміла</w:t>
-      </w:r>
-      <w:r>
-        <w:rPr>
-          <w:rStyle w:val="apple-converted-space"/>
-        </w:rPr>
-        <w:t> </w:t>
-      </w:r>
-      <w:r>
-        <w:t>переваги</w:t>
-      </w:r>
-      <w:r>
-        <w:rPr>
-          <w:rStyle w:val="apple-converted-space"/>
-        </w:rPr>
-        <w:t> </w:t>
-      </w:r>
-      <w:r>
-        <w:t>сортування</w:t>
-      </w:r>
-      <w:r>
-        <w:rPr>
-          <w:rStyle w:val="apple-converted-space"/>
-        </w:rPr>
-        <w:t> </w:t>
-      </w:r>
-      <w:r>
-        <w:t>копії</w:t>
-      </w:r>
-      <w:r>
-        <w:rPr>
-          <w:rStyle w:val="apple-converted-space"/>
-        </w:rPr>
-        <w:t> </w:t>
-      </w:r>
-      <w:r>
-        <w:t>масиву</w:t>
-      </w:r>
-      <w:r>
-        <w:rPr>
-          <w:rStyle w:val="apple-converted-space"/>
-        </w:rPr>
-        <w:t> </w:t>
-      </w:r>
-      <w:r>
-        <w:t>для</w:t>
-      </w:r>
-      <w:r>
-        <w:rPr>
-          <w:rStyle w:val="apple-converted-space"/>
-        </w:rPr>
-        <w:t> </w:t>
-      </w:r>
-      <w:r>
-        <w:t>збереження</w:t>
-      </w:r>
-      <w:r>
-        <w:rPr>
-          <w:rStyle w:val="apple-converted-space"/>
-        </w:rPr>
-        <w:t> </w:t>
-      </w:r>
-      <w:r>
-        <w:t>початкових</w:t>
-      </w:r>
-      <w:r>
-        <w:rPr>
-          <w:rStyle w:val="apple-converted-space"/>
-        </w:rPr>
-        <w:t> </w:t>
-      </w:r>
-      <w:r>
-        <w:t>даних.</w:t>
+        <w:rPr>
+          <w:lang w:val="uk-UA"/>
+        </w:rPr>
+        <w:t xml:space="preserve">Використання вбудованих функцій: застосування стандартних бібліотек С++ і математичних функцій, таких як </w:t>
+      </w:r>
+      <w:r>
+        <w:rPr>
+          <w:lang w:val="en-US"/>
+        </w:rPr>
+        <w:t xml:space="preserve">sqrt(), pow() </w:t>
+      </w:r>
+      <w:r>
+        <w:rPr>
+          <w:lang w:val="uk-UA"/>
+        </w:rPr>
+        <w:t xml:space="preserve">та </w:t>
+      </w:r>
+      <w:r>
+        <w:rPr>
+          <w:lang w:val="en-US"/>
+        </w:rPr>
+        <w:t>abs().</w:t>
       </w:r>
     </w:p>
     <w:p>
@@ -41694,740 +39873,16 @@
         </w:numPr>
       </w:pPr>
       <w:r>
-        <w:t>Функції:</w:t>
-      </w:r>
-      <w:r>
-        <w:rPr>
-          <w:rStyle w:val="apple-converted-space"/>
-        </w:rPr>
-        <w:t> </w:t>
-      </w:r>
-      <w:r>
-        <w:t>навчилася</w:t>
-      </w:r>
-      <w:r>
-        <w:rPr>
-          <w:rStyle w:val="apple-converted-space"/>
-        </w:rPr>
-        <w:t> </w:t>
-      </w:r>
-      <w:r>
-        <w:t>створювати</w:t>
-      </w:r>
-      <w:r>
-        <w:rPr>
-          <w:rStyle w:val="apple-converted-space"/>
-        </w:rPr>
-        <w:t> </w:t>
-      </w:r>
-      <w:r>
-        <w:t>функції</w:t>
-      </w:r>
-      <w:r>
-        <w:rPr>
-          <w:rStyle w:val="apple-converted-space"/>
-        </w:rPr>
-        <w:t> </w:t>
-      </w:r>
-      <w:r>
-        <w:t>з</w:t>
-      </w:r>
-      <w:r>
-        <w:rPr>
-          <w:rStyle w:val="apple-converted-space"/>
-        </w:rPr>
-        <w:t> </w:t>
-      </w:r>
-      <w:r>
-        <w:t>поверненням</w:t>
-      </w:r>
-      <w:r>
-        <w:rPr>
-          <w:rStyle w:val="apple-converted-space"/>
-        </w:rPr>
-        <w:t> </w:t>
-      </w:r>
-      <w:r>
-        <w:t>значення</w:t>
-      </w:r>
-      <w:r>
-        <w:rPr>
-          <w:rStyle w:val="apple-converted-space"/>
-        </w:rPr>
-        <w:t> </w:t>
-      </w:r>
-      <w:r>
-        <w:t>та</w:t>
-      </w:r>
-      <w:r>
-        <w:rPr>
-          <w:rStyle w:val="apple-converted-space"/>
-        </w:rPr>
-        <w:t> </w:t>
-      </w:r>
-      <w:r>
-        <w:t>типом</w:t>
-      </w:r>
-      <w:r>
-        <w:rPr>
-          <w:rStyle w:val="apple-converted-space"/>
-        </w:rPr>
-        <w:t> </w:t>
-      </w:r>
-      <w:r>
-        <w:rPr>
-          <w:rStyle w:val="HTMLCode"/>
-          <w:rFonts w:ascii="Times New Roman" w:hAnsi="Times New Roman" w:cs="Times New Roman"/>
-          <w:sz w:val="24"/>
-          <w:szCs w:val="24"/>
-        </w:rPr>
-        <w:t>void</w:t>
-      </w:r>
-      <w:r>
-        <w:t>,</w:t>
-      </w:r>
-      <w:r>
-        <w:rPr>
-          <w:rStyle w:val="apple-converted-space"/>
-        </w:rPr>
-        <w:t> </w:t>
-      </w:r>
-      <w:r>
-        <w:t>передавати</w:t>
-      </w:r>
-      <w:r>
-        <w:rPr>
-          <w:rStyle w:val="apple-converted-space"/>
-        </w:rPr>
-        <w:t> </w:t>
-      </w:r>
-      <w:r>
-        <w:t>параметри</w:t>
-      </w:r>
-      <w:r>
-        <w:rPr>
-          <w:rStyle w:val="apple-converted-space"/>
-        </w:rPr>
-        <w:t> </w:t>
-      </w:r>
-      <w:r>
-        <w:t>за</w:t>
-      </w:r>
-      <w:r>
-        <w:rPr>
-          <w:rStyle w:val="apple-converted-space"/>
-        </w:rPr>
-        <w:t> </w:t>
-      </w:r>
-      <w:r>
-        <w:t>значенням</w:t>
-      </w:r>
-      <w:r>
-        <w:rPr>
-          <w:rStyle w:val="apple-converted-space"/>
-        </w:rPr>
-        <w:t> </w:t>
-      </w:r>
-      <w:r>
-        <w:t>і</w:t>
-      </w:r>
-      <w:r>
-        <w:rPr>
-          <w:rStyle w:val="apple-converted-space"/>
-        </w:rPr>
-        <w:t> </w:t>
-      </w:r>
-      <w:r>
-        <w:t>посиланням,</w:t>
-      </w:r>
-      <w:r>
-        <w:rPr>
-          <w:rStyle w:val="apple-converted-space"/>
-        </w:rPr>
-        <w:t> </w:t>
-      </w:r>
-      <w:r>
-        <w:t>отримувати</w:t>
-      </w:r>
-      <w:r>
-        <w:rPr>
-          <w:rStyle w:val="apple-converted-space"/>
-        </w:rPr>
-        <w:t> </w:t>
-      </w:r>
-      <w:r>
-        <w:t>кілька</w:t>
-      </w:r>
-      <w:r>
-        <w:rPr>
-          <w:rStyle w:val="apple-converted-space"/>
-        </w:rPr>
-        <w:t> </w:t>
-      </w:r>
-      <w:r>
-        <w:t>результатів</w:t>
-      </w:r>
-      <w:r>
-        <w:rPr>
-          <w:rStyle w:val="apple-converted-space"/>
-        </w:rPr>
-        <w:t> </w:t>
-      </w:r>
-      <w:r>
-        <w:t>через</w:t>
-      </w:r>
-      <w:r>
-        <w:rPr>
-          <w:rStyle w:val="apple-converted-space"/>
-        </w:rPr>
-        <w:t> </w:t>
-      </w:r>
-      <w:r>
-        <w:t>параметри-посилання</w:t>
-      </w:r>
-      <w:r>
-        <w:rPr>
-          <w:rStyle w:val="apple-converted-space"/>
-        </w:rPr>
-        <w:t> </w:t>
-      </w:r>
-      <w:r>
-        <w:t>та</w:t>
-      </w:r>
-      <w:r>
-        <w:rPr>
-          <w:rStyle w:val="apple-converted-space"/>
-        </w:rPr>
-        <w:t> </w:t>
-      </w:r>
-      <w:r>
-        <w:t>використовувати</w:t>
-      </w:r>
-      <w:r>
-        <w:rPr>
-          <w:rStyle w:val="apple-converted-space"/>
-        </w:rPr>
-        <w:t> </w:t>
-      </w:r>
-      <w:r>
-        <w:t>параметри</w:t>
-      </w:r>
-      <w:r>
-        <w:rPr>
-          <w:rStyle w:val="apple-converted-space"/>
-        </w:rPr>
-        <w:t> </w:t>
-      </w:r>
-      <w:r>
-        <w:t>за</w:t>
-      </w:r>
-      <w:r>
-        <w:rPr>
-          <w:rStyle w:val="apple-converted-space"/>
-        </w:rPr>
-        <w:t> </w:t>
-      </w:r>
-      <w:r>
-        <w:t>замовчуванням.</w:t>
-      </w:r>
-      <w:r>
-        <w:rPr>
-          <w:rStyle w:val="apple-converted-space"/>
-        </w:rPr>
-        <w:t> </w:t>
-      </w:r>
-      <w:r>
-        <w:t>З'ясувала,</w:t>
-      </w:r>
-      <w:r>
-        <w:rPr>
-          <w:rStyle w:val="apple-converted-space"/>
-        </w:rPr>
-        <w:t> </w:t>
-      </w:r>
-      <w:r>
-        <w:t>що</w:t>
-      </w:r>
-      <w:r>
-        <w:rPr>
-          <w:rStyle w:val="apple-converted-space"/>
-        </w:rPr>
-        <w:t> </w:t>
-      </w:r>
-      <w:r>
-        <w:t>розмір</w:t>
-      </w:r>
-      <w:r>
-        <w:rPr>
-          <w:rStyle w:val="apple-converted-space"/>
-        </w:rPr>
-        <w:t> </w:t>
-      </w:r>
-      <w:r>
-        <w:t>масиву</w:t>
-      </w:r>
-      <w:r>
-        <w:rPr>
-          <w:rStyle w:val="apple-converted-space"/>
-        </w:rPr>
-        <w:t> </w:t>
-      </w:r>
-      <w:r>
-        <w:t>потрібно</w:t>
-      </w:r>
-      <w:r>
-        <w:rPr>
-          <w:rStyle w:val="apple-converted-space"/>
-        </w:rPr>
-        <w:t> </w:t>
-      </w:r>
-      <w:r>
-        <w:t>передавати</w:t>
-      </w:r>
-      <w:r>
-        <w:rPr>
-          <w:rStyle w:val="apple-converted-space"/>
-        </w:rPr>
-        <w:t> </w:t>
-      </w:r>
-      <w:r>
-        <w:t>у</w:t>
-      </w:r>
-      <w:r>
-        <w:rPr>
-          <w:rStyle w:val="apple-converted-space"/>
-        </w:rPr>
-        <w:t> </w:t>
-      </w:r>
-      <w:r>
-        <w:t>функцію</w:t>
-      </w:r>
-      <w:r>
-        <w:rPr>
-          <w:rStyle w:val="apple-converted-space"/>
-        </w:rPr>
-        <w:t> </w:t>
-      </w:r>
-      <w:r>
-        <w:t>окремим</w:t>
-      </w:r>
-      <w:r>
-        <w:rPr>
-          <w:rStyle w:val="apple-converted-space"/>
-        </w:rPr>
-        <w:t> </w:t>
-      </w:r>
-      <w:r>
-        <w:t>параметром.</w:t>
-      </w:r>
-    </w:p>
-    <w:p>
-      <w:pPr>
-        <w:pStyle w:val="NormalWeb"/>
-        <w:numPr>
-          <w:ilvl w:val="1"/>
-          <w:numId w:val="2"/>
-        </w:numPr>
-        <w:rPr>
-          <w:lang w:val="uk-UA"/>
-        </w:rPr>
-      </w:pPr>
-      <w:r>
-        <w:t>Вбудовані</w:t>
-      </w:r>
-      <w:r>
-        <w:rPr>
-          <w:rStyle w:val="apple-converted-space"/>
-        </w:rPr>
-        <w:t> </w:t>
-      </w:r>
-      <w:r>
-        <w:t>функції:</w:t>
-      </w:r>
-      <w:r>
-        <w:rPr>
-          <w:rStyle w:val="apple-converted-space"/>
-        </w:rPr>
-        <w:t> </w:t>
-      </w:r>
-      <w:r>
-        <w:t>закріпила</w:t>
-      </w:r>
-      <w:r>
-        <w:rPr>
-          <w:rStyle w:val="apple-converted-space"/>
-        </w:rPr>
-        <w:t> </w:t>
-      </w:r>
-      <w:r>
-        <w:t>навички</w:t>
-      </w:r>
-      <w:r>
-        <w:rPr>
-          <w:rStyle w:val="apple-converted-space"/>
-        </w:rPr>
-        <w:t> </w:t>
-      </w:r>
-      <w:r>
-        <w:t>використання</w:t>
-      </w:r>
-      <w:r>
-        <w:rPr>
-          <w:rStyle w:val="apple-converted-space"/>
-        </w:rPr>
-        <w:t> </w:t>
-      </w:r>
-      <w:r>
-        <w:t>математичних</w:t>
-      </w:r>
-      <w:r>
-        <w:rPr>
-          <w:rStyle w:val="apple-converted-space"/>
-        </w:rPr>
-        <w:t> </w:t>
-      </w:r>
-      <w:r>
-        <w:t>функцій</w:t>
-      </w:r>
-      <w:r>
-        <w:rPr>
-          <w:rStyle w:val="apple-converted-space"/>
-        </w:rPr>
-        <w:t> </w:t>
-      </w:r>
-      <w:r>
-        <w:t>із</w:t>
-      </w:r>
-      <w:r>
-        <w:rPr>
-          <w:rStyle w:val="apple-converted-space"/>
-        </w:rPr>
-        <w:t> </w:t>
-      </w:r>
-      <w:r>
-        <w:t>бібліотеки</w:t>
-      </w:r>
-      <w:r>
-        <w:rPr>
-          <w:rStyle w:val="apple-converted-space"/>
-        </w:rPr>
-        <w:t> </w:t>
-      </w:r>
-      <w:r>
-        <w:rPr>
-          <w:rStyle w:val="HTMLCode"/>
-          <w:rFonts w:ascii="Times New Roman" w:hAnsi="Times New Roman" w:cs="Times New Roman"/>
-          <w:sz w:val="24"/>
-          <w:szCs w:val="24"/>
-        </w:rPr>
-        <w:t>&lt;cmath&gt;</w:t>
-      </w:r>
-      <w:r>
-        <w:rPr>
-          <w:rStyle w:val="apple-converted-space"/>
-        </w:rPr>
-        <w:t> </w:t>
-      </w:r>
-      <w:r>
-        <w:t>та</w:t>
-      </w:r>
-      <w:r>
-        <w:rPr>
-          <w:rStyle w:val="apple-converted-space"/>
-        </w:rPr>
-        <w:t> </w:t>
-      </w:r>
-      <w:r>
-        <w:t>форматування</w:t>
-      </w:r>
-      <w:r>
-        <w:rPr>
-          <w:rStyle w:val="apple-converted-space"/>
-        </w:rPr>
-        <w:t> </w:t>
-      </w:r>
-      <w:r>
-        <w:t>виведення</w:t>
-      </w:r>
-      <w:r>
-        <w:rPr>
-          <w:rStyle w:val="apple-converted-space"/>
-        </w:rPr>
-        <w:t> </w:t>
-      </w:r>
-      <w:r>
-        <w:t>за</w:t>
-      </w:r>
-      <w:r>
-        <w:rPr>
-          <w:rStyle w:val="apple-converted-space"/>
-        </w:rPr>
-        <w:t> </w:t>
-      </w:r>
-      <w:r>
-        <w:t>допомогою</w:t>
-      </w:r>
-      <w:r>
-        <w:rPr>
-          <w:rStyle w:val="apple-converted-space"/>
-        </w:rPr>
-        <w:t> </w:t>
-      </w:r>
-      <w:r>
-        <w:rPr>
-          <w:rStyle w:val="HTMLCode"/>
-          <w:rFonts w:ascii="Times New Roman" w:hAnsi="Times New Roman" w:cs="Times New Roman"/>
-          <w:sz w:val="24"/>
-          <w:szCs w:val="24"/>
-        </w:rPr>
-        <w:t>&lt;iomanip&gt;</w:t>
-      </w:r>
-    </w:p>
-    <w:p>
-      <w:pPr>
-        <w:pStyle w:val="NormalWeb"/>
-        <w:numPr>
-          <w:ilvl w:val="1"/>
-          <w:numId w:val="2"/>
-        </w:numPr>
-      </w:pPr>
-      <w:r>
-        <w:t>Рекурентні</w:t>
-      </w:r>
-      <w:r>
-        <w:rPr>
-          <w:rStyle w:val="apple-converted-space"/>
-        </w:rPr>
-        <w:t> </w:t>
-      </w:r>
-      <w:r>
-        <w:t>формули</w:t>
-      </w:r>
-      <w:r>
-        <w:rPr>
-          <w:rStyle w:val="apple-converted-space"/>
-        </w:rPr>
-        <w:t> </w:t>
-      </w:r>
-      <w:r>
-        <w:t>та</w:t>
-      </w:r>
-      <w:r>
-        <w:rPr>
-          <w:rStyle w:val="apple-converted-space"/>
-        </w:rPr>
-        <w:t> </w:t>
-      </w:r>
-      <w:r>
-        <w:t>ряди:</w:t>
-      </w:r>
-      <w:r>
-        <w:rPr>
-          <w:rStyle w:val="apple-converted-space"/>
-        </w:rPr>
-        <w:t> </w:t>
-      </w:r>
-      <w:r>
-        <w:t>навчилася</w:t>
-      </w:r>
-      <w:r>
-        <w:rPr>
-          <w:rStyle w:val="apple-converted-space"/>
-        </w:rPr>
-        <w:t> </w:t>
-      </w:r>
-      <w:r>
-        <w:t>обчислювати</w:t>
-      </w:r>
-      <w:r>
-        <w:rPr>
-          <w:rStyle w:val="apple-converted-space"/>
-        </w:rPr>
-        <w:t> </w:t>
-      </w:r>
-      <w:r>
-        <w:t>члени</w:t>
-      </w:r>
-      <w:r>
-        <w:rPr>
-          <w:rStyle w:val="apple-converted-space"/>
-        </w:rPr>
-        <w:t> </w:t>
-      </w:r>
-      <w:r>
-        <w:t>числових</w:t>
-      </w:r>
-      <w:r>
-        <w:rPr>
-          <w:rStyle w:val="apple-converted-space"/>
-        </w:rPr>
-        <w:t> </w:t>
-      </w:r>
-      <w:r>
-        <w:t>рядів</w:t>
-      </w:r>
-      <w:r>
-        <w:rPr>
-          <w:rStyle w:val="apple-converted-space"/>
-        </w:rPr>
-        <w:t> </w:t>
-      </w:r>
-      <w:r>
-        <w:t>за</w:t>
-      </w:r>
-      <w:r>
-        <w:rPr>
-          <w:rStyle w:val="apple-converted-space"/>
-        </w:rPr>
-        <w:t> </w:t>
-      </w:r>
-      <w:r>
-        <w:t>рекурентними</w:t>
-      </w:r>
-      <w:r>
-        <w:rPr>
-          <w:rStyle w:val="apple-converted-space"/>
-        </w:rPr>
-        <w:t> </w:t>
-      </w:r>
-      <w:r>
-        <w:t>формулами,</w:t>
-      </w:r>
-      <w:r>
-        <w:rPr>
-          <w:rStyle w:val="apple-converted-space"/>
-        </w:rPr>
-        <w:t> </w:t>
-      </w:r>
-      <w:r>
-        <w:t>припиняти</w:t>
-      </w:r>
-      <w:r>
-        <w:rPr>
-          <w:rStyle w:val="apple-converted-space"/>
-        </w:rPr>
-        <w:t> </w:t>
-      </w:r>
-      <w:r>
-        <w:t>обчислення</w:t>
-      </w:r>
-      <w:r>
-        <w:rPr>
-          <w:rStyle w:val="apple-converted-space"/>
-        </w:rPr>
-        <w:t> </w:t>
-      </w:r>
-      <w:r>
-        <w:t>після</w:t>
-      </w:r>
-      <w:r>
-        <w:rPr>
-          <w:rStyle w:val="apple-converted-space"/>
-        </w:rPr>
-        <w:t> </w:t>
-      </w:r>
-      <w:r>
-        <w:t>досягнення</w:t>
-      </w:r>
-      <w:r>
-        <w:rPr>
-          <w:rStyle w:val="apple-converted-space"/>
-        </w:rPr>
-        <w:t> </w:t>
-      </w:r>
-      <w:r>
-        <w:t>заданої</w:t>
-      </w:r>
-      <w:r>
-        <w:rPr>
-          <w:rStyle w:val="apple-converted-space"/>
-        </w:rPr>
-        <w:t> </w:t>
-      </w:r>
-      <w:r>
-        <w:t>точності</w:t>
-      </w:r>
-      <w:r>
-        <w:rPr>
-          <w:rStyle w:val="apple-converted-space"/>
-          <w:lang w:val="uk-UA"/>
-        </w:rPr>
-        <w:t xml:space="preserve"> Е </w:t>
-      </w:r>
-      <w:r>
-        <w:t>та</w:t>
-      </w:r>
-      <w:r>
-        <w:rPr>
-          <w:rStyle w:val="apple-converted-space"/>
-        </w:rPr>
-        <w:t> </w:t>
-      </w:r>
-      <w:r>
-        <w:t>порівнювати</w:t>
-      </w:r>
-      <w:r>
-        <w:rPr>
-          <w:rStyle w:val="apple-converted-space"/>
-        </w:rPr>
-        <w:t> </w:t>
-      </w:r>
-      <w:r>
-        <w:t>отримані</w:t>
-      </w:r>
-      <w:r>
-        <w:rPr>
-          <w:rStyle w:val="apple-converted-space"/>
-        </w:rPr>
-        <w:t> </w:t>
-      </w:r>
-      <w:r>
-        <w:t>результати</w:t>
-      </w:r>
-      <w:r>
-        <w:rPr>
-          <w:rStyle w:val="apple-converted-space"/>
-        </w:rPr>
-        <w:t> </w:t>
-      </w:r>
-      <w:r>
-        <w:t>з</w:t>
-      </w:r>
-      <w:r>
-        <w:rPr>
-          <w:rStyle w:val="apple-converted-space"/>
-        </w:rPr>
-        <w:t> </w:t>
-      </w:r>
-      <w:r>
-        <w:t>точними</w:t>
-      </w:r>
-      <w:r>
-        <w:rPr>
-          <w:rStyle w:val="apple-converted-space"/>
-        </w:rPr>
-        <w:t> </w:t>
-      </w:r>
-      <w:r>
-        <w:t>значеннями</w:t>
-      </w:r>
-      <w:r>
-        <w:rPr>
-          <w:rStyle w:val="apple-converted-space"/>
-        </w:rPr>
-        <w:t> </w:t>
-      </w:r>
-      <w:r>
-        <w:t>функцій.</w:t>
+        <w:rPr>
+          <w:lang w:val="uk-UA"/>
+        </w:rPr>
+        <w:t>Розробка програм: складання алгоритмів, написання й налагодження коду, перевірка правильності виконання програм і розвʼязування практичних задач</w:t>
       </w:r>
     </w:p>
     <w:sectPr>
-      <w:headerReference w:type="even" r:id="rId46"/>
-      <w:headerReference w:type="default" r:id="rId47"/>
-      <w:footerReference w:type="even" r:id="rId48"/>
-      <w:footerReference w:type="default" r:id="rId49"/>
-      <w:headerReference w:type="first" r:id="rId50"/>
-      <w:footerReference w:type="first" r:id="rId51"/>
+      <w:headerReference w:type="even" r:id="rId52"/>
+      <w:headerReference w:type="default" r:id="rId53"/>
+      <w:headerReference w:type="first" r:id="rId54"/>
       <w:pgSz w:w="12240" w:h="15840"/>
       <w:pgMar w:top="1440" w:right="1440" w:bottom="1440" w:left="1440" w:header="720" w:footer="720" w:gutter="0"/>
       <w:cols w:space="720"/>
@@ -42453,36 +39908,6 @@
     </w:p>
   </w:endnote>
 </w:endnotes>
-</file>
-
-<file path=word/footer1.xml><?xml version="1.0" encoding="utf-8"?>
-<w:ftr xmlns:wpc="http://schemas.microsoft.com/office/word/2010/wordprocessingCanvas" xmlns:cx="http://schemas.microsoft.com/office/drawing/2014/chartex" xmlns:cx1="http://schemas.microsoft.com/office/drawing/2015/9/8/chartex" xmlns:cx2="http://schemas.microsoft.com/office/drawing/2015/10/21/chartex" xmlns:cx3="http://schemas.microsoft.com/office/drawing/2016/5/9/chartex" xmlns:cx4="http://schemas.microsoft.com/office/drawing/2016/5/10/chartex" xmlns:cx5="http://schemas.microsoft.com/office/drawing/2016/5/11/chartex" xmlns:cx6="http://schemas.microsoft.com/office/drawing/2016/5/12/chartex" xmlns:cx7="http://schemas.microsoft.com/office/drawing/2016/5/13/chartex" xmlns:cx8="http://schemas.microsoft.com/office/drawing/2016/5/14/chartex" xmlns:mc="http://schemas.openxmlformats.org/markup-compatibility/2006" xmlns:m="http://schemas.openxmlformats.org/officeDocument/2006/math" xmlns:aink="http://schemas.microsoft.com/office/drawing/2016/ink" xmlns:am3d="http://schemas.microsoft.com/office/drawing/2017/model3d" xmlns:oel="http://schemas.microsoft.com/office/2019/extlst" xmlns:r="http://schemas.openxmlformats.org/officeDocument/2006/relationships" xmlns:wp14="http://schemas.microsoft.com/office/word/2010/wordprocessingDrawing" xmlns:wp="http://schemas.openxmlformats.org/drawingml/2006/wordprocessingDrawing" xmlns:wpg="http://schemas.microsoft.com/office/word/2010/wordprocessingGroup" xmlns:wpi="http://schemas.microsoft.com/office/word/2010/wordprocessingInk" xmlns:wps="http://schemas.microsoft.com/office/word/2010/wordprocessingShape" xmlns:o="urn:schemas-microsoft-com:office:office" xmlns:v="urn:schemas-microsoft-com:vml" xmlns:w10="urn:schemas-microsoft-com:office:word" xmlns:w="http://schemas.openxmlformats.org/wordprocessingml/2006/main" xmlns:w14="http://schemas.microsoft.com/office/word/2010/wordml" xmlns:w15="http://schemas.microsoft.com/office/word/2012/wordml" xmlns:w16cex="http://schemas.microsoft.com/office/word/2018/wordml/cex" xmlns:w16cid="http://schemas.microsoft.com/office/word/2016/wordml/cid" xmlns:w16="http://schemas.microsoft.com/office/word/2018/wordml" xmlns:w16sdtdh="http://schemas.microsoft.com/office/word/2020/wordml/sdtdatahash" xmlns:w16sdtfl="http://schemas.microsoft.com/office/word/2024/wordml/sdtformatlock" xmlns:w16se="http://schemas.microsoft.com/office/word/2015/wordml/symex" xmlns:w16du="http://schemas.microsoft.com/office/word/2023/wordml/word16du" xmlns:wne="http://schemas.microsoft.com/office/word/2006/wordml" mc:Ignorable="w14 w15 w16se w16cid w16 w16cex w16sdtdh w16sdtfl w16du wp14">
-  <w:p>
-    <w:pPr>
-      <w:pStyle w:val="Footer"/>
-    </w:pPr>
-  </w:p>
-</w:ftr>
-</file>
-
-<file path=word/footer2.xml><?xml version="1.0" encoding="utf-8"?>
-<w:ftr xmlns:wpc="http://schemas.microsoft.com/office/word/2010/wordprocessingCanvas" xmlns:cx="http://schemas.microsoft.com/office/drawing/2014/chartex" xmlns:cx1="http://schemas.microsoft.com/office/drawing/2015/9/8/chartex" xmlns:cx2="http://schemas.microsoft.com/office/drawing/2015/10/21/chartex" xmlns:cx3="http://schemas.microsoft.com/office/drawing/2016/5/9/chartex" xmlns:cx4="http://schemas.microsoft.com/office/drawing/2016/5/10/chartex" xmlns:cx5="http://schemas.microsoft.com/office/drawing/2016/5/11/chartex" xmlns:cx6="http://schemas.microsoft.com/office/drawing/2016/5/12/chartex" xmlns:cx7="http://schemas.microsoft.com/office/drawing/2016/5/13/chartex" xmlns:cx8="http://schemas.microsoft.com/office/drawing/2016/5/14/chartex" xmlns:mc="http://schemas.openxmlformats.org/markup-compatibility/2006" xmlns:m="http://schemas.openxmlformats.org/officeDocument/2006/math" xmlns:aink="http://schemas.microsoft.com/office/drawing/2016/ink" xmlns:am3d="http://schemas.microsoft.com/office/drawing/2017/model3d" xmlns:oel="http://schemas.microsoft.com/office/2019/extlst" xmlns:r="http://schemas.openxmlformats.org/officeDocument/2006/relationships" xmlns:wp14="http://schemas.microsoft.com/office/word/2010/wordprocessingDrawing" xmlns:wp="http://schemas.openxmlformats.org/drawingml/2006/wordprocessingDrawing" xmlns:wpg="http://schemas.microsoft.com/office/word/2010/wordprocessingGroup" xmlns:wpi="http://schemas.microsoft.com/office/word/2010/wordprocessingInk" xmlns:wps="http://schemas.microsoft.com/office/word/2010/wordprocessingShape" xmlns:o="urn:schemas-microsoft-com:office:office" xmlns:v="urn:schemas-microsoft-com:vml" xmlns:w10="urn:schemas-microsoft-com:office:word" xmlns:w="http://schemas.openxmlformats.org/wordprocessingml/2006/main" xmlns:w14="http://schemas.microsoft.com/office/word/2010/wordml" xmlns:w15="http://schemas.microsoft.com/office/word/2012/wordml" xmlns:w16cex="http://schemas.microsoft.com/office/word/2018/wordml/cex" xmlns:w16cid="http://schemas.microsoft.com/office/word/2016/wordml/cid" xmlns:w16="http://schemas.microsoft.com/office/word/2018/wordml" xmlns:w16sdtdh="http://schemas.microsoft.com/office/word/2020/wordml/sdtdatahash" xmlns:w16sdtfl="http://schemas.microsoft.com/office/word/2024/wordml/sdtformatlock" xmlns:w16se="http://schemas.microsoft.com/office/word/2015/wordml/symex" xmlns:w16du="http://schemas.microsoft.com/office/word/2023/wordml/word16du" xmlns:wne="http://schemas.microsoft.com/office/word/2006/wordml" mc:Ignorable="w14 w15 w16se w16cid w16 w16cex w16sdtdh w16sdtfl w16du wp14">
-  <w:p>
-    <w:pPr>
-      <w:pStyle w:val="Footer"/>
-    </w:pPr>
-  </w:p>
-</w:ftr>
-</file>
-
-<file path=word/footer3.xml><?xml version="1.0" encoding="utf-8"?>
-<w:ftr xmlns:wpc="http://schemas.microsoft.com/office/word/2010/wordprocessingCanvas" xmlns:cx="http://schemas.microsoft.com/office/drawing/2014/chartex" xmlns:cx1="http://schemas.microsoft.com/office/drawing/2015/9/8/chartex" xmlns:cx2="http://schemas.microsoft.com/office/drawing/2015/10/21/chartex" xmlns:cx3="http://schemas.microsoft.com/office/drawing/2016/5/9/chartex" xmlns:cx4="http://schemas.microsoft.com/office/drawing/2016/5/10/chartex" xmlns:cx5="http://schemas.microsoft.com/office/drawing/2016/5/11/chartex" xmlns:cx6="http://schemas.microsoft.com/office/drawing/2016/5/12/chartex" xmlns:cx7="http://schemas.microsoft.com/office/drawing/2016/5/13/chartex" xmlns:cx8="http://schemas.microsoft.com/office/drawing/2016/5/14/chartex" xmlns:mc="http://schemas.openxmlformats.org/markup-compatibility/2006" xmlns:m="http://schemas.openxmlformats.org/officeDocument/2006/math" xmlns:aink="http://schemas.microsoft.com/office/drawing/2016/ink" xmlns:am3d="http://schemas.microsoft.com/office/drawing/2017/model3d" xmlns:oel="http://schemas.microsoft.com/office/2019/extlst" xmlns:r="http://schemas.openxmlformats.org/officeDocument/2006/relationships" xmlns:wp14="http://schemas.microsoft.com/office/word/2010/wordprocessingDrawing" xmlns:wp="http://schemas.openxmlformats.org/drawingml/2006/wordprocessingDrawing" xmlns:wpg="http://schemas.microsoft.com/office/word/2010/wordprocessingGroup" xmlns:wpi="http://schemas.microsoft.com/office/word/2010/wordprocessingInk" xmlns:wps="http://schemas.microsoft.com/office/word/2010/wordprocessingShape" xmlns:o="urn:schemas-microsoft-com:office:office" xmlns:v="urn:schemas-microsoft-com:vml" xmlns:w10="urn:schemas-microsoft-com:office:word" xmlns:w="http://schemas.openxmlformats.org/wordprocessingml/2006/main" xmlns:w14="http://schemas.microsoft.com/office/word/2010/wordml" xmlns:w15="http://schemas.microsoft.com/office/word/2012/wordml" xmlns:w16cex="http://schemas.microsoft.com/office/word/2018/wordml/cex" xmlns:w16cid="http://schemas.microsoft.com/office/word/2016/wordml/cid" xmlns:w16="http://schemas.microsoft.com/office/word/2018/wordml" xmlns:w16sdtdh="http://schemas.microsoft.com/office/word/2020/wordml/sdtdatahash" xmlns:w16sdtfl="http://schemas.microsoft.com/office/word/2024/wordml/sdtformatlock" xmlns:w16se="http://schemas.microsoft.com/office/word/2015/wordml/symex" xmlns:w16du="http://schemas.microsoft.com/office/word/2023/wordml/word16du" xmlns:wne="http://schemas.microsoft.com/office/word/2006/wordml" mc:Ignorable="w14 w15 w16se w16cid w16 w16cex w16sdtdh w16sdtfl w16du wp14">
-  <w:p>
-    <w:pPr>
-      <w:pStyle w:val="Footer"/>
-    </w:pPr>
-  </w:p>
-</w:ftr>
 </file>
 
 <file path=word/footnotes.xml><?xml version="1.0" encoding="utf-8"?>
@@ -43335,6 +40760,155 @@
     </w:lvl>
   </w:abstractNum>
   <w:abstractNum w:abstractNumId="6" w15:restartNumberingAfterBreak="0">
+    <w:nsid w:val="15C44413"/>
+    <w:multiLevelType w:val="multilevel"/>
+    <w:tmpl w:val="7DB63642"/>
+    <w:lvl w:ilvl="0">
+      <w:start w:val="1"/>
+      <w:numFmt w:val="bullet"/>
+      <w:lvlText w:val=""/>
+      <w:lvlJc w:val="left"/>
+      <w:pPr>
+        <w:tabs>
+          <w:tab w:val="num" w:pos="720"/>
+        </w:tabs>
+        <w:ind w:left="720" w:hanging="360"/>
+      </w:pPr>
+      <w:rPr>
+        <w:rFonts w:ascii="Symbol" w:hAnsi="Symbol" w:hint="default"/>
+        <w:sz w:val="20"/>
+      </w:rPr>
+    </w:lvl>
+    <w:lvl w:ilvl="1" w:tentative="1">
+      <w:start w:val="1"/>
+      <w:numFmt w:val="bullet"/>
+      <w:lvlText w:val="o"/>
+      <w:lvlJc w:val="left"/>
+      <w:pPr>
+        <w:tabs>
+          <w:tab w:val="num" w:pos="1440"/>
+        </w:tabs>
+        <w:ind w:left="1440" w:hanging="360"/>
+      </w:pPr>
+      <w:rPr>
+        <w:rFonts w:ascii="Courier New" w:hAnsi="Courier New" w:hint="default"/>
+        <w:sz w:val="20"/>
+      </w:rPr>
+    </w:lvl>
+    <w:lvl w:ilvl="2" w:tentative="1">
+      <w:start w:val="1"/>
+      <w:numFmt w:val="bullet"/>
+      <w:lvlText w:val=""/>
+      <w:lvlJc w:val="left"/>
+      <w:pPr>
+        <w:tabs>
+          <w:tab w:val="num" w:pos="2160"/>
+        </w:tabs>
+        <w:ind w:left="2160" w:hanging="360"/>
+      </w:pPr>
+      <w:rPr>
+        <w:rFonts w:ascii="Wingdings" w:hAnsi="Wingdings" w:hint="default"/>
+        <w:sz w:val="20"/>
+      </w:rPr>
+    </w:lvl>
+    <w:lvl w:ilvl="3" w:tentative="1">
+      <w:start w:val="1"/>
+      <w:numFmt w:val="bullet"/>
+      <w:lvlText w:val=""/>
+      <w:lvlJc w:val="left"/>
+      <w:pPr>
+        <w:tabs>
+          <w:tab w:val="num" w:pos="2880"/>
+        </w:tabs>
+        <w:ind w:left="2880" w:hanging="360"/>
+      </w:pPr>
+      <w:rPr>
+        <w:rFonts w:ascii="Wingdings" w:hAnsi="Wingdings" w:hint="default"/>
+        <w:sz w:val="20"/>
+      </w:rPr>
+    </w:lvl>
+    <w:lvl w:ilvl="4" w:tentative="1">
+      <w:start w:val="1"/>
+      <w:numFmt w:val="bullet"/>
+      <w:lvlText w:val=""/>
+      <w:lvlJc w:val="left"/>
+      <w:pPr>
+        <w:tabs>
+          <w:tab w:val="num" w:pos="3600"/>
+        </w:tabs>
+        <w:ind w:left="3600" w:hanging="360"/>
+      </w:pPr>
+      <w:rPr>
+        <w:rFonts w:ascii="Wingdings" w:hAnsi="Wingdings" w:hint="default"/>
+        <w:sz w:val="20"/>
+      </w:rPr>
+    </w:lvl>
+    <w:lvl w:ilvl="5" w:tentative="1">
+      <w:start w:val="1"/>
+      <w:numFmt w:val="bullet"/>
+      <w:lvlText w:val=""/>
+      <w:lvlJc w:val="left"/>
+      <w:pPr>
+        <w:tabs>
+          <w:tab w:val="num" w:pos="4320"/>
+        </w:tabs>
+        <w:ind w:left="4320" w:hanging="360"/>
+      </w:pPr>
+      <w:rPr>
+        <w:rFonts w:ascii="Wingdings" w:hAnsi="Wingdings" w:hint="default"/>
+        <w:sz w:val="20"/>
+      </w:rPr>
+    </w:lvl>
+    <w:lvl w:ilvl="6" w:tentative="1">
+      <w:start w:val="1"/>
+      <w:numFmt w:val="bullet"/>
+      <w:lvlText w:val=""/>
+      <w:lvlJc w:val="left"/>
+      <w:pPr>
+        <w:tabs>
+          <w:tab w:val="num" w:pos="5040"/>
+        </w:tabs>
+        <w:ind w:left="5040" w:hanging="360"/>
+      </w:pPr>
+      <w:rPr>
+        <w:rFonts w:ascii="Wingdings" w:hAnsi="Wingdings" w:hint="default"/>
+        <w:sz w:val="20"/>
+      </w:rPr>
+    </w:lvl>
+    <w:lvl w:ilvl="7" w:tentative="1">
+      <w:start w:val="1"/>
+      <w:numFmt w:val="bullet"/>
+      <w:lvlText w:val=""/>
+      <w:lvlJc w:val="left"/>
+      <w:pPr>
+        <w:tabs>
+          <w:tab w:val="num" w:pos="5760"/>
+        </w:tabs>
+        <w:ind w:left="5760" w:hanging="360"/>
+      </w:pPr>
+      <w:rPr>
+        <w:rFonts w:ascii="Wingdings" w:hAnsi="Wingdings" w:hint="default"/>
+        <w:sz w:val="20"/>
+      </w:rPr>
+    </w:lvl>
+    <w:lvl w:ilvl="8" w:tentative="1">
+      <w:start w:val="1"/>
+      <w:numFmt w:val="bullet"/>
+      <w:lvlText w:val=""/>
+      <w:lvlJc w:val="left"/>
+      <w:pPr>
+        <w:tabs>
+          <w:tab w:val="num" w:pos="6480"/>
+        </w:tabs>
+        <w:ind w:left="6480" w:hanging="360"/>
+      </w:pPr>
+      <w:rPr>
+        <w:rFonts w:ascii="Wingdings" w:hAnsi="Wingdings" w:hint="default"/>
+        <w:sz w:val="20"/>
+      </w:rPr>
+    </w:lvl>
+  </w:abstractNum>
+  <w:abstractNum w:abstractNumId="7" w15:restartNumberingAfterBreak="0">
     <w:nsid w:val="15C83EB9"/>
     <w:multiLevelType w:val="hybridMultilevel"/>
     <w:tmpl w:val="ED9E8C70"/>
@@ -43458,7 +41032,7 @@
       </w:rPr>
     </w:lvl>
   </w:abstractNum>
-  <w:abstractNum w:abstractNumId="7" w15:restartNumberingAfterBreak="0">
+  <w:abstractNum w:abstractNumId="8" w15:restartNumberingAfterBreak="0">
     <w:nsid w:val="179D27B9"/>
     <w:multiLevelType w:val="multilevel"/>
     <w:tmpl w:val="2BCED8C4"/>
@@ -43607,7 +41181,7 @@
       </w:rPr>
     </w:lvl>
   </w:abstractNum>
-  <w:abstractNum w:abstractNumId="8" w15:restartNumberingAfterBreak="0">
+  <w:abstractNum w:abstractNumId="9" w15:restartNumberingAfterBreak="0">
     <w:nsid w:val="19242AC1"/>
     <w:multiLevelType w:val="hybridMultilevel"/>
     <w:tmpl w:val="F46439EA"/>
@@ -43720,7 +41294,120 @@
       </w:rPr>
     </w:lvl>
   </w:abstractNum>
-  <w:abstractNum w:abstractNumId="9" w15:restartNumberingAfterBreak="0">
+  <w:abstractNum w:abstractNumId="10" w15:restartNumberingAfterBreak="0">
+    <w:nsid w:val="193130E8"/>
+    <w:multiLevelType w:val="hybridMultilevel"/>
+    <w:tmpl w:val="3D429038"/>
+    <w:lvl w:ilvl="0" w:tplc="43522CB4">
+      <w:start w:val="1"/>
+      <w:numFmt w:val="bullet"/>
+      <w:lvlText w:val="-"/>
+      <w:lvlJc w:val="left"/>
+      <w:pPr>
+        <w:ind w:left="1080" w:hanging="360"/>
+      </w:pPr>
+      <w:rPr>
+        <w:rFonts w:ascii="Times New Roman" w:eastAsiaTheme="minorHAnsi" w:hAnsi="Times New Roman" w:cs="Times New Roman" w:hint="default"/>
+      </w:rPr>
+    </w:lvl>
+    <w:lvl w:ilvl="1" w:tplc="04090003" w:tentative="1">
+      <w:start w:val="1"/>
+      <w:numFmt w:val="bullet"/>
+      <w:lvlText w:val="o"/>
+      <w:lvlJc w:val="left"/>
+      <w:pPr>
+        <w:ind w:left="1800" w:hanging="360"/>
+      </w:pPr>
+      <w:rPr>
+        <w:rFonts w:ascii="Courier New" w:hAnsi="Courier New" w:cs="Courier New" w:hint="default"/>
+      </w:rPr>
+    </w:lvl>
+    <w:lvl w:ilvl="2" w:tplc="04090005" w:tentative="1">
+      <w:start w:val="1"/>
+      <w:numFmt w:val="bullet"/>
+      <w:lvlText w:val=""/>
+      <w:lvlJc w:val="left"/>
+      <w:pPr>
+        <w:ind w:left="2520" w:hanging="360"/>
+      </w:pPr>
+      <w:rPr>
+        <w:rFonts w:ascii="Wingdings" w:hAnsi="Wingdings" w:hint="default"/>
+      </w:rPr>
+    </w:lvl>
+    <w:lvl w:ilvl="3" w:tplc="04090001" w:tentative="1">
+      <w:start w:val="1"/>
+      <w:numFmt w:val="bullet"/>
+      <w:lvlText w:val=""/>
+      <w:lvlJc w:val="left"/>
+      <w:pPr>
+        <w:ind w:left="3240" w:hanging="360"/>
+      </w:pPr>
+      <w:rPr>
+        <w:rFonts w:ascii="Symbol" w:hAnsi="Symbol" w:hint="default"/>
+      </w:rPr>
+    </w:lvl>
+    <w:lvl w:ilvl="4" w:tplc="04090003" w:tentative="1">
+      <w:start w:val="1"/>
+      <w:numFmt w:val="bullet"/>
+      <w:lvlText w:val="o"/>
+      <w:lvlJc w:val="left"/>
+      <w:pPr>
+        <w:ind w:left="3960" w:hanging="360"/>
+      </w:pPr>
+      <w:rPr>
+        <w:rFonts w:ascii="Courier New" w:hAnsi="Courier New" w:cs="Courier New" w:hint="default"/>
+      </w:rPr>
+    </w:lvl>
+    <w:lvl w:ilvl="5" w:tplc="04090005" w:tentative="1">
+      <w:start w:val="1"/>
+      <w:numFmt w:val="bullet"/>
+      <w:lvlText w:val=""/>
+      <w:lvlJc w:val="left"/>
+      <w:pPr>
+        <w:ind w:left="4680" w:hanging="360"/>
+      </w:pPr>
+      <w:rPr>
+        <w:rFonts w:ascii="Wingdings" w:hAnsi="Wingdings" w:hint="default"/>
+      </w:rPr>
+    </w:lvl>
+    <w:lvl w:ilvl="6" w:tplc="04090001" w:tentative="1">
+      <w:start w:val="1"/>
+      <w:numFmt w:val="bullet"/>
+      <w:lvlText w:val=""/>
+      <w:lvlJc w:val="left"/>
+      <w:pPr>
+        <w:ind w:left="5400" w:hanging="360"/>
+      </w:pPr>
+      <w:rPr>
+        <w:rFonts w:ascii="Symbol" w:hAnsi="Symbol" w:hint="default"/>
+      </w:rPr>
+    </w:lvl>
+    <w:lvl w:ilvl="7" w:tplc="04090003" w:tentative="1">
+      <w:start w:val="1"/>
+      <w:numFmt w:val="bullet"/>
+      <w:lvlText w:val="o"/>
+      <w:lvlJc w:val="left"/>
+      <w:pPr>
+        <w:ind w:left="6120" w:hanging="360"/>
+      </w:pPr>
+      <w:rPr>
+        <w:rFonts w:ascii="Courier New" w:hAnsi="Courier New" w:cs="Courier New" w:hint="default"/>
+      </w:rPr>
+    </w:lvl>
+    <w:lvl w:ilvl="8" w:tplc="04090005" w:tentative="1">
+      <w:start w:val="1"/>
+      <w:numFmt w:val="bullet"/>
+      <w:lvlText w:val=""/>
+      <w:lvlJc w:val="left"/>
+      <w:pPr>
+        <w:ind w:left="6840" w:hanging="360"/>
+      </w:pPr>
+      <w:rPr>
+        <w:rFonts w:ascii="Wingdings" w:hAnsi="Wingdings" w:hint="default"/>
+      </w:rPr>
+    </w:lvl>
+  </w:abstractNum>
+  <w:abstractNum w:abstractNumId="11" w15:restartNumberingAfterBreak="0">
     <w:nsid w:val="280636B3"/>
     <w:multiLevelType w:val="multilevel"/>
     <w:tmpl w:val="6F5207F2"/>
@@ -43869,7 +41556,7 @@
       </w:rPr>
     </w:lvl>
   </w:abstractNum>
-  <w:abstractNum w:abstractNumId="10" w15:restartNumberingAfterBreak="0">
+  <w:abstractNum w:abstractNumId="12" w15:restartNumberingAfterBreak="0">
     <w:nsid w:val="28A862DF"/>
     <w:multiLevelType w:val="multilevel"/>
     <w:tmpl w:val="804C7A1E"/>
@@ -44018,7 +41705,7 @@
       </w:rPr>
     </w:lvl>
   </w:abstractNum>
-  <w:abstractNum w:abstractNumId="11" w15:restartNumberingAfterBreak="0">
+  <w:abstractNum w:abstractNumId="13" w15:restartNumberingAfterBreak="0">
     <w:nsid w:val="2AF252DB"/>
     <w:multiLevelType w:val="multilevel"/>
     <w:tmpl w:val="E60C1560"/>
@@ -44167,7 +41854,7 @@
       </w:rPr>
     </w:lvl>
   </w:abstractNum>
-  <w:abstractNum w:abstractNumId="12" w15:restartNumberingAfterBreak="0">
+  <w:abstractNum w:abstractNumId="14" w15:restartNumberingAfterBreak="0">
     <w:nsid w:val="2C0F6696"/>
     <w:multiLevelType w:val="hybridMultilevel"/>
     <w:tmpl w:val="B6A2DA9C"/>
@@ -44296,7 +41983,7 @@
       </w:rPr>
     </w:lvl>
   </w:abstractNum>
-  <w:abstractNum w:abstractNumId="13" w15:restartNumberingAfterBreak="0">
+  <w:abstractNum w:abstractNumId="15" w15:restartNumberingAfterBreak="0">
     <w:nsid w:val="2E8978F0"/>
     <w:multiLevelType w:val="hybridMultilevel"/>
     <w:tmpl w:val="E3E66F80"/>
@@ -44385,7 +42072,7 @@
       </w:pPr>
     </w:lvl>
   </w:abstractNum>
-  <w:abstractNum w:abstractNumId="14" w15:restartNumberingAfterBreak="0">
+  <w:abstractNum w:abstractNumId="16" w15:restartNumberingAfterBreak="0">
     <w:nsid w:val="315B3163"/>
     <w:multiLevelType w:val="hybridMultilevel"/>
     <w:tmpl w:val="A798F59A"/>
@@ -44474,7 +42161,7 @@
       </w:pPr>
     </w:lvl>
   </w:abstractNum>
-  <w:abstractNum w:abstractNumId="15" w15:restartNumberingAfterBreak="0">
+  <w:abstractNum w:abstractNumId="17" w15:restartNumberingAfterBreak="0">
     <w:nsid w:val="3E145610"/>
     <w:multiLevelType w:val="multilevel"/>
     <w:tmpl w:val="CBF87620"/>
@@ -44587,7 +42274,7 @@
       </w:pPr>
     </w:lvl>
   </w:abstractNum>
-  <w:abstractNum w:abstractNumId="16" w15:restartNumberingAfterBreak="0">
+  <w:abstractNum w:abstractNumId="18" w15:restartNumberingAfterBreak="0">
     <w:nsid w:val="4539628C"/>
     <w:multiLevelType w:val="hybridMultilevel"/>
     <w:tmpl w:val="DB5CF610"/>
@@ -44597,7 +42284,7 @@
       <w:lvlText w:val="%1)"/>
       <w:lvlJc w:val="left"/>
       <w:pPr>
-        <w:ind w:left="720" w:hanging="360"/>
+        <w:ind w:left="360" w:hanging="360"/>
       </w:pPr>
       <w:rPr>
         <w:rFonts w:hint="default"/>
@@ -44609,7 +42296,7 @@
       <w:lvlText w:val="%2."/>
       <w:lvlJc w:val="left"/>
       <w:pPr>
-        <w:ind w:left="1440" w:hanging="360"/>
+        <w:ind w:left="1080" w:hanging="360"/>
       </w:pPr>
     </w:lvl>
     <w:lvl w:ilvl="2" w:tplc="0409001B" w:tentative="1">
@@ -44618,7 +42305,7 @@
       <w:lvlText w:val="%3."/>
       <w:lvlJc w:val="right"/>
       <w:pPr>
-        <w:ind w:left="2160" w:hanging="180"/>
+        <w:ind w:left="1800" w:hanging="180"/>
       </w:pPr>
     </w:lvl>
     <w:lvl w:ilvl="3" w:tplc="0409000F" w:tentative="1">
@@ -44627,7 +42314,7 @@
       <w:lvlText w:val="%4."/>
       <w:lvlJc w:val="left"/>
       <w:pPr>
-        <w:ind w:left="2880" w:hanging="360"/>
+        <w:ind w:left="2520" w:hanging="360"/>
       </w:pPr>
     </w:lvl>
     <w:lvl w:ilvl="4" w:tplc="04090019" w:tentative="1">
@@ -44636,7 +42323,7 @@
       <w:lvlText w:val="%5."/>
       <w:lvlJc w:val="left"/>
       <w:pPr>
-        <w:ind w:left="3600" w:hanging="360"/>
+        <w:ind w:left="3240" w:hanging="360"/>
       </w:pPr>
     </w:lvl>
     <w:lvl w:ilvl="5" w:tplc="0409001B" w:tentative="1">
@@ -44645,7 +42332,7 @@
       <w:lvlText w:val="%6."/>
       <w:lvlJc w:val="right"/>
       <w:pPr>
-        <w:ind w:left="4320" w:hanging="180"/>
+        <w:ind w:left="3960" w:hanging="180"/>
       </w:pPr>
     </w:lvl>
     <w:lvl w:ilvl="6" w:tplc="0409000F" w:tentative="1">
@@ -44654,7 +42341,7 @@
       <w:lvlText w:val="%7."/>
       <w:lvlJc w:val="left"/>
       <w:pPr>
-        <w:ind w:left="5040" w:hanging="360"/>
+        <w:ind w:left="4680" w:hanging="360"/>
       </w:pPr>
     </w:lvl>
     <w:lvl w:ilvl="7" w:tplc="04090019" w:tentative="1">
@@ -44663,7 +42350,7 @@
       <w:lvlText w:val="%8."/>
       <w:lvlJc w:val="left"/>
       <w:pPr>
-        <w:ind w:left="5760" w:hanging="360"/>
+        <w:ind w:left="5400" w:hanging="360"/>
       </w:pPr>
     </w:lvl>
     <w:lvl w:ilvl="8" w:tplc="0409001B" w:tentative="1">
@@ -44672,11 +42359,11 @@
       <w:lvlText w:val="%9."/>
       <w:lvlJc w:val="right"/>
       <w:pPr>
-        <w:ind w:left="6480" w:hanging="180"/>
+        <w:ind w:left="6120" w:hanging="180"/>
       </w:pPr>
     </w:lvl>
   </w:abstractNum>
-  <w:abstractNum w:abstractNumId="17" w15:restartNumberingAfterBreak="0">
+  <w:abstractNum w:abstractNumId="19" w15:restartNumberingAfterBreak="0">
     <w:nsid w:val="53EF5189"/>
     <w:multiLevelType w:val="multilevel"/>
     <w:tmpl w:val="78886316"/>
@@ -44825,7 +42512,7 @@
       </w:rPr>
     </w:lvl>
   </w:abstractNum>
-  <w:abstractNum w:abstractNumId="18" w15:restartNumberingAfterBreak="0">
+  <w:abstractNum w:abstractNumId="20" w15:restartNumberingAfterBreak="0">
     <w:nsid w:val="57343EF7"/>
     <w:multiLevelType w:val="multilevel"/>
     <w:tmpl w:val="A5FEA512"/>
@@ -44937,7 +42624,7 @@
       </w:rPr>
     </w:lvl>
   </w:abstractNum>
-  <w:abstractNum w:abstractNumId="19" w15:restartNumberingAfterBreak="0">
+  <w:abstractNum w:abstractNumId="21" w15:restartNumberingAfterBreak="0">
     <w:nsid w:val="57774518"/>
     <w:multiLevelType w:val="hybridMultilevel"/>
     <w:tmpl w:val="E102BF84"/>
@@ -45069,7 +42756,7 @@
       </w:rPr>
     </w:lvl>
   </w:abstractNum>
-  <w:abstractNum w:abstractNumId="20" w15:restartNumberingAfterBreak="0">
+  <w:abstractNum w:abstractNumId="22" w15:restartNumberingAfterBreak="0">
     <w:nsid w:val="6A3C4735"/>
     <w:multiLevelType w:val="hybridMultilevel"/>
     <w:tmpl w:val="D76E2A16"/>
@@ -45158,7 +42845,7 @@
       </w:pPr>
     </w:lvl>
   </w:abstractNum>
-  <w:abstractNum w:abstractNumId="21" w15:restartNumberingAfterBreak="0">
+  <w:abstractNum w:abstractNumId="23" w15:restartNumberingAfterBreak="0">
     <w:nsid w:val="6BC9396F"/>
     <w:multiLevelType w:val="hybridMultilevel"/>
     <w:tmpl w:val="D73CB636"/>
@@ -45271,7 +42958,7 @@
       </w:rPr>
     </w:lvl>
   </w:abstractNum>
-  <w:abstractNum w:abstractNumId="22" w15:restartNumberingAfterBreak="0">
+  <w:abstractNum w:abstractNumId="24" w15:restartNumberingAfterBreak="0">
     <w:nsid w:val="6C9616B5"/>
     <w:multiLevelType w:val="multilevel"/>
     <w:tmpl w:val="C78A9F02"/>
@@ -45420,7 +43107,7 @@
       </w:rPr>
     </w:lvl>
   </w:abstractNum>
-  <w:abstractNum w:abstractNumId="23" w15:restartNumberingAfterBreak="0">
+  <w:abstractNum w:abstractNumId="25" w15:restartNumberingAfterBreak="0">
     <w:nsid w:val="6DB0439C"/>
     <w:multiLevelType w:val="multilevel"/>
     <w:tmpl w:val="DE12D9D8"/>
@@ -45569,7 +43256,7 @@
       </w:rPr>
     </w:lvl>
   </w:abstractNum>
-  <w:abstractNum w:abstractNumId="24" w15:restartNumberingAfterBreak="0">
+  <w:abstractNum w:abstractNumId="26" w15:restartNumberingAfterBreak="0">
     <w:nsid w:val="6DF75D37"/>
     <w:multiLevelType w:val="hybridMultilevel"/>
     <w:tmpl w:val="9210D76A"/>
@@ -45707,7 +43394,7 @@
       </w:rPr>
     </w:lvl>
   </w:abstractNum>
-  <w:abstractNum w:abstractNumId="25" w15:restartNumberingAfterBreak="0">
+  <w:abstractNum w:abstractNumId="27" w15:restartNumberingAfterBreak="0">
     <w:nsid w:val="70856EB7"/>
     <w:multiLevelType w:val="multilevel"/>
     <w:tmpl w:val="9CFA94B6"/>
@@ -45820,7 +43507,7 @@
       </w:pPr>
     </w:lvl>
   </w:abstractNum>
-  <w:abstractNum w:abstractNumId="26" w15:restartNumberingAfterBreak="0">
+  <w:abstractNum w:abstractNumId="28" w15:restartNumberingAfterBreak="0">
     <w:nsid w:val="722B38EC"/>
     <w:multiLevelType w:val="multilevel"/>
     <w:tmpl w:val="0D3E649E"/>
@@ -45969,7 +43656,7 @@
       </w:rPr>
     </w:lvl>
   </w:abstractNum>
-  <w:abstractNum w:abstractNumId="27" w15:restartNumberingAfterBreak="0">
+  <w:abstractNum w:abstractNumId="29" w15:restartNumberingAfterBreak="0">
     <w:nsid w:val="789A7079"/>
     <w:multiLevelType w:val="hybridMultilevel"/>
     <w:tmpl w:val="FA78746C"/>
@@ -46082,7 +43769,7 @@
       </w:rPr>
     </w:lvl>
   </w:abstractNum>
-  <w:abstractNum w:abstractNumId="28" w15:restartNumberingAfterBreak="0">
+  <w:abstractNum w:abstractNumId="30" w15:restartNumberingAfterBreak="0">
     <w:nsid w:val="7A8216FE"/>
     <w:multiLevelType w:val="hybridMultilevel"/>
     <w:tmpl w:val="9BE06618"/>
@@ -46204,91 +43891,97 @@
     </w:lvl>
   </w:abstractNum>
   <w:num w:numId="1" w16cid:durableId="1969049631">
-    <w:abstractNumId w:val="13"/>
+    <w:abstractNumId w:val="15"/>
   </w:num>
   <w:num w:numId="2" w16cid:durableId="1099106093">
-    <w:abstractNumId w:val="25"/>
+    <w:abstractNumId w:val="27"/>
   </w:num>
   <w:num w:numId="3" w16cid:durableId="684593398">
     <w:abstractNumId w:val="1"/>
   </w:num>
   <w:num w:numId="4" w16cid:durableId="172839299">
-    <w:abstractNumId w:val="15"/>
+    <w:abstractNumId w:val="17"/>
   </w:num>
   <w:num w:numId="5" w16cid:durableId="988558514">
-    <w:abstractNumId w:val="22"/>
+    <w:abstractNumId w:val="24"/>
   </w:num>
   <w:num w:numId="6" w16cid:durableId="132990260">
     <w:abstractNumId w:val="5"/>
   </w:num>
   <w:num w:numId="7" w16cid:durableId="939416031">
-    <w:abstractNumId w:val="10"/>
+    <w:abstractNumId w:val="12"/>
   </w:num>
   <w:num w:numId="8" w16cid:durableId="1246498814">
-    <w:abstractNumId w:val="20"/>
+    <w:abstractNumId w:val="22"/>
   </w:num>
   <w:num w:numId="9" w16cid:durableId="1307203410">
-    <w:abstractNumId w:val="17"/>
+    <w:abstractNumId w:val="19"/>
   </w:num>
   <w:num w:numId="10" w16cid:durableId="649986399">
-    <w:abstractNumId w:val="11"/>
+    <w:abstractNumId w:val="13"/>
   </w:num>
   <w:num w:numId="11" w16cid:durableId="1951861189">
-    <w:abstractNumId w:val="23"/>
+    <w:abstractNumId w:val="25"/>
   </w:num>
   <w:num w:numId="12" w16cid:durableId="196311583">
-    <w:abstractNumId w:val="9"/>
+    <w:abstractNumId w:val="11"/>
   </w:num>
   <w:num w:numId="13" w16cid:durableId="1030181186">
     <w:abstractNumId w:val="2"/>
   </w:num>
   <w:num w:numId="14" w16cid:durableId="1844126780">
-    <w:abstractNumId w:val="16"/>
+    <w:abstractNumId w:val="18"/>
   </w:num>
   <w:num w:numId="15" w16cid:durableId="1056705462">
-    <w:abstractNumId w:val="27"/>
+    <w:abstractNumId w:val="29"/>
   </w:num>
   <w:num w:numId="16" w16cid:durableId="1406881408">
-    <w:abstractNumId w:val="14"/>
+    <w:abstractNumId w:val="16"/>
   </w:num>
   <w:num w:numId="17" w16cid:durableId="469708382">
     <w:abstractNumId w:val="4"/>
   </w:num>
   <w:num w:numId="18" w16cid:durableId="1431857845">
-    <w:abstractNumId w:val="19"/>
+    <w:abstractNumId w:val="21"/>
   </w:num>
   <w:num w:numId="19" w16cid:durableId="934241747">
-    <w:abstractNumId w:val="26"/>
+    <w:abstractNumId w:val="28"/>
   </w:num>
   <w:num w:numId="20" w16cid:durableId="1037967893">
-    <w:abstractNumId w:val="7"/>
+    <w:abstractNumId w:val="8"/>
   </w:num>
   <w:num w:numId="21" w16cid:durableId="685207014">
     <w:abstractNumId w:val="0"/>
   </w:num>
   <w:num w:numId="22" w16cid:durableId="1878616193">
-    <w:abstractNumId w:val="21"/>
+    <w:abstractNumId w:val="23"/>
   </w:num>
   <w:num w:numId="23" w16cid:durableId="578373188">
-    <w:abstractNumId w:val="8"/>
+    <w:abstractNumId w:val="9"/>
   </w:num>
   <w:num w:numId="24" w16cid:durableId="1850682456">
-    <w:abstractNumId w:val="28"/>
+    <w:abstractNumId w:val="30"/>
   </w:num>
   <w:num w:numId="25" w16cid:durableId="2071536545">
     <w:abstractNumId w:val="3"/>
   </w:num>
   <w:num w:numId="26" w16cid:durableId="473110139">
-    <w:abstractNumId w:val="24"/>
+    <w:abstractNumId w:val="26"/>
   </w:num>
   <w:num w:numId="27" w16cid:durableId="566302772">
-    <w:abstractNumId w:val="6"/>
+    <w:abstractNumId w:val="7"/>
   </w:num>
   <w:num w:numId="28" w16cid:durableId="962886280">
-    <w:abstractNumId w:val="12"/>
+    <w:abstractNumId w:val="14"/>
   </w:num>
   <w:num w:numId="29" w16cid:durableId="1268851562">
-    <w:abstractNumId w:val="18"/>
+    <w:abstractNumId w:val="20"/>
+  </w:num>
+  <w:num w:numId="30" w16cid:durableId="196359221">
+    <w:abstractNumId w:val="10"/>
+  </w:num>
+  <w:num w:numId="31" w16cid:durableId="1884714061">
+    <w:abstractNumId w:val="6"/>
   </w:num>
 </w:numbering>
 </file>
